--- a/system/src/main/resources/templates/document/msds/MSDS-COMMON.docx
+++ b/system/src/main/resources/templates/document/msds/MSDS-COMMON.docx
@@ -184,7 +184,23 @@
                 <w:b/>
                 <w:sz w:val="36"/>
               </w:rPr>
-              <w:t xml:space="preserve">{{+产品中文名称}}</w:t>
+              <w:t>{{编号}}</w:t>
+            </w:r>
+            <w:r>
+              <w:rPr>
+                <w:rFonts w:hint="eastAsia" w:ascii="Arial" w:hAnsi="Arial" w:eastAsia="微软雅黑"/>
+                <w:b/>
+                <w:sz w:val="36"/>
+                <w:lang w:val="en-US" w:eastAsia="zh-CN"/>
+              </w:rPr>
+            </w:r>
+            <w:r>
+              <w:rPr>
+                <w:rFonts w:hint="eastAsia" w:ascii="Arial" w:hAnsi="Arial" w:eastAsia="微软雅黑"/>
+                <w:b/>
+                <w:sz w:val="36"/>
+                <w:lang w:val="en-US" w:eastAsia="zh-CN"/>
+              </w:rPr>
             </w:r>
           </w:p>
         </w:tc>
@@ -243,7 +259,7 @@
                 <w:color w:val="262626"/>
                 <w:sz w:val="18"/>
               </w:rPr>
-              <w:t>版本号：V</w:t>
+              <w:t>版本号：{{版本号}}</w:t>
             </w:r>
             <w:r>
               <w:rPr>
@@ -252,7 +268,6 @@
                 <w:sz w:val="18"/>
                 <w:lang w:val="en-US" w:eastAsia="zh-CN"/>
               </w:rPr>
-              <w:t>1</w:t>
             </w:r>
             <w:r>
               <w:rPr>
@@ -260,7 +275,6 @@
                 <w:color w:val="262626"/>
                 <w:sz w:val="18"/>
               </w:rPr>
-              <w:t>.0.0.1</w:t>
             </w:r>
           </w:p>
         </w:tc>
@@ -319,7 +333,7 @@
                 <w:color w:val="262626"/>
                 <w:sz w:val="18"/>
               </w:rPr>
-              <w:t xml:space="preserve">报告编号：MEP </w:t>
+              <w:t>报告编号：{{报告编号}}</w:t>
             </w:r>
             <w:r>
               <w:rPr>
@@ -327,7 +341,6 @@
                 <w:color w:val="262626"/>
                 <w:sz w:val="18"/>
               </w:rPr>
-              <w:t>33</w:t>
             </w:r>
             <w:r>
               <w:rPr>
@@ -335,7 +348,6 @@
                 <w:color w:val="262626"/>
                 <w:sz w:val="18"/>
               </w:rPr>
-              <w:t>40001A</w:t>
             </w:r>
           </w:p>
         </w:tc>
@@ -395,7 +407,7 @@
                 <w:color w:val="262626"/>
                 <w:sz w:val="18"/>
               </w:rPr>
-              <w:t>编制日期：</w:t>
+              <w:t>编制日期：{{编制日期}}</w:t>
             </w:r>
             <w:r>
               <w:rPr>
@@ -404,7 +416,6 @@
                 <w:sz w:val="18"/>
                 <w:lang w:val="en-US" w:eastAsia="zh-CN"/>
               </w:rPr>
-              <w:t>{{第16部分 其他信息.编制日期}}</w:t>
             </w:r>
             <w:r>
               <w:rPr>
@@ -412,7 +423,6 @@
                 <w:color w:val="262626"/>
                 <w:sz w:val="18"/>
               </w:rPr>
-              <w:t/>
             </w:r>
             <w:r>
               <w:rPr>
@@ -421,7 +431,6 @@
                 <w:sz w:val="18"/>
                 <w:lang w:val="en-US" w:eastAsia="zh-CN"/>
               </w:rPr>
-              <w:t/>
             </w:r>
             <w:r>
               <w:rPr>
@@ -429,7 +438,6 @@
                 <w:color w:val="262626"/>
                 <w:sz w:val="18"/>
               </w:rPr>
-              <w:t/>
             </w:r>
             <w:r>
               <w:rPr>
@@ -438,7 +446,6 @@
                 <w:sz w:val="18"/>
                 <w:lang w:val="en-US" w:eastAsia="zh-CN"/>
               </w:rPr>
-              <w:t/>
             </w:r>
           </w:p>
         </w:tc>
@@ -495,7 +502,7 @@
                 <w:color w:val="262626"/>
                 <w:sz w:val="18"/>
               </w:rPr>
-              <w:t>修订日期：</w:t>
+              <w:t>修订日期：{{修订日期}}</w:t>
             </w:r>
             <w:r>
               <w:rPr>
@@ -504,7 +511,6 @@
                 <w:sz w:val="18"/>
                 <w:lang w:val="en-US" w:eastAsia="zh-CN"/>
               </w:rPr>
-              <w:t>{{第16部分 其他信息.修订日期}}</w:t>
             </w:r>
             <w:r>
               <w:rPr>
@@ -512,7 +518,6 @@
                 <w:color w:val="262626"/>
                 <w:sz w:val="18"/>
               </w:rPr>
-              <w:t/>
             </w:r>
             <w:r>
               <w:rPr>
@@ -521,7 +526,6 @@
                 <w:sz w:val="18"/>
                 <w:lang w:val="en-US" w:eastAsia="zh-CN"/>
               </w:rPr>
-              <w:t/>
             </w:r>
             <w:r>
               <w:rPr>
@@ -529,7 +533,6 @@
                 <w:color w:val="262626"/>
                 <w:sz w:val="18"/>
               </w:rPr>
-              <w:t/>
             </w:r>
             <w:r>
               <w:rPr>
@@ -538,7 +541,6 @@
                 <w:sz w:val="18"/>
                 <w:lang w:val="en-US" w:eastAsia="zh-CN"/>
               </w:rPr>
-              <w:t/>
             </w:r>
           </w:p>
         </w:tc>
@@ -975,7 +977,7 @@
                 <w:rFonts w:hint="eastAsia" w:ascii="Arial" w:hAnsi="Arial" w:eastAsia="微软雅黑"/>
                 <w:sz w:val="20"/>
               </w:rPr>
-              <w:t xml:space="preserve">{{+产品中文名称}}</w:t>
+              <w:t>{{第1部分 物质或混合物和供应商的标识.产品中文名称}}</w:t>
             </w:r>
           </w:p>
         </w:tc>
@@ -1054,7 +1056,7 @@
                 <w:rFonts w:hint="eastAsia" w:ascii="Arial" w:hAnsi="Arial" w:eastAsia="微软雅黑"/>
                 <w:sz w:val="20"/>
               </w:rPr>
-              <w:t xml:space="preserve">{{+产品英文名称}}</w:t>
+              <w:t>{{第1部分 物质或混合物和供应商的标识.产品英文名称}}</w:t>
             </w:r>
           </w:p>
         </w:tc>
@@ -1133,7 +1135,7 @@
                 <w:rFonts w:hint="eastAsia" w:ascii="Arial" w:hAnsi="Arial" w:eastAsia="微软雅黑"/>
                 <w:sz w:val="20"/>
               </w:rPr>
-              <w:t xml:space="preserve">{{+产品编号}}</w:t>
+              <w:t>{{第1部分 物质或混合物和供应商的标识.产品编号}}</w:t>
             </w:r>
           </w:p>
         </w:tc>
@@ -1212,7 +1214,7 @@
                 <w:rFonts w:ascii="Arial" w:hAnsi="Arial" w:eastAsia="微软雅黑"/>
                 <w:sz w:val="20"/>
               </w:rPr>
-              <w:t xml:space="preserve">{{+CAS No.}}</w:t>
+              <w:t>{{第1部分 物质或混合物和供应商的标识.CAS No.}}</w:t>
             </w:r>
           </w:p>
         </w:tc>
@@ -1291,7 +1293,7 @@
                 <w:rFonts w:ascii="Arial" w:hAnsi="Arial" w:eastAsia="微软雅黑"/>
                 <w:sz w:val="20"/>
               </w:rPr>
-              <w:t xml:space="preserve">{{+EC No.}}</w:t>
+              <w:t>{{第1部分 物质或混合物和供应商的标识.EC No.}}</w:t>
             </w:r>
           </w:p>
         </w:tc>
@@ -1370,7 +1372,7 @@
                 <w:rFonts w:ascii="Arial" w:hAnsi="Arial" w:eastAsia="微软雅黑"/>
                 <w:sz w:val="20"/>
               </w:rPr>
-              <w:t xml:space="preserve">{{+分子式}}</w:t>
+              <w:t>{{第1部分 物质或混合物和供应商的标识.分子式}}</w:t>
             </w:r>
           </w:p>
         </w:tc>
@@ -1449,7 +1451,7 @@
                 <w:rFonts w:ascii="Arial" w:hAnsi="Arial" w:eastAsia="微软雅黑"/>
                 <w:sz w:val="20"/>
               </w:rPr>
-              <w:t xml:space="preserve">{{+REACH注册号}}</w:t>
+              <w:t>{{第1部分 物质或混合物和供应商的标识.REACH注册号}}</w:t>
             </w:r>
           </w:p>
         </w:tc>
@@ -1528,7 +1530,7 @@
                 <w:rFonts w:ascii="Arial" w:hAnsi="Arial" w:eastAsia="微软雅黑"/>
                 <w:sz w:val="20"/>
               </w:rPr>
-              <w:t xml:space="preserve">{{+UFI}}</w:t>
+              <w:t>{{第1部分 物质或混合物和供应商的标识.UFI}}</w:t>
             </w:r>
           </w:p>
         </w:tc>
@@ -1680,7 +1682,7 @@
                 <w:rFonts w:hint="eastAsia" w:ascii="Arial" w:hAnsi="Arial" w:eastAsia="微软雅黑"/>
                 <w:sz w:val="20"/>
               </w:rPr>
-              <w:t xml:space="preserve">{{+第1部分 物质或混合物和供应商的标识.产品的推荐用途}}</w:t>
+              <w:t>{{第1部分 物质或混合物和供应商的标识.产品的推荐用途}}</w:t>
             </w:r>
           </w:p>
         </w:tc>
@@ -1759,7 +1761,7 @@
                 <w:rFonts w:hint="eastAsia" w:ascii="Arial" w:hAnsi="Arial" w:eastAsia="微软雅黑"/>
                 <w:sz w:val="20"/>
               </w:rPr>
-              <w:t xml:space="preserve">{{+第1部分 物质或混合物和供应商的标识.产品的限制用途}}</w:t>
+              <w:t>{{第1部分 物质或混合物和供应商的标识.产品的限制用途}}</w:t>
             </w:r>
           </w:p>
         </w:tc>
@@ -1911,7 +1913,7 @@
                 <w:rFonts w:hint="eastAsia" w:ascii="Arial" w:hAnsi="Arial" w:eastAsia="微软雅黑"/>
                 <w:sz w:val="20"/>
               </w:rPr>
-              <w:t xml:space="preserve">{{+第1部分 物质或混合物和供应商的标识.企业名称}}</w:t>
+              <w:t>{{第1部分 物质或混合物和供应商的标识.企业名称}}</w:t>
             </w:r>
           </w:p>
         </w:tc>
@@ -1990,7 +1992,7 @@
                 <w:rFonts w:hint="eastAsia" w:ascii="Arial" w:hAnsi="Arial" w:eastAsia="微软雅黑"/>
                 <w:sz w:val="20"/>
               </w:rPr>
-              <w:t xml:space="preserve">{{+第1部分 物质或混合物和供应商的标识.企业地址}}</w:t>
+              <w:t>{{第1部分 物质或混合物和供应商的标识.企业地址}}</w:t>
             </w:r>
           </w:p>
         </w:tc>
@@ -2069,7 +2071,7 @@
                 <w:rFonts w:hint="eastAsia" w:ascii="Arial" w:hAnsi="Arial" w:eastAsia="微软雅黑"/>
                 <w:sz w:val="20"/>
               </w:rPr>
-              <w:t xml:space="preserve">{{+第1部分 物质或混合物和供应商的标识.邮编}}</w:t>
+              <w:t>{{第1部分 物质或混合物和供应商的标识.邮编}}</w:t>
             </w:r>
           </w:p>
         </w:tc>
@@ -2148,7 +2150,7 @@
                 <w:rFonts w:hint="eastAsia" w:ascii="Arial" w:hAnsi="Arial" w:eastAsia="微软雅黑"/>
                 <w:sz w:val="20"/>
               </w:rPr>
-              <w:t xml:space="preserve">{{+第1部分 物质或混合物和供应商的标识.联系电话}}</w:t>
+              <w:t>{{第1部分 物质或混合物和供应商的标识.联系电话}}</w:t>
             </w:r>
           </w:p>
         </w:tc>
@@ -2227,7 +2229,7 @@
                 <w:rFonts w:hint="eastAsia" w:ascii="Arial" w:hAnsi="Arial" w:eastAsia="微软雅黑"/>
                 <w:sz w:val="20"/>
               </w:rPr>
-              <w:t xml:space="preserve">{{+第1部分 物质或混合物和供应商的标识.电子邮箱}}</w:t>
+              <w:t>{{第1部分 物质或混合物和供应商的标识.电子邮箱}}</w:t>
             </w:r>
           </w:p>
         </w:tc>
@@ -2379,7 +2381,7 @@
                 <w:rFonts w:hint="eastAsia" w:ascii="Arial" w:hAnsi="Arial" w:eastAsia="微软雅黑"/>
                 <w:sz w:val="20"/>
               </w:rPr>
-              <w:t xml:space="preserve">{{+第1部分 物质或混合物和供应商的标识.应急电话}}</w:t>
+              <w:t>{{第1部分 物质或混合物和供应商的标识.应急电话}}</w:t>
             </w:r>
           </w:p>
         </w:tc>
@@ -2458,7 +2460,7 @@
                 <w:rFonts w:ascii="Arial" w:hAnsi="Arial" w:eastAsia="微软雅黑"/>
                 <w:sz w:val="20"/>
               </w:rPr>
-              <w:t xml:space="preserve">{{+第1部分 物质或混合物和供应商的标识.响应时间}}</w:t>
+              <w:t>{{第1部分 物质或混合物和供应商的标识.响应时间}}</w:t>
             </w:r>
           </w:p>
         </w:tc>
@@ -2783,7 +2785,7 @@
                 <w:sz w:val="20"/>
                 <w:szCs w:val="18"/>
               </w:rPr>
-              <w:t xml:space="preserve">危险性分类</w:t>
+              <w:t>{{#第2部分 危险标识.依据欧盟 CLP 法规[（EC）No 1272/2008]的危险性分类}}{{.危险类别}}</w:t>
             </w:r>
           </w:p>
         </w:tc>
@@ -2815,7 +2817,7 @@
                 <w:rFonts w:hint="eastAsia" w:ascii="Arial" w:hAnsi="Arial" w:eastAsia="微软雅黑"/>
                 <w:sz w:val="20"/>
               </w:rPr>
-              <w:t xml:space="preserve">{{+第2部分 危险概述.危险性分类}}</w:t>
+              <w:t>{{.分类}}</w:t>
             </w:r>
           </w:p>
         </w:tc>
@@ -2972,7 +2974,7 @@
               </w:rPr>
             </w:pPr>
             <w:r>
-              <w:t xml:space="preserve">{{+第2部分 危险概述.象形图}}</w:t>
+              <w:t>{{@象形图}}</w:t>
             </w:r>
           </w:p>
         </w:tc>
@@ -3046,6 +3048,7 @@
                 <w:b/>
                 <w:color w:val="FF0000"/>
                 <w:sz w:val="20"/>
+                <w:highlight w:val="yellow"/>
               </w:rPr>
             </w:pPr>
             <w:r>
@@ -3054,8 +3057,9 @@
                 <w:b/>
                 <w:color w:val="FF0000"/>
                 <w:sz w:val="20"/>
-              </w:rPr>
-              <w:t xml:space="preserve">{{+第2部分 危险概述.信号词}}</w:t>
+                <w:highlight w:val="yellow"/>
+              </w:rPr>
+              <w:t>{{第2部分 危险标识.标签要素.信号词}}</w:t>
             </w:r>
           </w:p>
         </w:tc>
@@ -3175,7 +3179,7 @@
                 <w:sz w:val="20"/>
                 <w:szCs w:val="18"/>
               </w:rPr>
-              <w:t xml:space="preserve">危险性说明</w:t>
+              <w:t>{{#第2部分 危险标识.标签要素.危险性说明}}{{.编号}}</w:t>
             </w:r>
           </w:p>
         </w:tc>
@@ -3207,7 +3211,7 @@
                 <w:rFonts w:hint="eastAsia" w:ascii="Arial" w:hAnsi="Arial" w:eastAsia="微软雅黑"/>
                 <w:sz w:val="20"/>
               </w:rPr>
-              <w:t xml:space="preserve">{{+第2部分 危险概述.危险性说明}}</w:t>
+              <w:t>{{.内容}}</w:t>
             </w:r>
           </w:p>
         </w:tc>
@@ -3289,6 +3293,49 @@
         <w:trPr>
           <w:gridAfter w:val="1"/>
           <w:wAfter w:w="336" w:type="dxa"/>
+          <w:trHeight w:val="396" w:hRule="atLeast"/>
+          <w:jc w:val="center"/>
+        </w:trPr>
+        <w:tc>
+          <w:tcPr>
+            <w:tcW w:w="10141" w:type="dxa"/>
+            <w:gridSpan w:val="8"/>
+            <w:tcBorders>
+              <w:top w:val="single" w:color="FFFFFF" w:sz="2" w:space="0"/>
+              <w:bottom w:val="single" w:color="B4B4B4" w:sz="2" w:space="0"/>
+            </w:tcBorders>
+            <w:noWrap w:val="0"/>
+            <w:vAlign w:val="bottom"/>
+          </w:tcPr>
+          <w:p>
+            <w:pPr>
+              <w:numPr>
+                <w:ilvl w:val="0"/>
+                <w:numId w:val="1"/>
+              </w:numPr>
+              <w:spacing w:after="62" w:afterLines="20" w:line="280" w:lineRule="exact"/>
+              <w:ind w:left="494" w:leftChars="100" w:hanging="284"/>
+              <w:rPr>
+                <w:rFonts w:ascii="Arial" w:hAnsi="Arial" w:eastAsia="微软雅黑"/>
+                <w:color w:val="262626"/>
+                <w:sz w:val="22"/>
+              </w:rPr>
+            </w:pPr>
+            <w:r>
+              <w:rPr>
+                <w:rFonts w:hint="eastAsia" w:ascii="Arial" w:hAnsi="Arial" w:eastAsia="微软雅黑"/>
+                <w:color w:val="262626"/>
+                <w:sz w:val="22"/>
+              </w:rPr>
+              <w:t xml:space="preserve"> 预防措施</w:t>
+            </w:r>
+          </w:p>
+        </w:tc>
+      </w:tr>
+      <w:tr>
+        <w:trPr>
+          <w:gridAfter w:val="1"/>
+          <w:wAfter w:w="336" w:type="dxa"/>
           <w:trHeight w:val="340" w:hRule="atLeast"/>
           <w:jc w:val="center"/>
         </w:trPr>
@@ -3327,7 +3374,7 @@
                 <w:sz w:val="20"/>
                 <w:szCs w:val="18"/>
               </w:rPr>
-              <w:t xml:space="preserve">防范说明</w:t>
+              <w:t>{{#第2部分 危险标识.标签要素.预防措施}}{{.编号}}</w:t>
             </w:r>
           </w:p>
         </w:tc>
@@ -3359,7 +3406,370 @@
                 <w:rFonts w:hint="eastAsia" w:ascii="Arial" w:hAnsi="Arial" w:eastAsia="微软雅黑"/>
                 <w:sz w:val="20"/>
               </w:rPr>
-              <w:t xml:space="preserve">{{+第2部分 危险概述.防范说明}}</w:t>
+              <w:t>{{.内容}}</w:t>
+            </w:r>
+          </w:p>
+        </w:tc>
+      </w:tr>
+      <w:tr>
+        <w:trPr>
+          <w:gridAfter w:val="1"/>
+          <w:wAfter w:w="336" w:type="dxa"/>
+          <w:trHeight w:val="396" w:hRule="atLeast"/>
+          <w:jc w:val="center"/>
+        </w:trPr>
+        <w:tc>
+          <w:tcPr>
+            <w:tcW w:w="10141" w:type="dxa"/>
+            <w:gridSpan w:val="8"/>
+            <w:tcBorders>
+              <w:top w:val="single" w:color="B4B4B4" w:sz="2" w:space="0"/>
+              <w:bottom w:val="single" w:color="B4B4B4" w:sz="2" w:space="0"/>
+            </w:tcBorders>
+            <w:noWrap w:val="0"/>
+            <w:vAlign w:val="bottom"/>
+          </w:tcPr>
+          <w:p>
+            <w:pPr>
+              <w:numPr>
+                <w:ilvl w:val="0"/>
+                <w:numId w:val="1"/>
+              </w:numPr>
+              <w:spacing w:after="62" w:afterLines="20" w:line="280" w:lineRule="exact"/>
+              <w:ind w:left="494" w:leftChars="100" w:hanging="284"/>
+              <w:rPr>
+                <w:rFonts w:ascii="Arial" w:hAnsi="Arial" w:eastAsia="微软雅黑"/>
+                <w:color w:val="262626"/>
+                <w:sz w:val="22"/>
+              </w:rPr>
+            </w:pPr>
+            <w:r>
+              <w:rPr>
+                <w:rFonts w:hint="eastAsia" w:ascii="Arial" w:hAnsi="Arial" w:eastAsia="微软雅黑"/>
+                <w:color w:val="262626"/>
+                <w:sz w:val="22"/>
+              </w:rPr>
+              <w:t xml:space="preserve"> 事故响应</w:t>
+            </w:r>
+          </w:p>
+        </w:tc>
+      </w:tr>
+      <w:tr>
+        <w:trPr>
+          <w:gridAfter w:val="1"/>
+          <w:wAfter w:w="336" w:type="dxa"/>
+          <w:trHeight w:val="340" w:hRule="atLeast"/>
+          <w:jc w:val="center"/>
+        </w:trPr>
+        <w:tc>
+          <w:tcPr>
+            <w:tcW w:w="3123" w:type="dxa"/>
+            <w:gridSpan w:val="2"/>
+            <w:tcBorders>
+              <w:top w:val="single" w:color="B4B4B4" w:sz="2" w:space="0"/>
+              <w:left w:val="single" w:color="FFFFFF" w:sz="2" w:space="0"/>
+              <w:bottom w:val="single" w:color="B4B4B4" w:sz="2" w:space="0"/>
+              <w:right w:val="single" w:color="808080" w:sz="12" w:space="0"/>
+            </w:tcBorders>
+            <w:shd w:val="clear" w:color="auto" w:fill="F2F2F2"/>
+            <w:noWrap w:val="0"/>
+            <w:vAlign w:val="top"/>
+          </w:tcPr>
+          <w:p>
+            <w:pPr>
+              <w:spacing w:after="0" w:line="280" w:lineRule="exact"/>
+              <w:ind w:right="105" w:rightChars="50"/>
+              <w:jc w:val="right"/>
+              <w:rPr>
+                <w:rFonts w:ascii="Arial" w:hAnsi="Arial" w:eastAsia="微软雅黑"/>
+                <w:b/>
+                <w:color w:val="595959"/>
+                <w:sz w:val="20"/>
+                <w:szCs w:val="18"/>
+              </w:rPr>
+            </w:pPr>
+            <w:r>
+              <w:rPr>
+                <w:rFonts w:hint="eastAsia" w:ascii="Arial" w:hAnsi="Arial" w:eastAsia="微软雅黑"/>
+                <w:b/>
+                <w:color w:val="595959"/>
+                <w:sz w:val="20"/>
+                <w:szCs w:val="18"/>
+              </w:rPr>
+              <w:t>{{#第2部分 危险标识.标签要素.事故响应}}{{.编号}}</w:t>
+            </w:r>
+          </w:p>
+        </w:tc>
+        <w:tc>
+          <w:tcPr>
+            <w:tcW w:w="7018" w:type="dxa"/>
+            <w:gridSpan w:val="6"/>
+            <w:tcBorders>
+              <w:top w:val="single" w:color="B4B4B4" w:sz="2" w:space="0"/>
+              <w:left w:val="single" w:color="808080" w:sz="12" w:space="0"/>
+              <w:bottom w:val="single" w:color="B4B4B4" w:sz="2" w:space="0"/>
+              <w:right w:val="single" w:color="FFFFFF" w:sz="2" w:space="0"/>
+            </w:tcBorders>
+            <w:noWrap w:val="0"/>
+            <w:vAlign w:val="top"/>
+          </w:tcPr>
+          <w:p>
+            <w:pPr>
+              <w:spacing w:after="0" w:line="280" w:lineRule="exact"/>
+              <w:ind w:left="105" w:leftChars="50"/>
+              <w:jc w:val="left"/>
+              <w:rPr>
+                <w:rFonts w:ascii="Arial" w:hAnsi="Arial" w:eastAsia="微软雅黑"/>
+                <w:sz w:val="20"/>
+              </w:rPr>
+            </w:pPr>
+            <w:r>
+              <w:rPr>
+                <w:rFonts w:hint="eastAsia" w:ascii="Arial" w:hAnsi="Arial" w:eastAsia="微软雅黑"/>
+                <w:sz w:val="20"/>
+              </w:rPr>
+              <w:t>{{.内容}}</w:t>
+            </w:r>
+          </w:p>
+        </w:tc>
+      </w:tr>
+      <w:tr>
+        <w:trPr>
+          <w:gridAfter w:val="1"/>
+          <w:wAfter w:w="336" w:type="dxa"/>
+          <w:trHeight w:val="396" w:hRule="atLeast"/>
+          <w:jc w:val="center"/>
+        </w:trPr>
+        <w:tc>
+          <w:tcPr>
+            <w:tcW w:w="10141" w:type="dxa"/>
+            <w:gridSpan w:val="8"/>
+            <w:tcBorders>
+              <w:top w:val="single" w:color="B4B4B4" w:sz="2" w:space="0"/>
+              <w:bottom w:val="single" w:color="B4B4B4" w:sz="2" w:space="0"/>
+            </w:tcBorders>
+            <w:noWrap w:val="0"/>
+            <w:vAlign w:val="bottom"/>
+          </w:tcPr>
+          <w:p>
+            <w:pPr>
+              <w:numPr>
+                <w:ilvl w:val="0"/>
+                <w:numId w:val="1"/>
+              </w:numPr>
+              <w:spacing w:after="62" w:afterLines="20" w:line="280" w:lineRule="exact"/>
+              <w:ind w:left="494" w:leftChars="100" w:hanging="284"/>
+              <w:rPr>
+                <w:rFonts w:ascii="Arial" w:hAnsi="Arial" w:eastAsia="微软雅黑"/>
+                <w:color w:val="262626"/>
+                <w:sz w:val="22"/>
+              </w:rPr>
+            </w:pPr>
+            <w:r>
+              <w:rPr>
+                <w:rFonts w:hint="eastAsia" w:ascii="Arial" w:hAnsi="Arial" w:eastAsia="微软雅黑"/>
+                <w:color w:val="262626"/>
+                <w:sz w:val="22"/>
+              </w:rPr>
+              <w:t xml:space="preserve"> 安全储存</w:t>
+            </w:r>
+          </w:p>
+        </w:tc>
+      </w:tr>
+      <w:tr>
+        <w:trPr>
+          <w:gridAfter w:val="1"/>
+          <w:wAfter w:w="336" w:type="dxa"/>
+          <w:trHeight w:val="340" w:hRule="atLeast"/>
+          <w:jc w:val="center"/>
+        </w:trPr>
+        <w:tc>
+          <w:tcPr>
+            <w:tcW w:w="3123" w:type="dxa"/>
+            <w:gridSpan w:val="2"/>
+            <w:tcBorders>
+              <w:top w:val="single" w:color="B4B4B4" w:sz="2" w:space="0"/>
+              <w:left w:val="single" w:color="FFFFFF" w:sz="2" w:space="0"/>
+              <w:bottom w:val="single" w:color="B4B4B4" w:sz="2" w:space="0"/>
+              <w:right w:val="single" w:color="808080" w:sz="12" w:space="0"/>
+            </w:tcBorders>
+            <w:shd w:val="clear" w:color="auto" w:fill="F2F2F2"/>
+            <w:noWrap w:val="0"/>
+            <w:vAlign w:val="top"/>
+          </w:tcPr>
+          <w:p>
+            <w:pPr>
+              <w:spacing w:after="0" w:line="280" w:lineRule="exact"/>
+              <w:ind w:right="105" w:rightChars="50"/>
+              <w:jc w:val="right"/>
+              <w:rPr>
+                <w:rFonts w:ascii="Arial" w:hAnsi="Arial" w:eastAsia="微软雅黑"/>
+                <w:b/>
+                <w:color w:val="595959"/>
+                <w:sz w:val="20"/>
+                <w:szCs w:val="18"/>
+              </w:rPr>
+            </w:pPr>
+            <w:r>
+              <w:rPr>
+                <w:rFonts w:hint="eastAsia" w:ascii="Arial" w:hAnsi="Arial" w:eastAsia="微软雅黑"/>
+                <w:b/>
+                <w:color w:val="595959"/>
+                <w:sz w:val="20"/>
+                <w:szCs w:val="18"/>
+              </w:rPr>
+              <w:t>{{#第2部分 危险标识.标签要素.安全储存}}{{.编号}}</w:t>
+            </w:r>
+          </w:p>
+        </w:tc>
+        <w:tc>
+          <w:tcPr>
+            <w:tcW w:w="7018" w:type="dxa"/>
+            <w:gridSpan w:val="6"/>
+            <w:tcBorders>
+              <w:top w:val="single" w:color="B4B4B4" w:sz="2" w:space="0"/>
+              <w:left w:val="single" w:color="808080" w:sz="12" w:space="0"/>
+              <w:bottom w:val="single" w:color="B4B4B4" w:sz="2" w:space="0"/>
+              <w:right w:val="single" w:color="FFFFFF" w:sz="2" w:space="0"/>
+            </w:tcBorders>
+            <w:noWrap w:val="0"/>
+            <w:vAlign w:val="top"/>
+          </w:tcPr>
+          <w:p>
+            <w:pPr>
+              <w:spacing w:after="0" w:line="280" w:lineRule="exact"/>
+              <w:ind w:left="105" w:leftChars="50"/>
+              <w:jc w:val="left"/>
+              <w:rPr>
+                <w:rFonts w:ascii="Arial" w:hAnsi="Arial" w:eastAsia="微软雅黑"/>
+                <w:sz w:val="20"/>
+              </w:rPr>
+            </w:pPr>
+            <w:r>
+              <w:rPr>
+                <w:rFonts w:hint="eastAsia" w:ascii="Arial" w:hAnsi="Arial" w:eastAsia="微软雅黑"/>
+                <w:sz w:val="20"/>
+              </w:rPr>
+              <w:t>{{.内容}}</w:t>
+            </w:r>
+          </w:p>
+        </w:tc>
+      </w:tr>
+      <w:tr>
+        <w:trPr>
+          <w:gridAfter w:val="1"/>
+          <w:wAfter w:w="336" w:type="dxa"/>
+          <w:trHeight w:val="396" w:hRule="atLeast"/>
+          <w:jc w:val="center"/>
+        </w:trPr>
+        <w:tc>
+          <w:tcPr>
+            <w:tcW w:w="10141" w:type="dxa"/>
+            <w:gridSpan w:val="8"/>
+            <w:tcBorders>
+              <w:top w:val="single" w:color="B4B4B4" w:sz="2" w:space="0"/>
+              <w:bottom w:val="single" w:color="B4B4B4" w:sz="2" w:space="0"/>
+            </w:tcBorders>
+            <w:noWrap w:val="0"/>
+            <w:vAlign w:val="bottom"/>
+          </w:tcPr>
+          <w:p>
+            <w:pPr>
+              <w:numPr>
+                <w:ilvl w:val="0"/>
+                <w:numId w:val="1"/>
+              </w:numPr>
+              <w:spacing w:after="62" w:afterLines="20" w:line="280" w:lineRule="exact"/>
+              <w:ind w:left="494" w:leftChars="100" w:hanging="284"/>
+              <w:rPr>
+                <w:rFonts w:ascii="Arial" w:hAnsi="Arial" w:eastAsia="微软雅黑"/>
+                <w:b/>
+                <w:color w:val="CC3300"/>
+                <w:sz w:val="24"/>
+              </w:rPr>
+            </w:pPr>
+            <w:r>
+              <w:rPr>
+                <w:rFonts w:hint="eastAsia" w:ascii="Arial" w:hAnsi="Arial" w:eastAsia="微软雅黑"/>
+                <w:color w:val="262626"/>
+                <w:sz w:val="22"/>
+              </w:rPr>
+              <w:t xml:space="preserve"> 废弃处置</w:t>
+            </w:r>
+          </w:p>
+        </w:tc>
+      </w:tr>
+      <w:tr>
+        <w:trPr>
+          <w:gridAfter w:val="1"/>
+          <w:wAfter w:w="336" w:type="dxa"/>
+          <w:trHeight w:val="340" w:hRule="atLeast"/>
+          <w:jc w:val="center"/>
+        </w:trPr>
+        <w:tc>
+          <w:tcPr>
+            <w:tcW w:w="3123" w:type="dxa"/>
+            <w:gridSpan w:val="2"/>
+            <w:tcBorders>
+              <w:top w:val="single" w:color="B4B4B4" w:sz="2" w:space="0"/>
+              <w:left w:val="single" w:color="FFFFFF" w:sz="2" w:space="0"/>
+              <w:bottom w:val="single" w:color="B4B4B4" w:sz="2" w:space="0"/>
+              <w:right w:val="single" w:color="808080" w:sz="12" w:space="0"/>
+            </w:tcBorders>
+            <w:shd w:val="clear" w:color="auto" w:fill="F2F2F2"/>
+            <w:noWrap w:val="0"/>
+            <w:vAlign w:val="top"/>
+          </w:tcPr>
+          <w:p>
+            <w:pPr>
+              <w:spacing w:after="0" w:line="280" w:lineRule="exact"/>
+              <w:ind w:right="105" w:rightChars="50"/>
+              <w:jc w:val="right"/>
+              <w:rPr>
+                <w:rFonts w:ascii="Arial" w:hAnsi="Arial" w:eastAsia="微软雅黑"/>
+              </w:rPr>
+            </w:pPr>
+            <w:r>
+              <w:rPr>
+                <w:rFonts w:ascii="Arial" w:hAnsi="Arial" w:eastAsia="微软雅黑"/>
+                <w:b/>
+                <w:color w:val="595959"/>
+                <w:sz w:val="20"/>
+                <w:szCs w:val="18"/>
+              </w:rPr>
+              <w:t>{{#第2部分 危险标识.标签要素.废弃处置}}{{.编号}}</w:t>
+            </w:r>
+          </w:p>
+        </w:tc>
+        <w:tc>
+          <w:tcPr>
+            <w:tcW w:w="7018" w:type="dxa"/>
+            <w:gridSpan w:val="6"/>
+            <w:tcBorders>
+              <w:top w:val="single" w:color="B4B4B4" w:sz="2" w:space="0"/>
+              <w:left w:val="single" w:color="808080" w:sz="12" w:space="0"/>
+              <w:bottom w:val="single" w:color="B4B4B4" w:sz="2" w:space="0"/>
+              <w:right w:val="single" w:color="FFFFFF" w:sz="2" w:space="0"/>
+            </w:tcBorders>
+            <w:noWrap w:val="0"/>
+            <w:vAlign w:val="top"/>
+          </w:tcPr>
+          <w:p>
+            <w:pPr>
+              <w:spacing w:after="0" w:line="280" w:lineRule="exact"/>
+              <w:ind w:left="105" w:leftChars="50"/>
+              <w:jc w:val="left"/>
+              <w:rPr>
+                <w:rFonts w:ascii="Arial" w:hAnsi="Arial" w:eastAsia="微软雅黑"/>
+                <w:sz w:val="20"/>
+              </w:rPr>
+            </w:pPr>
+            <w:r>
+              <w:rPr>
+                <w:rFonts w:hint="eastAsia" w:ascii="Arial" w:hAnsi="Arial" w:eastAsia="微软雅黑"/>
+                <w:sz w:val="20"/>
+              </w:rPr>
+              <w:t>{{.内容}}</w:t>
             </w:r>
           </w:p>
         </w:tc>
@@ -3438,6 +3848,84 @@
               <w:t>2.3补充危险信息</w:t>
             </w:r>
           </w:p>
+          <w:tbl>
+            <w:tblPr>
+              <w:tblStyle w:val="8"/>
+              <w:tblW w:w="5004" w:type="pct"/>
+              <w:jc w:val="center"/>
+              <w:tblBorders>
+                <w:top w:val="single" w:color="FFFFFF" w:sz="2" w:space="0"/>
+                <w:left w:val="single" w:color="FFFFFF" w:sz="2" w:space="0"/>
+                <w:bottom w:val="single" w:color="FFFFFF" w:sz="2" w:space="0"/>
+                <w:right w:val="single" w:color="FFFFFF" w:sz="2" w:space="0"/>
+                <w:insideH w:val="single" w:color="FFFFFF" w:sz="2" w:space="0"/>
+                <w:insideV w:val="single" w:color="FFFFFF" w:sz="2" w:space="0"/>
+              </w:tblBorders>
+              <w:tblLayout w:type="fixed"/>
+              <w:tblCellMar>
+                <w:top w:w="0" w:type="dxa"/>
+                <w:left w:w="0" w:type="dxa"/>
+                <w:bottom w:w="0" w:type="dxa"/>
+                <w:right w:w="0" w:type="dxa"/>
+              </w:tblCellMar>
+            </w:tblPr>
+            <w:tblGrid>
+              <w:gridCol w:w="10138"/>
+            </w:tblGrid>
+            <w:tr>
+              <w:trPr>
+                <w:trHeight w:val="396" w:hRule="atLeast"/>
+                <w:jc w:val="center"/>
+              </w:trPr>
+              <w:tc>
+                <w:tcPr>
+                  <w:tcW w:w="10144" w:type="dxa"/>
+                  <w:tcBorders>
+                    <w:bottom w:val="single" w:color="B4B4B4" w:sz="2" w:space="0"/>
+                  </w:tcBorders>
+                  <w:noWrap w:val="0"/>
+                  <w:vAlign w:val="bottom"/>
+                </w:tcPr>
+                <w:p>
+                  <w:pPr>
+                    <w:numPr>
+                      <w:ilvl w:val="0"/>
+                      <w:numId w:val="1"/>
+                    </w:numPr>
+                    <w:spacing w:after="62" w:afterLines="20" w:line="280" w:lineRule="exact"/>
+                    <w:ind w:left="494" w:leftChars="100" w:hanging="284"/>
+                    <w:rPr>
+                      <w:rFonts w:hint="eastAsia" w:ascii="Arial" w:hAnsi="Arial" w:eastAsia="微软雅黑"/>
+                    </w:rPr>
+                  </w:pPr>
+                  <w:r>
+                    <w:rPr>
+                      <w:rFonts w:hint="eastAsia" w:ascii="Arial" w:hAnsi="Arial" w:eastAsia="微软雅黑"/>
+                      <w:color w:val="262626"/>
+                      <w:sz w:val="22"/>
+                    </w:rPr>
+                    <w:t>PBT和vPv</w:t>
+                  </w:r>
+                  <w:r>
+                    <w:rPr>
+                      <w:rFonts w:ascii="Arial" w:hAnsi="Arial" w:eastAsia="微软雅黑"/>
+                      <w:color w:val="262626"/>
+                      <w:sz w:val="22"/>
+                    </w:rPr>
+                    <w:t>B</w:t>
+                  </w:r>
+                  <w:r>
+                    <w:rPr>
+                      <w:rFonts w:hint="eastAsia" w:ascii="Arial" w:hAnsi="Arial" w:eastAsia="微软雅黑"/>
+                      <w:color w:val="262626"/>
+                      <w:sz w:val="22"/>
+                    </w:rPr>
+                    <w:t>的结果评价</w:t>
+                  </w:r>
+                </w:p>
+              </w:tc>
+            </w:tr>
+          </w:tbl>
           <w:p>
             <w:pPr>
               <w:spacing w:after="0"/>
@@ -3447,6 +3935,169 @@
             </w:pPr>
             <w:bookmarkStart w:id="0" w:name="_Hlk211008351"/>
           </w:p>
+          <w:tbl>
+            <w:tblPr>
+              <w:tblStyle w:val="8"/>
+              <w:tblW w:w="9827" w:type="dxa"/>
+              <w:tblInd w:w="132" w:type="dxa"/>
+              <w:tblLayout w:type="fixed"/>
+              <w:tblCellMar>
+                <w:top w:w="19" w:type="dxa"/>
+                <w:left w:w="115" w:type="dxa"/>
+                <w:bottom w:w="0" w:type="dxa"/>
+                <w:right w:w="115" w:type="dxa"/>
+              </w:tblCellMar>
+            </w:tblPr>
+            <w:tblGrid>
+              <w:gridCol w:w="2590"/>
+              <w:gridCol w:w="7237"/>
+            </w:tblGrid>
+            <w:tr>
+              <w:trPr>
+                <w:trHeight w:val="373" w:hRule="atLeast"/>
+              </w:trPr>
+              <w:tc>
+                <w:tcPr>
+                  <w:tcW w:w="2590" w:type="dxa"/>
+                  <w:tcBorders>
+                    <w:top w:val="single" w:color="999999" w:sz="2" w:space="0"/>
+                    <w:left w:val="single" w:color="999999" w:sz="2" w:space="0"/>
+                    <w:bottom w:val="single" w:color="666666" w:sz="10" w:space="0"/>
+                    <w:right w:val="single" w:color="999999" w:sz="2" w:space="0"/>
+                  </w:tcBorders>
+                  <w:shd w:val="clear" w:color="auto" w:fill="F2F2F2"/>
+                  <w:noWrap w:val="0"/>
+                  <w:vAlign w:val="top"/>
+                </w:tcPr>
+                <w:p>
+                  <w:pPr>
+                    <w:spacing w:after="0" w:line="240" w:lineRule="exact"/>
+                    <w:jc w:val="center"/>
+                    <w:rPr>
+                      <w:rFonts w:ascii="Arial" w:hAnsi="Arial" w:eastAsia="微软雅黑" w:cs="Arial"/>
+                      <w:b/>
+                      <w:bCs/>
+                      <w:sz w:val="20"/>
+                    </w:rPr>
+                  </w:pPr>
+                  <w:r>
+                    <w:rPr>
+                      <w:rFonts w:ascii="Arial" w:hAnsi="Arial" w:eastAsia="微软雅黑" w:cs="Arial"/>
+                      <w:b/>
+                      <w:bCs/>
+                      <w:sz w:val="20"/>
+                    </w:rPr>
+                    <w:t xml:space="preserve">组分 </w:t>
+                  </w:r>
+                </w:p>
+              </w:tc>
+              <w:tc>
+                <w:tcPr>
+                  <w:tcW w:w="7237" w:type="dxa"/>
+                  <w:tcBorders>
+                    <w:top w:val="single" w:color="999999" w:sz="2" w:space="0"/>
+                    <w:left w:val="single" w:color="999999" w:sz="2" w:space="0"/>
+                    <w:bottom w:val="single" w:color="666666" w:sz="10" w:space="0"/>
+                    <w:right w:val="single" w:color="999999" w:sz="2" w:space="0"/>
+                  </w:tcBorders>
+                  <w:shd w:val="clear" w:color="auto" w:fill="F2F2F2"/>
+                  <w:noWrap w:val="0"/>
+                  <w:vAlign w:val="top"/>
+                </w:tcPr>
+                <w:p>
+                  <w:pPr>
+                    <w:spacing w:after="0" w:line="240" w:lineRule="exact"/>
+                    <w:jc w:val="center"/>
+                    <w:rPr>
+                      <w:rFonts w:ascii="Arial" w:hAnsi="Arial" w:eastAsia="微软雅黑" w:cs="Arial"/>
+                      <w:b/>
+                      <w:bCs/>
+                      <w:sz w:val="20"/>
+                    </w:rPr>
+                  </w:pPr>
+                  <w:r>
+                    <w:rPr>
+                      <w:rFonts w:ascii="Arial" w:hAnsi="Arial" w:eastAsia="微软雅黑" w:cs="Arial"/>
+                      <w:b/>
+                      <w:bCs/>
+                      <w:sz w:val="20"/>
+                    </w:rPr>
+                    <w:t xml:space="preserve">PBT/vPvB 评价结果 [依据(EC) No 1907/2006] </w:t>
+                  </w:r>
+                </w:p>
+              </w:tc>
+            </w:tr>
+            <w:tr>
+              <w:trPr>
+                <w:trHeight w:val="379" w:hRule="atLeast"/>
+              </w:trPr>
+              <w:tc>
+                <w:tcPr>
+                  <w:tcW w:w="2590" w:type="dxa"/>
+                  <w:tcBorders>
+                    <w:top w:val="single" w:color="666666" w:sz="10" w:space="0"/>
+                    <w:left w:val="single" w:color="999999" w:sz="2" w:space="0"/>
+                    <w:bottom w:val="single" w:color="999999" w:sz="2" w:space="0"/>
+                    <w:right w:val="single" w:color="999999" w:sz="2" w:space="0"/>
+                  </w:tcBorders>
+                  <w:noWrap w:val="0"/>
+                  <w:vAlign w:val="top"/>
+                </w:tcPr>
+                <w:p>
+                  <w:pPr>
+                    <w:spacing w:after="0" w:line="240" w:lineRule="exact"/>
+                    <w:jc w:val="center"/>
+                    <w:rPr>
+                      <w:rFonts w:hint="eastAsia" w:ascii="Arial" w:hAnsi="Arial" w:eastAsia="微软雅黑" w:cs="Arial"/>
+                      <w:b/>
+                      <w:bCs/>
+                      <w:sz w:val="20"/>
+                    </w:rPr>
+                  </w:pPr>
+                  <w:r>
+                    <w:rPr>
+                      <w:rFonts w:hint="eastAsia" w:ascii="Arial" w:hAnsi="Arial" w:eastAsia="微软雅黑" w:cs="Arial"/>
+                      <w:b/>
+                      <w:bCs/>
+                      <w:sz w:val="20"/>
+                    </w:rPr>
+                    <w:t>{{#第2部分 危险标识.补充危险信息.PBT和vPvB的结果评价}}{{.组分}}</w:t>
+                  </w:r>
+                </w:p>
+              </w:tc>
+              <w:tc>
+                <w:tcPr>
+                  <w:tcW w:w="7237" w:type="dxa"/>
+                  <w:tcBorders>
+                    <w:top w:val="single" w:color="666666" w:sz="10" w:space="0"/>
+                    <w:left w:val="single" w:color="999999" w:sz="2" w:space="0"/>
+                    <w:bottom w:val="single" w:color="999999" w:sz="2" w:space="0"/>
+                    <w:right w:val="single" w:color="999999" w:sz="2" w:space="0"/>
+                  </w:tcBorders>
+                  <w:noWrap w:val="0"/>
+                  <w:vAlign w:val="top"/>
+                </w:tcPr>
+                <w:p>
+                  <w:pPr>
+                    <w:spacing w:after="0" w:line="240" w:lineRule="exact"/>
+                    <w:jc w:val="center"/>
+                    <w:rPr>
+                      <w:rFonts w:ascii="Arial" w:hAnsi="Arial" w:eastAsia="微软雅黑" w:cs="Arial"/>
+                      <w:sz w:val="20"/>
+                    </w:rPr>
+                  </w:pPr>
+                  <w:r>
+                    <w:rPr>
+                      <w:rFonts w:ascii="Arial" w:hAnsi="Arial" w:eastAsia="微软雅黑" w:cs="Arial"/>
+                      <w:sz w:val="20"/>
+                    </w:rPr>
+                    <w:t>{{.评价结果}}</w:t>
+                  </w:r>
+                </w:p>
+              </w:tc>
+            </w:tr>
+            <w:bookmarkEnd w:id="0"/>
+          </w:tbl>
           <w:p>
             <w:pPr>
               <w:spacing w:after="62" w:afterLines="20" w:line="280" w:lineRule="exact"/>
@@ -3476,6 +4127,261 @@
             <w:noWrap w:val="0"/>
             <w:vAlign w:val="top"/>
           </w:tcPr>
+          <w:tbl>
+            <w:tblPr>
+              <w:tblStyle w:val="8"/>
+              <w:tblW w:w="5004" w:type="pct"/>
+              <w:jc w:val="center"/>
+              <w:tblBorders>
+                <w:top w:val="single" w:color="FFFFFF" w:sz="2" w:space="0"/>
+                <w:left w:val="single" w:color="FFFFFF" w:sz="2" w:space="0"/>
+                <w:bottom w:val="single" w:color="FFFFFF" w:sz="2" w:space="0"/>
+                <w:right w:val="single" w:color="FFFFFF" w:sz="2" w:space="0"/>
+                <w:insideH w:val="single" w:color="FFFFFF" w:sz="2" w:space="0"/>
+                <w:insideV w:val="single" w:color="FFFFFF" w:sz="2" w:space="0"/>
+              </w:tblBorders>
+              <w:tblLayout w:type="fixed"/>
+              <w:tblCellMar>
+                <w:top w:w="0" w:type="dxa"/>
+                <w:left w:w="0" w:type="dxa"/>
+                <w:bottom w:w="0" w:type="dxa"/>
+                <w:right w:w="0" w:type="dxa"/>
+              </w:tblCellMar>
+            </w:tblPr>
+            <w:tblGrid>
+              <w:gridCol w:w="10470"/>
+            </w:tblGrid>
+            <w:tr>
+              <w:trPr>
+                <w:trHeight w:val="396" w:hRule="atLeast"/>
+                <w:jc w:val="center"/>
+              </w:trPr>
+              <w:tc>
+                <w:tcPr>
+                  <w:tcW w:w="10144" w:type="dxa"/>
+                  <w:tcBorders>
+                    <w:bottom w:val="single" w:color="B4B4B4" w:sz="2" w:space="0"/>
+                  </w:tcBorders>
+                  <w:noWrap w:val="0"/>
+                  <w:vAlign w:val="bottom"/>
+                </w:tcPr>
+                <w:p>
+                  <w:pPr>
+                    <w:numPr>
+                      <w:ilvl w:val="0"/>
+                      <w:numId w:val="1"/>
+                    </w:numPr>
+                    <w:spacing w:after="62" w:afterLines="20" w:line="280" w:lineRule="exact"/>
+                    <w:ind w:left="494" w:leftChars="100" w:hanging="284"/>
+                    <w:rPr>
+                      <w:rFonts w:hint="eastAsia" w:ascii="Arial" w:hAnsi="Arial" w:eastAsia="微软雅黑"/>
+                    </w:rPr>
+                  </w:pPr>
+                  <w:r>
+                    <w:rPr>
+                      <w:rFonts w:hint="eastAsia" w:ascii="Arial" w:hAnsi="Arial" w:eastAsia="微软雅黑"/>
+                      <w:color w:val="262626"/>
+                      <w:sz w:val="22"/>
+                    </w:rPr>
+                    <w:t>内分泌干扰物特性评估结果</w:t>
+                  </w:r>
+                </w:p>
+              </w:tc>
+            </w:tr>
+          </w:tbl>
+          <w:p>
+            <w:pPr>
+              <w:spacing w:after="0"/>
+              <w:rPr>
+                <w:vanish/>
+              </w:rPr>
+            </w:pPr>
+          </w:p>
+          <w:tbl>
+            <w:tblPr>
+              <w:tblStyle w:val="8"/>
+              <w:tblW w:w="9863" w:type="dxa"/>
+              <w:tblInd w:w="139" w:type="dxa"/>
+              <w:tblLayout w:type="fixed"/>
+              <w:tblCellMar>
+                <w:top w:w="19" w:type="dxa"/>
+                <w:left w:w="115" w:type="dxa"/>
+                <w:bottom w:w="0" w:type="dxa"/>
+                <w:right w:w="115" w:type="dxa"/>
+              </w:tblCellMar>
+            </w:tblPr>
+            <w:tblGrid>
+              <w:gridCol w:w="2600"/>
+              <w:gridCol w:w="7263"/>
+            </w:tblGrid>
+            <w:tr>
+              <w:trPr>
+                <w:wBefore w:w="0" w:type="dxa"/>
+                <w:wAfter w:w="0" w:type="dxa"/>
+                <w:trHeight w:val="372" w:hRule="atLeast"/>
+              </w:trPr>
+              <w:tc>
+                <w:tcPr>
+                  <w:tcW w:w="2600" w:type="dxa"/>
+                  <w:tcBorders>
+                    <w:top w:val="single" w:color="999999" w:sz="2" w:space="0"/>
+                    <w:left w:val="single" w:color="999999" w:sz="2" w:space="0"/>
+                    <w:bottom w:val="single" w:color="666666" w:sz="10" w:space="0"/>
+                    <w:right w:val="single" w:color="999999" w:sz="2" w:space="0"/>
+                  </w:tcBorders>
+                  <w:shd w:val="clear" w:color="auto" w:fill="F2F2F2"/>
+                  <w:noWrap w:val="0"/>
+                  <w:vAlign w:val="top"/>
+                </w:tcPr>
+                <w:p>
+                  <w:pPr>
+                    <w:spacing w:after="0" w:line="240" w:lineRule="exact"/>
+                    <w:jc w:val="center"/>
+                    <w:rPr>
+                      <w:rFonts w:ascii="Arial" w:hAnsi="Arial" w:eastAsia="微软雅黑" w:cs="Arial"/>
+                      <w:b/>
+                      <w:bCs/>
+                      <w:sz w:val="20"/>
+                    </w:rPr>
+                  </w:pPr>
+                  <w:r>
+                    <w:rPr>
+                      <w:rFonts w:ascii="Arial" w:hAnsi="Arial" w:eastAsia="微软雅黑" w:cs="Arial"/>
+                      <w:b/>
+                      <w:bCs/>
+                      <w:sz w:val="20"/>
+                    </w:rPr>
+                    <w:t xml:space="preserve">组分 </w:t>
+                  </w:r>
+                </w:p>
+              </w:tc>
+              <w:tc>
+                <w:tcPr>
+                  <w:tcW w:w="7263" w:type="dxa"/>
+                  <w:tcBorders>
+                    <w:top w:val="single" w:color="999999" w:sz="2" w:space="0"/>
+                    <w:left w:val="single" w:color="999999" w:sz="2" w:space="0"/>
+                    <w:bottom w:val="single" w:color="666666" w:sz="10" w:space="0"/>
+                    <w:right w:val="single" w:color="999999" w:sz="2" w:space="0"/>
+                  </w:tcBorders>
+                  <w:shd w:val="clear" w:color="auto" w:fill="F2F2F2"/>
+                  <w:noWrap w:val="0"/>
+                  <w:vAlign w:val="top"/>
+                </w:tcPr>
+                <w:p>
+                  <w:pPr>
+                    <w:spacing w:after="0" w:line="240" w:lineRule="exact"/>
+                    <w:jc w:val="center"/>
+                    <w:rPr>
+                      <w:rFonts w:ascii="Arial" w:hAnsi="Arial" w:eastAsia="微软雅黑" w:cs="Arial"/>
+                      <w:b/>
+                      <w:bCs/>
+                      <w:sz w:val="20"/>
+                    </w:rPr>
+                  </w:pPr>
+                  <w:r>
+                    <w:rPr>
+                      <w:rFonts w:hint="eastAsia" w:ascii="Arial" w:hAnsi="Arial" w:eastAsia="微软雅黑" w:cs="Arial"/>
+                      <w:b/>
+                      <w:bCs/>
+                      <w:sz w:val="20"/>
+                    </w:rPr>
+                    <w:t>内分泌干扰物特性评估结果[依据(EU)No2017/2100或(EU)No2018/605</w:t>
+                  </w:r>
+                  <w:r>
+                    <w:rPr>
+                      <w:rFonts w:ascii="Arial" w:hAnsi="Arial" w:eastAsia="微软雅黑" w:cs="Arial"/>
+                      <w:b/>
+                      <w:bCs/>
+                      <w:sz w:val="20"/>
+                    </w:rPr>
+                    <w:t xml:space="preserve">] </w:t>
+                  </w:r>
+                </w:p>
+              </w:tc>
+            </w:tr>
+            <w:tr>
+              <w:trPr>
+                <w:wBefore w:w="0" w:type="dxa"/>
+                <w:wAfter w:w="0" w:type="dxa"/>
+                <w:trHeight w:val="367" w:hRule="atLeast"/>
+              </w:trPr>
+              <w:tc>
+                <w:tcPr>
+                  <w:tcW w:w="2600" w:type="dxa"/>
+                  <w:tcBorders>
+                    <w:top w:val="single" w:color="666666" w:sz="10" w:space="0"/>
+                    <w:left w:val="single" w:color="999999" w:sz="2" w:space="0"/>
+                    <w:bottom w:val="single" w:color="999999" w:sz="2" w:space="0"/>
+                    <w:right w:val="single" w:color="999999" w:sz="2" w:space="0"/>
+                  </w:tcBorders>
+                  <w:noWrap w:val="0"/>
+                  <w:vAlign w:val="top"/>
+                </w:tcPr>
+                <w:p>
+                  <w:pPr>
+                    <w:spacing w:after="0" w:line="240" w:lineRule="exact"/>
+                    <w:jc w:val="center"/>
+                    <w:rPr>
+                      <w:rFonts w:hint="eastAsia" w:ascii="Arial" w:hAnsi="Arial" w:eastAsia="微软雅黑" w:cs="Arial"/>
+                      <w:b/>
+                      <w:bCs/>
+                      <w:sz w:val="20"/>
+                    </w:rPr>
+                  </w:pPr>
+                  <w:r>
+                    <w:rPr>
+                      <w:rFonts w:hint="eastAsia" w:ascii="Arial" w:hAnsi="Arial" w:eastAsia="微软雅黑" w:cs="Arial"/>
+                      <w:b/>
+                      <w:bCs/>
+                      <w:sz w:val="20"/>
+                    </w:rPr>
+                    <w:t>{{#第2部分 危险标识.补充危险信息.内分泌干扰物特性评估结果}}{{.组分}}</w:t>
+                  </w:r>
+                </w:p>
+              </w:tc>
+              <w:tc>
+                <w:tcPr>
+                  <w:tcW w:w="7263" w:type="dxa"/>
+                  <w:tcBorders>
+                    <w:top w:val="single" w:color="666666" w:sz="10" w:space="0"/>
+                    <w:left w:val="single" w:color="999999" w:sz="2" w:space="0"/>
+                    <w:bottom w:val="single" w:color="999999" w:sz="2" w:space="0"/>
+                    <w:right w:val="single" w:color="999999" w:sz="2" w:space="0"/>
+                  </w:tcBorders>
+                  <w:noWrap w:val="0"/>
+                  <w:vAlign w:val="top"/>
+                </w:tcPr>
+                <w:p>
+                  <w:pPr>
+                    <w:spacing w:after="0" w:line="240" w:lineRule="exact"/>
+                    <w:jc w:val="center"/>
+                    <w:rPr>
+                      <w:rFonts w:ascii="Arial" w:hAnsi="Arial" w:eastAsia="微软雅黑" w:cs="Arial"/>
+                      <w:sz w:val="20"/>
+                    </w:rPr>
+                  </w:pPr>
+                  <w:r>
+                    <w:rPr>
+                      <w:rFonts w:ascii="Arial" w:hAnsi="Arial" w:eastAsia="微软雅黑" w:cs="Arial"/>
+                      <w:sz w:val="20"/>
+                    </w:rPr>
+                    <w:t>{{.评价结果}}</w:t>
+                  </w:r>
+                </w:p>
+              </w:tc>
+            </w:tr>
+          </w:tbl>
+          <w:p>
+            <w:pPr>
+              <w:spacing w:after="62" w:afterLines="20" w:line="280" w:lineRule="exact"/>
+              <w:ind w:left="494"/>
+              <w:rPr>
+                <w:rFonts w:hint="eastAsia" w:ascii="Arial" w:hAnsi="Arial" w:eastAsia="微软雅黑" w:cs="Arial"/>
+                <w:sz w:val="20"/>
+              </w:rPr>
+            </w:pPr>
+          </w:p>
           <w:p>
             <w:pPr>
               <w:numPr>
@@ -3485,7 +4391,8 @@
               <w:spacing w:after="62" w:afterLines="20" w:line="280" w:lineRule="exact"/>
               <w:ind w:left="494" w:leftChars="100" w:hanging="284"/>
               <w:rPr>
-                <w:rFonts w:hint="eastAsia" w:ascii="Arial" w:hAnsi="Arial" w:eastAsia="微软雅黑"/>
+                <w:rFonts w:ascii="Arial" w:hAnsi="Arial" w:eastAsia="微软雅黑" w:cs="Arial"/>
+                <w:sz w:val="20"/>
               </w:rPr>
             </w:pPr>
             <w:r>
@@ -3494,7 +4401,86 @@
                 <w:color w:val="262626"/>
                 <w:sz w:val="22"/>
               </w:rPr>
-              <w:t xml:space="preserve">{{+第2部分 危险概述.补充危险信息}}</w:t>
+              <w:t>其他</w:t>
+            </w:r>
+          </w:p>
+        </w:tc>
+      </w:tr>
+      <w:tr>
+        <w:trPr>
+          <w:gridAfter w:val="1"/>
+          <w:wAfter w:w="336" w:type="dxa"/>
+          <w:trHeight w:val="340" w:hRule="atLeast"/>
+          <w:jc w:val="center"/>
+        </w:trPr>
+        <w:tc>
+          <w:tcPr>
+            <w:tcW w:w="3123" w:type="dxa"/>
+            <w:gridSpan w:val="2"/>
+            <w:tcBorders>
+              <w:top w:val="single" w:color="A6A6A6" w:sz="4" w:space="0"/>
+              <w:left w:val="single" w:color="FFFFFF" w:sz="2" w:space="0"/>
+              <w:bottom w:val="single" w:color="808080" w:sz="2" w:space="0"/>
+              <w:right w:val="single" w:color="808080" w:sz="12" w:space="0"/>
+            </w:tcBorders>
+            <w:shd w:val="clear" w:color="auto" w:fill="F2F2F2"/>
+            <w:noWrap w:val="0"/>
+            <w:vAlign w:val="top"/>
+          </w:tcPr>
+          <w:p>
+            <w:pPr>
+              <w:spacing w:after="0" w:line="280" w:lineRule="exact"/>
+              <w:ind w:right="105" w:rightChars="50"/>
+              <w:jc w:val="right"/>
+              <w:rPr>
+                <w:rFonts w:ascii="Arial" w:hAnsi="Arial" w:eastAsia="微软雅黑"/>
+                <w:b/>
+                <w:color w:val="595959"/>
+                <w:sz w:val="20"/>
+                <w:szCs w:val="18"/>
+              </w:rPr>
+            </w:pPr>
+            <w:r>
+              <w:rPr>
+                <w:rFonts w:hint="eastAsia" w:ascii="Arial" w:hAnsi="Arial" w:eastAsia="微软雅黑"/>
+                <w:b/>
+                <w:color w:val="595959"/>
+                <w:sz w:val="20"/>
+                <w:szCs w:val="18"/>
+              </w:rPr>
+              <w:t xml:space="preserve"> </w:t>
+            </w:r>
+          </w:p>
+        </w:tc>
+        <w:tc>
+          <w:tcPr>
+            <w:tcW w:w="7018" w:type="dxa"/>
+            <w:gridSpan w:val="6"/>
+            <w:tcBorders>
+              <w:top w:val="single" w:color="A6A6A6" w:sz="4" w:space="0"/>
+              <w:left w:val="single" w:color="808080" w:sz="12" w:space="0"/>
+              <w:bottom w:val="single" w:color="808080" w:sz="2" w:space="0"/>
+              <w:right w:val="single" w:color="FFFFFF" w:sz="2" w:space="0"/>
+            </w:tcBorders>
+            <w:noWrap w:val="0"/>
+            <w:vAlign w:val="top"/>
+          </w:tcPr>
+          <w:p>
+            <w:pPr>
+              <w:spacing w:after="0" w:line="280" w:lineRule="exact"/>
+              <w:ind w:left="105" w:leftChars="50"/>
+              <w:jc w:val="left"/>
+              <w:rPr>
+                <w:rFonts w:ascii="Arial" w:hAnsi="Arial" w:eastAsia="微软雅黑"/>
+                <w:sz w:val="20"/>
+              </w:rPr>
+            </w:pPr>
+            <w:r>
+              <w:rPr>
+                <w:rFonts w:hint="eastAsia" w:ascii="Arial" w:hAnsi="Arial" w:eastAsia="微软雅黑"/>
+                <w:sz w:val="20"/>
+              </w:rPr>
+              <w:t>{{第2部分 危险标识.补充危险信息.其他}}</w:t>
             </w:r>
           </w:p>
         </w:tc>
@@ -3841,7 +4827,7 @@
                 <w:rFonts w:hint="eastAsia" w:ascii="Arial" w:hAnsi="Arial" w:eastAsia="微软雅黑"/>
                 <w:sz w:val="20"/>
               </w:rPr>
-              <w:t xml:space="preserve">{{+第3部分 成分/组成信息.物质或混合物}}</w:t>
+              <w:t>{{第3部分 成分/组成信息.物质或混合物}}</w:t>
             </w:r>
           </w:p>
         </w:tc>
@@ -4094,13 +5080,13 @@
                       <w:bCs/>
                       <w:sz w:val="20"/>
                     </w:rPr>
-                    <w:t xml:space="preserve">{{.成分名称}}
-CAS: {{.CAS No.}}
-EC: {{.EC No.}}
-Index No.: {{.Index No.}}</w:t>
-                  </w:r>
-                  <w:r>
-                    <w:t>{{#第3部分 成分/组成信息.成分}}</w:t>
+                    <w:t>{{#第3部分 成分/组成信息.组分}}{{.成分名称}}</w:t>
+                    <w:br/>
+                    <w:t>CAS：{{.CAS No.}}</w:t>
+                    <w:br/>
+                    <w:t>EC：{{.EC No.}}</w:t>
+                    <w:br/>
+                    <w:t>Index No.：{{.Index No.}}</w:t>
                   </w:r>
                 </w:p>
               </w:tc>
@@ -4120,7 +5106,19 @@
                       <w:rFonts w:ascii="Arial" w:hAnsi="Arial" w:eastAsia="微软雅黑" w:cs="Arial"/>
                       <w:sz w:val="20"/>
                     </w:rPr>
-                    <w:t xml:space="preserve">{{.含量}} {{.单位}}</w:t>
+                    <w:t>{{.含量/范围（wt，%）}}</w:t>
+                  </w:r>
+                  <w:r>
+                    <w:rPr>
+                      <w:rFonts w:hint="eastAsia" w:ascii="Arial" w:hAnsi="Arial" w:eastAsia="微软雅黑" w:cs="Arial"/>
+                      <w:sz w:val="20"/>
+                    </w:rPr>
+                  </w:r>
+                  <w:r>
+                    <w:rPr>
+                      <w:rFonts w:ascii="Arial" w:hAnsi="Arial" w:eastAsia="微软雅黑" w:cs="Arial"/>
+                      <w:sz w:val="20"/>
+                    </w:rPr>
                   </w:r>
                 </w:p>
               </w:tc>
@@ -4144,7 +5142,7 @@
                       <w:rFonts w:hint="eastAsia" w:ascii="Arial" w:hAnsi="Arial" w:eastAsia="微软雅黑" w:cs="Arial"/>
                       <w:sz w:val="20"/>
                     </w:rPr>
-                    <w:t xml:space="preserve">{{.危险性分类}}</w:t>
+                    <w:t>{{.依据欧盟CLP法规的分类}}</w:t>
                   </w:r>
                 </w:p>
               </w:tc>
@@ -4168,7 +5166,7 @@
                       <w:rFonts w:hint="eastAsia" w:ascii="Arial" w:hAnsi="Arial" w:eastAsia="微软雅黑" w:cs="Arial"/>
                       <w:sz w:val="20"/>
                     </w:rPr>
-                    <w:t xml:space="preserve">{{.特定浓度限值和M因子}}</w:t>
+                    <w:t>{{.特定浓度限值（SCL）和M因子}}</w:t>
                   </w:r>
                 </w:p>
               </w:tc>
@@ -4544,7 +5542,7 @@
                 <w:rFonts w:hint="eastAsia" w:ascii="Arial" w:hAnsi="Arial" w:eastAsia="微软雅黑"/>
                 <w:sz w:val="20"/>
               </w:rPr>
-              <w:t xml:space="preserve">{{+第4部分 急救措施.一般性建议}}</w:t>
+              <w:t>{{第4部分 急救措施.一般性建议}}</w:t>
             </w:r>
           </w:p>
         </w:tc>
@@ -4623,7 +5621,7 @@
                 <w:rFonts w:hint="eastAsia" w:ascii="Arial" w:hAnsi="Arial" w:eastAsia="微软雅黑"/>
                 <w:sz w:val="20"/>
               </w:rPr>
-              <w:t xml:space="preserve">{{+第4部分 急救措施.眼睛接触}}</w:t>
+              <w:t>{{第4部分 急救措施.眼睛接触}}</w:t>
             </w:r>
           </w:p>
         </w:tc>
@@ -4702,7 +5700,7 @@
                 <w:rFonts w:hint="eastAsia" w:ascii="Arial" w:hAnsi="Arial" w:eastAsia="微软雅黑"/>
                 <w:sz w:val="20"/>
               </w:rPr>
-              <w:t xml:space="preserve">{{+第4部分 急救措施.皮肤接触}}</w:t>
+              <w:t>{{第4部分 急救措施.皮肤接触}}</w:t>
             </w:r>
           </w:p>
         </w:tc>
@@ -4781,7 +5779,7 @@
                 <w:rFonts w:hint="eastAsia" w:ascii="Arial" w:hAnsi="Arial" w:eastAsia="微软雅黑"/>
                 <w:sz w:val="20"/>
               </w:rPr>
-              <w:t xml:space="preserve">{{+第4部分 急救措施.食入}}</w:t>
+              <w:t>{{第4部分 急救措施.食入}}</w:t>
             </w:r>
           </w:p>
         </w:tc>
@@ -4860,7 +5858,7 @@
                 <w:rFonts w:hint="eastAsia" w:ascii="Arial" w:hAnsi="Arial" w:eastAsia="微软雅黑"/>
                 <w:sz w:val="20"/>
               </w:rPr>
-              <w:t xml:space="preserve">{{+第4部分 急救措施.吸入}}</w:t>
+              <w:t>{{第4部分 急救措施.吸入}}</w:t>
             </w:r>
           </w:p>
         </w:tc>
@@ -4939,7 +5937,7 @@
                 <w:rFonts w:hint="eastAsia" w:ascii="Arial" w:hAnsi="Arial" w:eastAsia="微软雅黑"/>
                 <w:sz w:val="20"/>
               </w:rPr>
-              <w:t xml:space="preserve">{{+第4部分 急救措施.急救人员的防护}}</w:t>
+              <w:t>{{第4部分 急救措施.急救人员的防护}}</w:t>
             </w:r>
           </w:p>
         </w:tc>
@@ -5057,10 +6055,7 @@
                 <w:sz w:val="20"/>
                 <w:szCs w:val="18"/>
               </w:rPr>
-              <w:t xml:space="preserve">{{@序号}}</w:t>
-            </w:r>
-            <w:r>
-              <w:t>{{#第4部分 急救措施.最重要的急性和延迟症状}}</w:t>
+              <w:t>{{#第4部分 急救措施.最重要的急性和延迟症状/效应}}{{@序号}}</w:t>
             </w:r>
           </w:p>
         </w:tc>
@@ -5092,7 +6087,7 @@
                 <w:rFonts w:hint="eastAsia" w:ascii="Arial" w:hAnsi="Arial" w:eastAsia="微软雅黑"/>
                 <w:sz w:val="20"/>
               </w:rPr>
-              <w:t xml:space="preserve">{{.}}</w:t>
+              <w:t>{{.}}</w:t>
             </w:r>
           </w:p>
         </w:tc>
@@ -5210,10 +6205,7 @@
                 <w:sz w:val="20"/>
                 <w:szCs w:val="18"/>
               </w:rPr>
-              <w:t xml:space="preserve">{{@序号}}</w:t>
-            </w:r>
-            <w:r>
-              <w:t>{{#第4部分 急救措施.紧急医疗处理}}</w:t>
+              <w:t>{{#第4部分 急救措施.紧急医疗处理和特殊处理的说明}}{{@序号}}</w:t>
             </w:r>
           </w:p>
         </w:tc>
@@ -5245,7 +6237,7 @@
                 <w:rFonts w:hint="eastAsia" w:ascii="Arial" w:hAnsi="Arial" w:eastAsia="微软雅黑"/>
                 <w:sz w:val="20"/>
               </w:rPr>
-              <w:t xml:space="preserve">{{.}}</w:t>
+              <w:t>{{.}}</w:t>
             </w:r>
           </w:p>
         </w:tc>
@@ -5602,7 +6594,7 @@
                 <w:rFonts w:hint="eastAsia" w:ascii="Arial" w:hAnsi="Arial" w:eastAsia="微软雅黑"/>
                 <w:sz w:val="20"/>
               </w:rPr>
-              <w:t xml:space="preserve">{{+第5部分 消防措施.适当的灭火介质}}</w:t>
+              <w:t>{{第5部分 消防措施.适当的灭火介质}}</w:t>
             </w:r>
           </w:p>
         </w:tc>
@@ -5681,7 +6673,7 @@
                 <w:rFonts w:hint="eastAsia" w:ascii="Arial" w:hAnsi="Arial" w:eastAsia="微软雅黑"/>
                 <w:sz w:val="20"/>
               </w:rPr>
-              <w:t xml:space="preserve">{{+第5部分 消防措施.不适当的灭火介质}}</w:t>
+              <w:t>{{第5部分 消防措施.不适当的灭火介质}}</w:t>
             </w:r>
           </w:p>
         </w:tc>
@@ -5799,10 +6791,7 @@
                 <w:sz w:val="20"/>
                 <w:szCs w:val="18"/>
               </w:rPr>
-              <w:t xml:space="preserve">{{@序号}}</w:t>
-            </w:r>
-            <w:r>
-              <w:t>{{#第5部分 消防措施.特别危害}}</w:t>
+              <w:t>{{#第5部分 消防措施.源于此物质或混合物的特别危害}}{{@序号}}</w:t>
             </w:r>
           </w:p>
         </w:tc>
@@ -5834,7 +6823,7 @@
                 <w:rFonts w:hint="eastAsia" w:ascii="Arial" w:hAnsi="Arial" w:eastAsia="微软雅黑"/>
                 <w:sz w:val="20"/>
               </w:rPr>
-              <w:t xml:space="preserve">{{.}}</w:t>
+              <w:t>{{.}}</w:t>
             </w:r>
           </w:p>
         </w:tc>
@@ -5952,10 +6941,7 @@
                 <w:sz w:val="20"/>
                 <w:szCs w:val="18"/>
               </w:rPr>
-              <w:t xml:space="preserve">{{@序号}}</w:t>
-            </w:r>
-            <w:r>
-              <w:t>{{#第5部分 消防措施.对消防人员的建议}}</w:t>
+              <w:t>{{#第5部分 消防措施.对消防人员的建议}}{{@序号}}</w:t>
             </w:r>
           </w:p>
         </w:tc>
@@ -5987,7 +6973,7 @@
                 <w:rFonts w:ascii="Arial" w:hAnsi="Arial" w:eastAsia="微软雅黑"/>
                 <w:sz w:val="20"/>
               </w:rPr>
-              <w:t xml:space="preserve">{{.}}</w:t>
+              <w:t>{{.}}</w:t>
             </w:r>
           </w:p>
         </w:tc>
@@ -6310,10 +7296,7 @@
                 <w:sz w:val="20"/>
                 <w:szCs w:val="18"/>
               </w:rPr>
-              <w:t xml:space="preserve">{{@序号}}</w:t>
-            </w:r>
-            <w:r>
-              <w:t>{{#第6部分 泄漏应急处理.作业人员防护措施}}</w:t>
+              <w:t>{{#第6部分 泄漏应急处理.作业人员防护措施，防护设备和紧急处理程序}}{{@序号}}</w:t>
             </w:r>
           </w:p>
         </w:tc>
@@ -6345,7 +7328,7 @@
                 <w:rFonts w:hint="eastAsia" w:ascii="Arial" w:hAnsi="Arial" w:eastAsia="微软雅黑"/>
                 <w:sz w:val="20"/>
               </w:rPr>
-              <w:t xml:space="preserve">{{.}}</w:t>
+              <w:t>{{.}}</w:t>
             </w:r>
           </w:p>
         </w:tc>
@@ -6463,10 +7446,7 @@
                 <w:sz w:val="20"/>
                 <w:szCs w:val="18"/>
               </w:rPr>
-              <w:t xml:space="preserve">{{@序号}}</w:t>
-            </w:r>
-            <w:r>
-              <w:t>{{#第6部分 泄漏应急处理.环境保护措施}}</w:t>
+              <w:t>{{#第6部分 泄漏应急处理.环境保护措施}}{{@序号}}</w:t>
             </w:r>
           </w:p>
         </w:tc>
@@ -6498,7 +7478,7 @@
                 <w:rFonts w:hint="eastAsia" w:ascii="Arial" w:hAnsi="Arial" w:eastAsia="微软雅黑"/>
                 <w:sz w:val="20"/>
               </w:rPr>
-              <w:t xml:space="preserve">{{.}}</w:t>
+              <w:t>{{.}}</w:t>
             </w:r>
           </w:p>
         </w:tc>
@@ -6625,10 +7605,7 @@
                 <w:sz w:val="20"/>
                 <w:szCs w:val="18"/>
               </w:rPr>
-              <w:t xml:space="preserve">{{@序号}}</w:t>
-            </w:r>
-            <w:r>
-              <w:t>{{#第6部分 泄漏应急处理.清洁方法和材料}}</w:t>
+              <w:t>{{#第6部分 泄漏应急处理.抑制和清洁的方法和材料}}{{@序号}}</w:t>
             </w:r>
           </w:p>
         </w:tc>
@@ -6660,7 +7637,7 @@
                 <w:rFonts w:hint="eastAsia" w:ascii="Arial" w:hAnsi="Arial" w:eastAsia="微软雅黑"/>
                 <w:sz w:val="20"/>
               </w:rPr>
-              <w:t xml:space="preserve">{{.}}</w:t>
+              <w:t>{{.}}</w:t>
             </w:r>
           </w:p>
         </w:tc>
@@ -6938,6 +7915,59 @@
         <w:trPr>
           <w:gridAfter w:val="1"/>
           <w:wAfter w:w="336" w:type="dxa"/>
+          <w:trHeight w:val="396" w:hRule="atLeast"/>
+          <w:jc w:val="center"/>
+        </w:trPr>
+        <w:tc>
+          <w:tcPr>
+            <w:tcW w:w="10141" w:type="dxa"/>
+            <w:gridSpan w:val="8"/>
+            <w:tcBorders>
+              <w:top w:val="nil"/>
+              <w:left w:val="nil"/>
+              <w:bottom w:val="nil"/>
+              <w:right w:val="nil"/>
+            </w:tcBorders>
+            <w:noWrap w:val="0"/>
+            <w:vAlign w:val="bottom"/>
+          </w:tcPr>
+          <w:p>
+            <w:pPr>
+              <w:numPr>
+                <w:ilvl w:val="0"/>
+                <w:numId w:val="1"/>
+              </w:numPr>
+              <w:spacing w:after="62" w:afterLines="20" w:line="280" w:lineRule="exact"/>
+              <w:ind w:left="494" w:leftChars="100" w:hanging="284"/>
+              <w:rPr>
+                <w:rFonts w:ascii="Arial" w:hAnsi="Arial" w:eastAsia="微软雅黑"/>
+                <w:color w:val="262626"/>
+                <w:sz w:val="22"/>
+              </w:rPr>
+            </w:pPr>
+            <w:r>
+              <w:rPr>
+                <w:rFonts w:hint="eastAsia" w:ascii="Arial" w:hAnsi="Arial" w:eastAsia="微软雅黑"/>
+                <w:color w:val="262626"/>
+                <w:sz w:val="22"/>
+              </w:rPr>
+              <w:t xml:space="preserve"> </w:t>
+            </w:r>
+            <w:r>
+              <w:rPr>
+                <w:rFonts w:hint="eastAsia" w:ascii="Arial" w:hAnsi="Arial" w:eastAsia="微软雅黑" w:cs="Arial"/>
+                <w:color w:val="262626"/>
+                <w:sz w:val="22"/>
+              </w:rPr>
+              <w:t>保护措施</w:t>
+            </w:r>
+          </w:p>
+        </w:tc>
+      </w:tr>
+      <w:tr>
+        <w:trPr>
+          <w:gridAfter w:val="1"/>
+          <w:wAfter w:w="336" w:type="dxa"/>
           <w:trHeight w:val="340" w:hRule="atLeast"/>
           <w:jc w:val="center"/>
         </w:trPr>
@@ -6974,10 +8004,7 @@
                 <w:sz w:val="20"/>
                 <w:szCs w:val="18"/>
               </w:rPr>
-              <w:t xml:space="preserve">{{@序号}}</w:t>
-            </w:r>
-            <w:r>
-              <w:t>{{#第7部分 操作处置与储存.安全操作的防护措施}}</w:t>
+              <w:t>{{#操作处置与储存.7.1 安全操作的防护措施.保护措施}}{{@序号}}</w:t>
             </w:r>
           </w:p>
         </w:tc>
@@ -7009,7 +8036,397 @@
                 <w:rFonts w:hint="eastAsia" w:ascii="Arial" w:hAnsi="Arial" w:eastAsia="微软雅黑"/>
                 <w:sz w:val="20"/>
               </w:rPr>
-              <w:t xml:space="preserve">{{.}}</w:t>
+              <w:t>{{.}}</w:t>
+            </w:r>
+          </w:p>
+        </w:tc>
+      </w:tr>
+      <w:tr>
+        <w:trPr>
+          <w:gridAfter w:val="1"/>
+          <w:wAfter w:w="336" w:type="dxa"/>
+          <w:trHeight w:val="396" w:hRule="atLeast"/>
+          <w:jc w:val="center"/>
+        </w:trPr>
+        <w:tc>
+          <w:tcPr>
+            <w:tcW w:w="10141" w:type="dxa"/>
+            <w:gridSpan w:val="8"/>
+            <w:tcBorders>
+              <w:top w:val="nil"/>
+              <w:left w:val="nil"/>
+              <w:bottom w:val="nil"/>
+              <w:right w:val="nil"/>
+            </w:tcBorders>
+            <w:noWrap w:val="0"/>
+            <w:vAlign w:val="bottom"/>
+          </w:tcPr>
+          <w:p>
+            <w:pPr>
+              <w:numPr>
+                <w:ilvl w:val="0"/>
+                <w:numId w:val="1"/>
+              </w:numPr>
+              <w:spacing w:after="62" w:afterLines="20" w:line="280" w:lineRule="exact"/>
+              <w:ind w:left="494" w:leftChars="100" w:hanging="284"/>
+              <w:rPr>
+                <w:rFonts w:ascii="Arial" w:hAnsi="Arial" w:eastAsia="微软雅黑"/>
+                <w:color w:val="262626"/>
+                <w:sz w:val="22"/>
+              </w:rPr>
+            </w:pPr>
+            <w:r>
+              <w:rPr>
+                <w:rFonts w:hint="eastAsia" w:ascii="Arial" w:hAnsi="Arial" w:eastAsia="微软雅黑"/>
+                <w:color w:val="262626"/>
+                <w:sz w:val="22"/>
+              </w:rPr>
+              <w:t xml:space="preserve"> </w:t>
+            </w:r>
+            <w:r>
+              <w:rPr>
+                <w:rFonts w:hint="eastAsia" w:ascii="Arial" w:hAnsi="Arial" w:eastAsia="微软雅黑" w:cs="Arial"/>
+                <w:color w:val="262626"/>
+                <w:sz w:val="22"/>
+              </w:rPr>
+              <w:t>防火措施</w:t>
+            </w:r>
+          </w:p>
+        </w:tc>
+      </w:tr>
+      <w:tr>
+        <w:trPr>
+          <w:gridAfter w:val="1"/>
+          <w:wAfter w:w="336" w:type="dxa"/>
+          <w:trHeight w:val="340" w:hRule="atLeast"/>
+          <w:jc w:val="center"/>
+        </w:trPr>
+        <w:tc>
+          <w:tcPr>
+            <w:tcW w:w="480" w:type="dxa"/>
+            <w:tcBorders>
+              <w:top w:val="single" w:color="B4B4B4" w:sz="2" w:space="0"/>
+              <w:left w:val="single" w:color="FFFFFF" w:sz="2" w:space="0"/>
+              <w:bottom w:val="single" w:color="B4B4B4" w:sz="2" w:space="0"/>
+              <w:right w:val="single" w:color="808080" w:sz="12" w:space="0"/>
+            </w:tcBorders>
+            <w:shd w:val="clear" w:color="auto" w:fill="F2F2F2"/>
+            <w:noWrap w:val="0"/>
+            <w:vAlign w:val="top"/>
+          </w:tcPr>
+          <w:p>
+            <w:pPr>
+              <w:spacing w:after="0" w:line="280" w:lineRule="exact"/>
+              <w:jc w:val="center"/>
+              <w:rPr>
+                <w:rFonts w:ascii="Arial" w:hAnsi="Arial" w:eastAsia="微软雅黑"/>
+                <w:b/>
+                <w:color w:val="595959"/>
+                <w:sz w:val="20"/>
+                <w:szCs w:val="18"/>
+              </w:rPr>
+            </w:pPr>
+            <w:r>
+              <w:rPr>
+                <w:rFonts w:hint="eastAsia" w:ascii="Arial" w:hAnsi="Arial" w:eastAsia="微软雅黑"/>
+                <w:b/>
+                <w:color w:val="595959"/>
+                <w:sz w:val="20"/>
+                <w:szCs w:val="18"/>
+              </w:rPr>
+              <w:t>{{#操作处置与储存.7.1 安全操作的防护措施.防火措施}}{{@序号}}</w:t>
+            </w:r>
+          </w:p>
+        </w:tc>
+        <w:tc>
+          <w:tcPr>
+            <w:tcW w:w="9661" w:type="dxa"/>
+            <w:gridSpan w:val="7"/>
+            <w:tcBorders>
+              <w:top w:val="single" w:color="B4B4B4" w:sz="2" w:space="0"/>
+              <w:left w:val="single" w:color="808080" w:sz="12" w:space="0"/>
+              <w:bottom w:val="single" w:color="B4B4B4" w:sz="2" w:space="0"/>
+              <w:right w:val="single" w:color="FFFFFF" w:sz="2" w:space="0"/>
+            </w:tcBorders>
+            <w:noWrap w:val="0"/>
+            <w:vAlign w:val="top"/>
+          </w:tcPr>
+          <w:p>
+            <w:pPr>
+              <w:spacing w:after="0" w:line="280" w:lineRule="exact"/>
+              <w:ind w:left="105" w:leftChars="50"/>
+              <w:jc w:val="left"/>
+              <w:rPr>
+                <w:rFonts w:ascii="Arial" w:hAnsi="Arial" w:eastAsia="微软雅黑" w:cs="Arial"/>
+                <w:sz w:val="20"/>
+              </w:rPr>
+            </w:pPr>
+            <w:r>
+              <w:rPr>
+                <w:rFonts w:hint="eastAsia" w:ascii="Arial" w:hAnsi="Arial" w:eastAsia="微软雅黑" w:cs="Arial"/>
+                <w:sz w:val="20"/>
+              </w:rPr>
+              <w:t>{{.}}</w:t>
+            </w:r>
+          </w:p>
+        </w:tc>
+      </w:tr>
+      <w:tr>
+        <w:trPr>
+          <w:gridAfter w:val="1"/>
+          <w:wAfter w:w="336" w:type="dxa"/>
+          <w:trHeight w:val="396" w:hRule="atLeast"/>
+          <w:jc w:val="center"/>
+        </w:trPr>
+        <w:tc>
+          <w:tcPr>
+            <w:tcW w:w="10141" w:type="dxa"/>
+            <w:gridSpan w:val="8"/>
+            <w:tcBorders>
+              <w:top w:val="nil"/>
+              <w:left w:val="nil"/>
+              <w:bottom w:val="nil"/>
+              <w:right w:val="nil"/>
+            </w:tcBorders>
+            <w:noWrap w:val="0"/>
+            <w:vAlign w:val="bottom"/>
+          </w:tcPr>
+          <w:p>
+            <w:pPr>
+              <w:numPr>
+                <w:ilvl w:val="0"/>
+                <w:numId w:val="1"/>
+              </w:numPr>
+              <w:spacing w:after="62" w:afterLines="20" w:line="280" w:lineRule="exact"/>
+              <w:ind w:left="494" w:leftChars="100" w:hanging="284"/>
+              <w:rPr>
+                <w:rFonts w:ascii="Arial" w:hAnsi="Arial" w:eastAsia="微软雅黑"/>
+                <w:color w:val="262626"/>
+                <w:sz w:val="22"/>
+              </w:rPr>
+            </w:pPr>
+            <w:r>
+              <w:rPr>
+                <w:rFonts w:hint="eastAsia" w:ascii="Arial" w:hAnsi="Arial" w:eastAsia="微软雅黑"/>
+                <w:color w:val="262626"/>
+                <w:sz w:val="22"/>
+              </w:rPr>
+              <w:t xml:space="preserve"> </w:t>
+            </w:r>
+            <w:r>
+              <w:rPr>
+                <w:rFonts w:hint="eastAsia" w:ascii="Arial" w:hAnsi="Arial" w:eastAsia="微软雅黑" w:cs="Arial"/>
+                <w:color w:val="262626"/>
+                <w:sz w:val="22"/>
+              </w:rPr>
+              <w:t>预防气溶胶和粉尘生成措施</w:t>
+            </w:r>
+          </w:p>
+        </w:tc>
+      </w:tr>
+      <w:tr>
+        <w:trPr>
+          <w:gridAfter w:val="1"/>
+          <w:wAfter w:w="336" w:type="dxa"/>
+          <w:trHeight w:val="340" w:hRule="atLeast"/>
+          <w:jc w:val="center"/>
+        </w:trPr>
+        <w:tc>
+          <w:tcPr>
+            <w:tcW w:w="480" w:type="dxa"/>
+            <w:tcBorders>
+              <w:top w:val="single" w:color="B4B4B4" w:sz="2" w:space="0"/>
+              <w:left w:val="single" w:color="FFFFFF" w:sz="2" w:space="0"/>
+              <w:bottom w:val="single" w:color="B4B4B4" w:sz="2" w:space="0"/>
+              <w:right w:val="single" w:color="808080" w:sz="12" w:space="0"/>
+            </w:tcBorders>
+            <w:shd w:val="clear" w:color="auto" w:fill="F2F2F2"/>
+            <w:noWrap w:val="0"/>
+            <w:vAlign w:val="top"/>
+          </w:tcPr>
+          <w:p>
+            <w:pPr>
+              <w:spacing w:after="0" w:line="280" w:lineRule="exact"/>
+              <w:jc w:val="center"/>
+              <w:rPr>
+                <w:rFonts w:ascii="Arial" w:hAnsi="Arial" w:eastAsia="微软雅黑"/>
+                <w:b/>
+                <w:color w:val="595959"/>
+                <w:sz w:val="20"/>
+                <w:szCs w:val="18"/>
+              </w:rPr>
+            </w:pPr>
+            <w:r>
+              <w:rPr>
+                <w:rFonts w:hint="eastAsia" w:ascii="Arial" w:hAnsi="Arial" w:eastAsia="微软雅黑"/>
+                <w:b/>
+                <w:color w:val="595959"/>
+                <w:sz w:val="20"/>
+                <w:szCs w:val="18"/>
+              </w:rPr>
+              <w:t>{{#操作处置与储存.7.1 安全操作的防护措施.预防气溶胶和粉尘生成措施}}{{@序号}}</w:t>
+            </w:r>
+          </w:p>
+        </w:tc>
+        <w:tc>
+          <w:tcPr>
+            <w:tcW w:w="9661" w:type="dxa"/>
+            <w:gridSpan w:val="7"/>
+            <w:tcBorders>
+              <w:top w:val="single" w:color="B4B4B4" w:sz="2" w:space="0"/>
+              <w:left w:val="single" w:color="808080" w:sz="12" w:space="0"/>
+              <w:bottom w:val="single" w:color="B4B4B4" w:sz="2" w:space="0"/>
+              <w:right w:val="single" w:color="FFFFFF" w:sz="2" w:space="0"/>
+            </w:tcBorders>
+            <w:noWrap w:val="0"/>
+            <w:vAlign w:val="top"/>
+          </w:tcPr>
+          <w:p>
+            <w:pPr>
+              <w:spacing w:after="0" w:line="280" w:lineRule="exact"/>
+              <w:ind w:left="105" w:leftChars="50"/>
+              <w:jc w:val="left"/>
+              <w:rPr>
+                <w:rFonts w:ascii="Arial" w:hAnsi="Arial" w:eastAsia="微软雅黑" w:cs="Arial"/>
+                <w:sz w:val="20"/>
+              </w:rPr>
+            </w:pPr>
+            <w:r>
+              <w:rPr>
+                <w:rFonts w:hint="eastAsia" w:ascii="Arial" w:hAnsi="Arial" w:eastAsia="微软雅黑" w:cs="Arial"/>
+                <w:sz w:val="20"/>
+              </w:rPr>
+              <w:t>{{.}}</w:t>
+            </w:r>
+          </w:p>
+        </w:tc>
+      </w:tr>
+      <w:tr>
+        <w:trPr>
+          <w:gridAfter w:val="1"/>
+          <w:wAfter w:w="336" w:type="dxa"/>
+          <w:trHeight w:val="396" w:hRule="atLeast"/>
+          <w:jc w:val="center"/>
+        </w:trPr>
+        <w:tc>
+          <w:tcPr>
+            <w:tcW w:w="10141" w:type="dxa"/>
+            <w:gridSpan w:val="8"/>
+            <w:tcBorders>
+              <w:top w:val="nil"/>
+              <w:left w:val="nil"/>
+              <w:bottom w:val="nil"/>
+              <w:right w:val="nil"/>
+            </w:tcBorders>
+            <w:noWrap w:val="0"/>
+            <w:vAlign w:val="bottom"/>
+          </w:tcPr>
+          <w:p>
+            <w:pPr>
+              <w:numPr>
+                <w:ilvl w:val="0"/>
+                <w:numId w:val="1"/>
+              </w:numPr>
+              <w:spacing w:after="62" w:afterLines="20" w:line="280" w:lineRule="exact"/>
+              <w:ind w:left="494" w:leftChars="100" w:hanging="284"/>
+              <w:rPr>
+                <w:rFonts w:ascii="Arial" w:hAnsi="Arial" w:eastAsia="微软雅黑"/>
+                <w:color w:val="262626"/>
+                <w:sz w:val="22"/>
+              </w:rPr>
+            </w:pPr>
+            <w:r>
+              <w:rPr>
+                <w:rFonts w:hint="eastAsia" w:ascii="Arial" w:hAnsi="Arial" w:eastAsia="微软雅黑"/>
+                <w:color w:val="262626"/>
+                <w:sz w:val="22"/>
+              </w:rPr>
+              <w:t xml:space="preserve"> </w:t>
+            </w:r>
+            <w:r>
+              <w:rPr>
+                <w:rFonts w:hint="eastAsia" w:ascii="Arial" w:hAnsi="Arial" w:eastAsia="微软雅黑" w:cs="Arial"/>
+                <w:color w:val="262626"/>
+                <w:sz w:val="22"/>
+              </w:rPr>
+              <w:t>职业卫生建议</w:t>
+            </w:r>
+          </w:p>
+        </w:tc>
+      </w:tr>
+      <w:tr>
+        <w:trPr>
+          <w:gridAfter w:val="1"/>
+          <w:wAfter w:w="336" w:type="dxa"/>
+          <w:trHeight w:val="340" w:hRule="atLeast"/>
+          <w:jc w:val="center"/>
+        </w:trPr>
+        <w:tc>
+          <w:tcPr>
+            <w:tcW w:w="480" w:type="dxa"/>
+            <w:tcBorders>
+              <w:top w:val="single" w:color="B4B4B4" w:sz="2" w:space="0"/>
+              <w:left w:val="single" w:color="FFFFFF" w:sz="2" w:space="0"/>
+              <w:bottom w:val="single" w:color="B4B4B4" w:sz="2" w:space="0"/>
+              <w:right w:val="single" w:color="808080" w:sz="12" w:space="0"/>
+            </w:tcBorders>
+            <w:shd w:val="clear" w:color="auto" w:fill="F2F2F2"/>
+            <w:noWrap w:val="0"/>
+            <w:vAlign w:val="top"/>
+          </w:tcPr>
+          <w:p>
+            <w:pPr>
+              <w:spacing w:after="0" w:line="280" w:lineRule="exact"/>
+              <w:jc w:val="center"/>
+              <w:rPr>
+                <w:rFonts w:ascii="Arial" w:hAnsi="Arial" w:eastAsia="微软雅黑"/>
+                <w:b/>
+                <w:color w:val="595959"/>
+                <w:sz w:val="20"/>
+                <w:szCs w:val="18"/>
+              </w:rPr>
+            </w:pPr>
+            <w:r>
+              <w:rPr>
+                <w:rFonts w:hint="eastAsia" w:ascii="Arial" w:hAnsi="Arial" w:eastAsia="微软雅黑"/>
+                <w:b/>
+                <w:color w:val="595959"/>
+                <w:sz w:val="20"/>
+                <w:szCs w:val="18"/>
+              </w:rPr>
+              <w:t>{{#操作处置与储存.7.1 安全操作的防护措施.职业卫生建议}}{{@序号}}</w:t>
+            </w:r>
+          </w:p>
+        </w:tc>
+        <w:tc>
+          <w:tcPr>
+            <w:tcW w:w="9661" w:type="dxa"/>
+            <w:gridSpan w:val="7"/>
+            <w:tcBorders>
+              <w:top w:val="single" w:color="B4B4B4" w:sz="2" w:space="0"/>
+              <w:left w:val="single" w:color="808080" w:sz="12" w:space="0"/>
+              <w:bottom w:val="single" w:color="B4B4B4" w:sz="2" w:space="0"/>
+              <w:right w:val="single" w:color="FFFFFF" w:sz="2" w:space="0"/>
+            </w:tcBorders>
+            <w:noWrap w:val="0"/>
+            <w:vAlign w:val="top"/>
+          </w:tcPr>
+          <w:p>
+            <w:pPr>
+              <w:spacing w:after="0" w:line="280" w:lineRule="exact"/>
+              <w:ind w:left="105" w:leftChars="50"/>
+              <w:jc w:val="left"/>
+              <w:rPr>
+                <w:rFonts w:ascii="Arial" w:hAnsi="Arial" w:eastAsia="微软雅黑" w:cs="Arial"/>
+                <w:sz w:val="20"/>
+              </w:rPr>
+            </w:pPr>
+            <w:r>
+              <w:rPr>
+                <w:rFonts w:hint="eastAsia" w:ascii="Arial" w:hAnsi="Arial" w:eastAsia="微软雅黑" w:cs="Arial"/>
+                <w:sz w:val="20"/>
+              </w:rPr>
+              <w:t>{{.}}</w:t>
             </w:r>
           </w:p>
         </w:tc>
@@ -7127,10 +8544,7 @@
                 <w:sz w:val="20"/>
                 <w:szCs w:val="18"/>
               </w:rPr>
-              <w:t xml:space="preserve">{{@序号}}</w:t>
-            </w:r>
-            <w:r>
-              <w:t>{{#第7部分 操作处置与储存.安全储存条件}}</w:t>
+              <w:t>{{#操作处置与储存.7.2 安全储存的条件，包括任何不相容性}}{{@序号}}</w:t>
             </w:r>
           </w:p>
         </w:tc>
@@ -7162,7 +8576,7 @@
                 <w:rFonts w:hint="eastAsia" w:ascii="Arial" w:hAnsi="Arial" w:eastAsia="微软雅黑"/>
                 <w:sz w:val="20"/>
               </w:rPr>
-              <w:t xml:space="preserve">{{.}}</w:t>
+              <w:t>{{.}}</w:t>
             </w:r>
           </w:p>
         </w:tc>
@@ -7280,10 +8694,7 @@
                 <w:sz w:val="20"/>
                 <w:szCs w:val="18"/>
               </w:rPr>
-              <w:t xml:space="preserve">{{@序号}}</w:t>
-            </w:r>
-            <w:r>
-              <w:t>{{#第7部分 操作处置与储存.特定用途}}</w:t>
+              <w:t>{{#操作处置与储存.7.3 特定用途}}{{@序号}}</w:t>
             </w:r>
           </w:p>
         </w:tc>
@@ -7315,7 +8726,7 @@
                 <w:rFonts w:hint="eastAsia" w:ascii="Arial" w:hAnsi="Arial" w:eastAsia="微软雅黑"/>
                 <w:sz w:val="20"/>
               </w:rPr>
-              <w:t xml:space="preserve">{{.}}</w:t>
+              <w:t>{{.}}</w:t>
             </w:r>
           </w:p>
         </w:tc>
@@ -7607,8 +9018,8 @@
         </w:trPr>
         <w:tc>
           <w:tcPr>
-            <w:tcW w:w="10141" w:type="dxa"/>
-            <w:gridSpan w:val="8"/>
+            <w:tcW w:w="3123" w:type="dxa"/>
+            <w:gridSpan w:val="2"/>
             <w:vMerge w:val="restart"/>
             <w:tcBorders>
               <w:top w:val="single" w:color="808080" w:sz="2" w:space="0"/>
@@ -7633,7 +9044,486 @@
                 <w:rFonts w:ascii="Arial" w:hAnsi="Arial" w:eastAsia="微软雅黑" w:cs="Arial"/>
                 <w:sz w:val="20"/>
               </w:rPr>
-              <w:t xml:space="preserve">{{+第8部分 接触控制/个体防护.控制参数}}</w:t>
+              <w:t xml:space="preserve">组分 </w:t>
+            </w:r>
+          </w:p>
+        </w:tc>
+        <w:tc>
+          <w:tcPr>
+            <w:tcW w:w="1270" w:type="dxa"/>
+            <w:vMerge w:val="restart"/>
+            <w:tcBorders>
+              <w:top w:val="single" w:color="808080" w:sz="2" w:space="0"/>
+              <w:left w:val="single" w:color="808080" w:sz="2" w:space="0"/>
+              <w:right w:val="single" w:color="808080" w:sz="2" w:space="0"/>
+            </w:tcBorders>
+            <w:shd w:val="clear" w:color="auto" w:fill="F2F2F2"/>
+            <w:noWrap w:val="0"/>
+            <w:vAlign w:val="center"/>
+          </w:tcPr>
+          <w:p>
+            <w:pPr>
+              <w:spacing w:after="0" w:line="240" w:lineRule="exact"/>
+              <w:jc w:val="center"/>
+              <w:rPr>
+                <w:rFonts w:ascii="Arial" w:hAnsi="Arial" w:eastAsia="微软雅黑" w:cs="Arial"/>
+                <w:sz w:val="20"/>
+              </w:rPr>
+            </w:pPr>
+            <w:r>
+              <w:rPr>
+                <w:rFonts w:ascii="Arial" w:hAnsi="Arial" w:eastAsia="微软雅黑" w:cs="Arial"/>
+                <w:sz w:val="20"/>
+              </w:rPr>
+              <w:t xml:space="preserve">国家/地区 </w:t>
+            </w:r>
+          </w:p>
+        </w:tc>
+        <w:tc>
+          <w:tcPr>
+            <w:tcW w:w="2874" w:type="dxa"/>
+            <w:gridSpan w:val="3"/>
+            <w:tcBorders>
+              <w:top w:val="single" w:color="808080" w:sz="2" w:space="0"/>
+              <w:left w:val="single" w:color="808080" w:sz="2" w:space="0"/>
+              <w:bottom w:val="single" w:color="808080" w:sz="12" w:space="0"/>
+              <w:right w:val="single" w:color="808080" w:sz="2" w:space="0"/>
+            </w:tcBorders>
+            <w:shd w:val="clear" w:color="auto" w:fill="F2F2F2"/>
+            <w:noWrap w:val="0"/>
+            <w:vAlign w:val="top"/>
+          </w:tcPr>
+          <w:p>
+            <w:pPr>
+              <w:spacing w:after="0" w:line="240" w:lineRule="exact"/>
+              <w:jc w:val="center"/>
+              <w:rPr>
+                <w:rFonts w:ascii="Arial" w:hAnsi="Arial" w:eastAsia="微软雅黑" w:cs="Arial"/>
+                <w:sz w:val="20"/>
+              </w:rPr>
+            </w:pPr>
+            <w:r>
+              <w:rPr>
+                <w:rFonts w:ascii="Arial" w:hAnsi="Arial" w:eastAsia="微软雅黑" w:cs="Arial"/>
+                <w:sz w:val="20"/>
+              </w:rPr>
+              <w:t xml:space="preserve">职业接触限值（8h） </w:t>
+            </w:r>
+          </w:p>
+        </w:tc>
+        <w:tc>
+          <w:tcPr>
+            <w:tcW w:w="2874" w:type="dxa"/>
+            <w:gridSpan w:val="2"/>
+            <w:tcBorders>
+              <w:top w:val="single" w:color="808080" w:sz="2" w:space="0"/>
+              <w:left w:val="single" w:color="808080" w:sz="2" w:space="0"/>
+              <w:bottom w:val="single" w:color="808080" w:sz="12" w:space="0"/>
+              <w:right w:val="single" w:color="808080" w:sz="2" w:space="0"/>
+            </w:tcBorders>
+            <w:shd w:val="clear" w:color="auto" w:fill="F2F2F2"/>
+            <w:noWrap w:val="0"/>
+            <w:vAlign w:val="top"/>
+          </w:tcPr>
+          <w:p>
+            <w:pPr>
+              <w:spacing w:after="0" w:line="240" w:lineRule="exact"/>
+              <w:jc w:val="center"/>
+              <w:rPr>
+                <w:rFonts w:ascii="Arial" w:hAnsi="Arial" w:eastAsia="微软雅黑" w:cs="Arial"/>
+                <w:sz w:val="20"/>
+              </w:rPr>
+            </w:pPr>
+            <w:r>
+              <w:rPr>
+                <w:rFonts w:ascii="Arial" w:hAnsi="Arial" w:eastAsia="微软雅黑" w:cs="Arial"/>
+                <w:sz w:val="20"/>
+              </w:rPr>
+              <w:t xml:space="preserve">职业接触限值（短时间） </w:t>
+            </w:r>
+          </w:p>
+        </w:tc>
+      </w:tr>
+      <w:tr>
+        <w:trPr>
+          <w:gridAfter w:val="1"/>
+          <w:wAfter w:w="336" w:type="dxa"/>
+          <w:trHeight w:val="340" w:hRule="atLeast"/>
+          <w:jc w:val="center"/>
+        </w:trPr>
+        <w:tc>
+          <w:tcPr>
+            <w:tcW w:w="3123" w:type="dxa"/>
+            <w:gridSpan w:val="2"/>
+            <w:vMerge w:val="continue"/>
+            <w:tcBorders>
+              <w:left w:val="single" w:color="808080" w:sz="2" w:space="0"/>
+              <w:bottom w:val="single" w:color="808080" w:sz="2" w:space="0"/>
+              <w:right w:val="single" w:color="808080" w:sz="2" w:space="0"/>
+            </w:tcBorders>
+            <w:shd w:val="clear" w:color="auto" w:fill="F2F2F2"/>
+            <w:noWrap w:val="0"/>
+            <w:vAlign w:val="top"/>
+          </w:tcPr>
+          <w:p>
+            <w:pPr>
+              <w:spacing w:after="0" w:line="240" w:lineRule="exact"/>
+              <w:jc w:val="center"/>
+              <w:rPr>
+                <w:rFonts w:ascii="Arial" w:hAnsi="Arial" w:eastAsia="微软雅黑" w:cs="Arial"/>
+                <w:sz w:val="20"/>
+              </w:rPr>
+            </w:pPr>
+          </w:p>
+        </w:tc>
+        <w:tc>
+          <w:tcPr>
+            <w:tcW w:w="1270" w:type="dxa"/>
+            <w:vMerge w:val="continue"/>
+            <w:tcBorders>
+              <w:left w:val="single" w:color="808080" w:sz="2" w:space="0"/>
+              <w:bottom w:val="single" w:color="808080" w:sz="2" w:space="0"/>
+              <w:right w:val="single" w:color="A6A6A6" w:sz="4" w:space="0"/>
+            </w:tcBorders>
+            <w:shd w:val="clear" w:color="auto" w:fill="F2F2F2"/>
+            <w:noWrap w:val="0"/>
+            <w:vAlign w:val="top"/>
+          </w:tcPr>
+          <w:p>
+            <w:pPr>
+              <w:spacing w:after="0" w:line="240" w:lineRule="exact"/>
+              <w:ind w:left="105" w:leftChars="50"/>
+              <w:jc w:val="center"/>
+              <w:rPr>
+                <w:rFonts w:ascii="Arial" w:hAnsi="Arial" w:eastAsia="微软雅黑" w:cs="Arial"/>
+                <w:sz w:val="20"/>
+              </w:rPr>
+            </w:pPr>
+          </w:p>
+        </w:tc>
+        <w:tc>
+          <w:tcPr>
+            <w:tcW w:w="1437" w:type="dxa"/>
+            <w:tcBorders>
+              <w:top w:val="single" w:color="808080" w:sz="12" w:space="0"/>
+              <w:left w:val="single" w:color="A6A6A6" w:sz="4" w:space="0"/>
+              <w:bottom w:val="single" w:color="A6A6A6" w:sz="4" w:space="0"/>
+              <w:right w:val="single" w:color="A6A6A6" w:sz="4" w:space="0"/>
+            </w:tcBorders>
+            <w:shd w:val="clear" w:color="auto" w:fill="F2F2F2"/>
+            <w:noWrap w:val="0"/>
+            <w:vAlign w:val="top"/>
+          </w:tcPr>
+          <w:p>
+            <w:pPr>
+              <w:spacing w:after="0" w:line="240" w:lineRule="exact"/>
+              <w:ind w:left="105" w:leftChars="50"/>
+              <w:jc w:val="center"/>
+              <w:rPr>
+                <w:rFonts w:ascii="Arial" w:hAnsi="Arial" w:eastAsia="微软雅黑" w:cs="Arial"/>
+                <w:sz w:val="20"/>
+              </w:rPr>
+            </w:pPr>
+            <w:r>
+              <w:rPr>
+                <w:rFonts w:ascii="Arial" w:hAnsi="Arial" w:eastAsia="微软雅黑" w:cs="Arial"/>
+                <w:sz w:val="20"/>
+              </w:rPr>
+              <w:t xml:space="preserve">ppm </w:t>
+            </w:r>
+          </w:p>
+        </w:tc>
+        <w:tc>
+          <w:tcPr>
+            <w:tcW w:w="1437" w:type="dxa"/>
+            <w:gridSpan w:val="2"/>
+            <w:tcBorders>
+              <w:top w:val="single" w:color="808080" w:sz="12" w:space="0"/>
+              <w:left w:val="single" w:color="A6A6A6" w:sz="4" w:space="0"/>
+              <w:bottom w:val="single" w:color="A6A6A6" w:sz="4" w:space="0"/>
+              <w:right w:val="single" w:color="A6A6A6" w:sz="4" w:space="0"/>
+            </w:tcBorders>
+            <w:shd w:val="clear" w:color="auto" w:fill="F2F2F2"/>
+            <w:noWrap w:val="0"/>
+            <w:vAlign w:val="top"/>
+          </w:tcPr>
+          <w:p>
+            <w:pPr>
+              <w:spacing w:after="0" w:line="240" w:lineRule="exact"/>
+              <w:ind w:left="105" w:leftChars="50"/>
+              <w:jc w:val="center"/>
+              <w:rPr>
+                <w:rFonts w:ascii="Arial" w:hAnsi="Arial" w:eastAsia="微软雅黑" w:cs="Arial"/>
+                <w:sz w:val="20"/>
+              </w:rPr>
+            </w:pPr>
+            <w:r>
+              <w:rPr>
+                <w:rFonts w:ascii="Arial" w:hAnsi="Arial" w:eastAsia="微软雅黑" w:cs="Arial"/>
+                <w:sz w:val="20"/>
+              </w:rPr>
+              <w:t xml:space="preserve">mg/m³ </w:t>
+            </w:r>
+          </w:p>
+        </w:tc>
+        <w:tc>
+          <w:tcPr>
+            <w:tcW w:w="1437" w:type="dxa"/>
+            <w:tcBorders>
+              <w:top w:val="single" w:color="808080" w:sz="12" w:space="0"/>
+              <w:left w:val="single" w:color="A6A6A6" w:sz="4" w:space="0"/>
+              <w:bottom w:val="single" w:color="A6A6A6" w:sz="4" w:space="0"/>
+              <w:right w:val="single" w:color="A6A6A6" w:sz="4" w:space="0"/>
+            </w:tcBorders>
+            <w:shd w:val="clear" w:color="auto" w:fill="F2F2F2"/>
+            <w:noWrap w:val="0"/>
+            <w:vAlign w:val="top"/>
+          </w:tcPr>
+          <w:p>
+            <w:pPr>
+              <w:spacing w:after="0" w:line="240" w:lineRule="exact"/>
+              <w:ind w:left="105" w:leftChars="50"/>
+              <w:jc w:val="center"/>
+              <w:rPr>
+                <w:rFonts w:ascii="Arial" w:hAnsi="Arial" w:eastAsia="微软雅黑" w:cs="Arial"/>
+                <w:sz w:val="20"/>
+              </w:rPr>
+            </w:pPr>
+            <w:r>
+              <w:rPr>
+                <w:rFonts w:ascii="Arial" w:hAnsi="Arial" w:eastAsia="微软雅黑" w:cs="Arial"/>
+                <w:sz w:val="20"/>
+              </w:rPr>
+              <w:t xml:space="preserve">ppm </w:t>
+            </w:r>
+          </w:p>
+        </w:tc>
+        <w:tc>
+          <w:tcPr>
+            <w:tcW w:w="1437" w:type="dxa"/>
+            <w:tcBorders>
+              <w:top w:val="single" w:color="808080" w:sz="12" w:space="0"/>
+              <w:left w:val="single" w:color="A6A6A6" w:sz="4" w:space="0"/>
+              <w:bottom w:val="single" w:color="A6A6A6" w:sz="4" w:space="0"/>
+              <w:right w:val="single" w:color="A6A6A6" w:sz="4" w:space="0"/>
+            </w:tcBorders>
+            <w:shd w:val="clear" w:color="auto" w:fill="F2F2F2"/>
+            <w:noWrap w:val="0"/>
+            <w:vAlign w:val="top"/>
+          </w:tcPr>
+          <w:p>
+            <w:pPr>
+              <w:spacing w:after="0" w:line="240" w:lineRule="exact"/>
+              <w:ind w:left="105" w:leftChars="50"/>
+              <w:jc w:val="center"/>
+              <w:rPr>
+                <w:rFonts w:ascii="Arial" w:hAnsi="Arial" w:eastAsia="微软雅黑" w:cs="Arial"/>
+                <w:sz w:val="20"/>
+              </w:rPr>
+            </w:pPr>
+            <w:r>
+              <w:rPr>
+                <w:rFonts w:ascii="Arial" w:hAnsi="Arial" w:eastAsia="微软雅黑" w:cs="Arial"/>
+                <w:sz w:val="20"/>
+              </w:rPr>
+              <w:t xml:space="preserve">mg/m³ </w:t>
+            </w:r>
+          </w:p>
+        </w:tc>
+      </w:tr>
+      <w:tr>
+        <w:trPr>
+          <w:gridAfter w:val="1"/>
+          <w:wAfter w:w="336" w:type="dxa"/>
+          <w:trHeight w:val="340" w:hRule="atLeast"/>
+          <w:jc w:val="center"/>
+        </w:trPr>
+        <w:tc>
+          <w:tcPr>
+            <w:tcW w:w="3123" w:type="dxa"/>
+            <w:gridSpan w:val="2"/>
+            <w:vMerge w:val="restart"/>
+            <w:tcBorders>
+              <w:top w:val="single" w:color="808080" w:sz="2" w:space="0"/>
+              <w:left w:val="single" w:color="808080" w:sz="2" w:space="0"/>
+              <w:right w:val="single" w:color="808080" w:sz="2" w:space="0"/>
+            </w:tcBorders>
+            <w:noWrap w:val="0"/>
+            <w:vAlign w:val="center"/>
+          </w:tcPr>
+          <w:p>
+            <w:pPr>
+              <w:spacing w:after="0" w:line="259" w:lineRule="auto"/>
+              <w:ind w:right="106"/>
+              <w:jc w:val="center"/>
+              <w:rPr>
+                <w:rFonts w:ascii="微软雅黑" w:hAnsi="微软雅黑" w:eastAsia="微软雅黑"/>
+                <w:color w:val="262626"/>
+              </w:rPr>
+            </w:pPr>
+            <w:r>
+              <w:rPr>
+                <w:rFonts w:hint="eastAsia" w:ascii="微软雅黑" w:hAnsi="微软雅黑" w:eastAsia="微软雅黑"/>
+                <w:color w:val="262626"/>
+              </w:rPr>
+              <w:t>{{#第8部分 接触控制/个体防护.控制参数}}{{.组分}}</w:t>
+            </w:r>
+          </w:p>
+        </w:tc>
+        <w:tc>
+          <w:tcPr>
+            <w:tcW w:w="1270" w:type="dxa"/>
+            <w:tcBorders>
+              <w:top w:val="single" w:color="808080" w:sz="2" w:space="0"/>
+              <w:left w:val="single" w:color="808080" w:sz="2" w:space="0"/>
+              <w:bottom w:val="single" w:color="808080" w:sz="2" w:space="0"/>
+              <w:right w:val="single" w:color="808080" w:sz="2" w:space="0"/>
+            </w:tcBorders>
+            <w:noWrap w:val="0"/>
+            <w:vAlign w:val="top"/>
+          </w:tcPr>
+          <w:p>
+            <w:pPr>
+              <w:spacing w:after="0" w:line="240" w:lineRule="exact"/>
+              <w:jc w:val="center"/>
+              <w:rPr>
+                <w:rFonts w:ascii="Arial" w:hAnsi="Arial" w:eastAsia="微软雅黑" w:cs="Arial"/>
+                <w:sz w:val="20"/>
+              </w:rPr>
+            </w:pPr>
+            <w:r>
+              <w:rPr>
+                <w:rFonts w:ascii="Arial" w:hAnsi="Arial" w:eastAsia="微软雅黑" w:cs="Arial"/>
+                <w:sz w:val="20"/>
+              </w:rPr>
+              <w:t>{{.国家/地区}}</w:t>
+            </w:r>
+          </w:p>
+        </w:tc>
+        <w:tc>
+          <w:tcPr>
+            <w:tcW w:w="1437" w:type="dxa"/>
+            <w:tcBorders>
+              <w:top w:val="single" w:color="A6A6A6" w:sz="4" w:space="0"/>
+              <w:left w:val="single" w:color="808080" w:sz="2" w:space="0"/>
+              <w:bottom w:val="single" w:color="808080" w:sz="2" w:space="0"/>
+              <w:right w:val="single" w:color="808080" w:sz="2" w:space="0"/>
+            </w:tcBorders>
+            <w:noWrap w:val="0"/>
+            <w:vAlign w:val="top"/>
+          </w:tcPr>
+          <w:p>
+            <w:pPr>
+              <w:spacing w:after="0" w:line="240" w:lineRule="exact"/>
+              <w:jc w:val="center"/>
+              <w:rPr>
+                <w:rFonts w:ascii="Arial" w:hAnsi="Arial" w:eastAsia="微软雅黑" w:cs="Arial"/>
+                <w:sz w:val="20"/>
+              </w:rPr>
+            </w:pPr>
+            <w:r>
+              <w:rPr>
+                <w:rFonts w:ascii="Arial" w:hAnsi="Arial" w:eastAsia="微软雅黑" w:cs="Arial"/>
+                <w:sz w:val="20"/>
+              </w:rPr>
+              <w:t>{{.职业接触限值 (8h, ppm)}}</w:t>
+            </w:r>
+          </w:p>
+        </w:tc>
+        <w:tc>
+          <w:tcPr>
+            <w:tcW w:w="1437" w:type="dxa"/>
+            <w:gridSpan w:val="2"/>
+            <w:tcBorders>
+              <w:top w:val="single" w:color="A6A6A6" w:sz="4" w:space="0"/>
+              <w:left w:val="single" w:color="808080" w:sz="2" w:space="0"/>
+              <w:bottom w:val="single" w:color="808080" w:sz="2" w:space="0"/>
+              <w:right w:val="single" w:color="808080" w:sz="2" w:space="0"/>
+            </w:tcBorders>
+            <w:noWrap w:val="0"/>
+            <w:vAlign w:val="top"/>
+          </w:tcPr>
+          <w:p>
+            <w:pPr>
+              <w:spacing w:after="0" w:line="240" w:lineRule="exact"/>
+              <w:jc w:val="center"/>
+              <w:rPr>
+                <w:rFonts w:ascii="Arial" w:hAnsi="Arial" w:eastAsia="微软雅黑" w:cs="Arial"/>
+                <w:sz w:val="20"/>
+              </w:rPr>
+            </w:pPr>
+            <w:r>
+              <w:rPr>
+                <w:rFonts w:ascii="Arial" w:hAnsi="Arial" w:eastAsia="微软雅黑" w:cs="Arial"/>
+                <w:sz w:val="20"/>
+              </w:rPr>
+              <w:t>{{.职业接触限值 (8h, mg/m³)}}</w:t>
+            </w:r>
+            <w:r>
+              <w:rPr>
+                <w:rFonts w:hint="eastAsia" w:ascii="Arial" w:hAnsi="Arial" w:eastAsia="微软雅黑" w:cs="Arial"/>
+                <w:sz w:val="20"/>
+              </w:rPr>
+            </w:r>
+          </w:p>
+        </w:tc>
+        <w:tc>
+          <w:tcPr>
+            <w:tcW w:w="1437" w:type="dxa"/>
+            <w:tcBorders>
+              <w:top w:val="single" w:color="A6A6A6" w:sz="4" w:space="0"/>
+              <w:left w:val="single" w:color="808080" w:sz="2" w:space="0"/>
+              <w:bottom w:val="single" w:color="808080" w:sz="2" w:space="0"/>
+              <w:right w:val="single" w:color="808080" w:sz="2" w:space="0"/>
+            </w:tcBorders>
+            <w:noWrap w:val="0"/>
+            <w:vAlign w:val="top"/>
+          </w:tcPr>
+          <w:p>
+            <w:pPr>
+              <w:spacing w:after="0" w:line="240" w:lineRule="exact"/>
+              <w:jc w:val="center"/>
+              <w:rPr>
+                <w:rFonts w:ascii="Arial" w:hAnsi="Arial" w:eastAsia="微软雅黑" w:cs="Arial"/>
+                <w:sz w:val="20"/>
+              </w:rPr>
+            </w:pPr>
+            <w:r>
+              <w:rPr>
+                <w:rFonts w:ascii="Arial" w:hAnsi="Arial" w:eastAsia="微软雅黑" w:cs="Arial"/>
+                <w:sz w:val="20"/>
+              </w:rPr>
+              <w:t>{{.职业接触限值 (短时间, ppm)}}</w:t>
+            </w:r>
+          </w:p>
+        </w:tc>
+        <w:tc>
+          <w:tcPr>
+            <w:tcW w:w="1437" w:type="dxa"/>
+            <w:tcBorders>
+              <w:top w:val="single" w:color="A6A6A6" w:sz="4" w:space="0"/>
+              <w:left w:val="single" w:color="808080" w:sz="2" w:space="0"/>
+              <w:bottom w:val="single" w:color="808080" w:sz="2" w:space="0"/>
+              <w:right w:val="single" w:color="808080" w:sz="2" w:space="0"/>
+            </w:tcBorders>
+            <w:noWrap w:val="0"/>
+            <w:vAlign w:val="top"/>
+          </w:tcPr>
+          <w:p>
+            <w:pPr>
+              <w:spacing w:after="0" w:line="240" w:lineRule="exact"/>
+              <w:jc w:val="center"/>
+              <w:rPr>
+                <w:rFonts w:ascii="Arial" w:hAnsi="Arial" w:eastAsia="微软雅黑" w:cs="Arial"/>
+                <w:sz w:val="20"/>
+              </w:rPr>
+            </w:pPr>
+            <w:r>
+              <w:rPr>
+                <w:rFonts w:ascii="Arial" w:hAnsi="Arial" w:eastAsia="微软雅黑" w:cs="Arial"/>
+                <w:sz w:val="20"/>
+              </w:rPr>
+              <w:t>{{.职业接触限值 (短时间, mg/m³)}}</w:t>
             </w:r>
           </w:p>
         </w:tc>
@@ -7650,7 +9540,7 @@
             <w:tcW w:w="10141" w:type="dxa"/>
             <w:gridSpan w:val="8"/>
             <w:tcBorders>
-              <w:top w:val="single" w:color="B4B4B4" w:sz="2" w:space="0"/>
+              <w:top w:val="single" w:color="808080" w:sz="2" w:space="0"/>
             </w:tcBorders>
             <w:noWrap w:val="0"/>
             <w:vAlign w:val="top"/>
@@ -7677,36 +9567,120 @@
             <w:tcW w:w="10141" w:type="dxa"/>
             <w:gridSpan w:val="8"/>
             <w:tcBorders>
+              <w:top w:val="single" w:color="FFFFFF" w:sz="2" w:space="0"/>
+              <w:bottom w:val="nil"/>
+            </w:tcBorders>
+            <w:noWrap w:val="0"/>
+            <w:vAlign w:val="bottom"/>
+          </w:tcPr>
+          <w:p>
+            <w:pPr>
+              <w:numPr>
+                <w:ilvl w:val="0"/>
+                <w:numId w:val="1"/>
+              </w:numPr>
+              <w:spacing w:after="62" w:afterLines="20" w:line="280" w:lineRule="exact"/>
+              <w:ind w:left="494" w:leftChars="100" w:hanging="284"/>
+              <w:rPr>
+                <w:rFonts w:ascii="Arial" w:hAnsi="Arial" w:eastAsia="微软雅黑" w:cs="Arial"/>
+                <w:color w:val="262626"/>
+                <w:sz w:val="22"/>
+              </w:rPr>
+            </w:pPr>
+            <w:r>
+              <w:rPr>
+                <w:rFonts w:hint="eastAsia" w:ascii="Arial" w:hAnsi="Arial" w:eastAsia="微软雅黑" w:cs="Arial"/>
+                <w:color w:val="262626"/>
+                <w:sz w:val="22"/>
+              </w:rPr>
+              <w:t xml:space="preserve"> </w:t>
+            </w:r>
+            <w:r>
+              <w:rPr>
+                <w:rFonts w:ascii="Arial" w:hAnsi="Arial" w:eastAsia="微软雅黑" w:cs="Arial"/>
+                <w:color w:val="262626"/>
+                <w:sz w:val="22"/>
+              </w:rPr>
+              <w:t>生物限值</w:t>
+            </w:r>
+          </w:p>
+        </w:tc>
+      </w:tr>
+      <w:tr>
+        <w:trPr>
+          <w:gridAfter w:val="1"/>
+          <w:wAfter w:w="336" w:type="dxa"/>
+          <w:trHeight w:val="340" w:hRule="atLeast"/>
+          <w:jc w:val="center"/>
+        </w:trPr>
+        <w:tc>
+          <w:tcPr>
+            <w:tcW w:w="3123" w:type="dxa"/>
+            <w:gridSpan w:val="2"/>
+            <w:tcBorders>
+              <w:top w:val="single" w:color="B4B4B4" w:sz="2" w:space="0"/>
+              <w:left w:val="single" w:color="FFFFFF" w:sz="2" w:space="0"/>
               <w:bottom w:val="single" w:color="B4B4B4" w:sz="2" w:space="0"/>
-            </w:tcBorders>
-            <w:noWrap w:val="0"/>
-            <w:vAlign w:val="bottom"/>
-          </w:tcPr>
-          <w:p>
-            <w:pPr>
-              <w:spacing w:after="62" w:afterLines="20" w:line="280" w:lineRule="exact"/>
+              <w:right w:val="single" w:color="808080" w:sz="12" w:space="0"/>
+            </w:tcBorders>
+            <w:shd w:val="clear" w:color="auto" w:fill="F2F2F2"/>
+            <w:noWrap w:val="0"/>
+            <w:vAlign w:val="top"/>
+          </w:tcPr>
+          <w:p>
+            <w:pPr>
+              <w:spacing w:after="0" w:line="280" w:lineRule="exact"/>
+              <w:ind w:right="105" w:rightChars="50"/>
+              <w:jc w:val="right"/>
+              <w:rPr>
+                <w:rFonts w:ascii="Arial" w:hAnsi="Arial" w:eastAsia="微软雅黑"/>
+                <w:b/>
+                <w:color w:val="595959"/>
+                <w:sz w:val="20"/>
+                <w:szCs w:val="18"/>
+              </w:rPr>
+            </w:pPr>
+            <w:r>
+              <w:rPr>
+                <w:rFonts w:hint="eastAsia" w:ascii="Arial" w:hAnsi="Arial" w:eastAsia="微软雅黑"/>
+                <w:b/>
+                <w:color w:val="595959"/>
+                <w:sz w:val="20"/>
+                <w:szCs w:val="18"/>
+              </w:rPr>
+              <w:t>生物限值</w:t>
+            </w:r>
+          </w:p>
+        </w:tc>
+        <w:tc>
+          <w:tcPr>
+            <w:tcW w:w="7018" w:type="dxa"/>
+            <w:gridSpan w:val="6"/>
+            <w:tcBorders>
+              <w:top w:val="single" w:color="B4B4B4" w:sz="2" w:space="0"/>
+              <w:left w:val="single" w:color="808080" w:sz="12" w:space="0"/>
+              <w:bottom w:val="single" w:color="B4B4B4" w:sz="2" w:space="0"/>
+              <w:right w:val="single" w:color="FFFFFF" w:sz="2" w:space="0"/>
+            </w:tcBorders>
+            <w:noWrap w:val="0"/>
+            <w:vAlign w:val="top"/>
+          </w:tcPr>
+          <w:p>
+            <w:pPr>
+              <w:spacing w:after="0" w:line="280" w:lineRule="exact"/>
+              <w:ind w:left="105" w:leftChars="50"/>
               <w:jc w:val="left"/>
               <w:rPr>
                 <w:rFonts w:ascii="Arial" w:hAnsi="Arial" w:eastAsia="微软雅黑"/>
-              </w:rPr>
-            </w:pPr>
-            <w:r>
-              <w:rPr>
-                <w:rFonts w:ascii="Arial" w:hAnsi="Arial" w:eastAsia="微软雅黑"/>
-                <w:b/>
-                <w:color w:val="CC3300"/>
-                <w:sz w:val="24"/>
-              </w:rPr>
-              <w:t>|</w:t>
-            </w:r>
-            <w:r>
-              <w:rPr>
-                <w:rFonts w:hint="eastAsia" w:ascii="Arial" w:hAnsi="Arial" w:eastAsia="微软雅黑"/>
-                <w:b/>
-                <w:color w:val="0D0D0D"/>
-                <w:sz w:val="22"/>
-              </w:rPr>
-              <w:t>8.2 接触控制</w:t>
+                <w:sz w:val="20"/>
+              </w:rPr>
+            </w:pPr>
+            <w:r>
+              <w:rPr>
+                <w:rFonts w:hint="eastAsia" w:ascii="Arial" w:hAnsi="Arial" w:eastAsia="微软雅黑"/>
+                <w:sz w:val="20"/>
+              </w:rPr>
+              <w:t>{{第8部分 接触控制/个体防护.生物限值}}</w:t>
             </w:r>
           </w:p>
         </w:tc>
@@ -7723,6 +9697,7 @@
             <w:tcW w:w="10141" w:type="dxa"/>
             <w:gridSpan w:val="8"/>
             <w:tcBorders>
+              <w:top w:val="single" w:color="FFFFFF" w:sz="2" w:space="0"/>
               <w:bottom w:val="single" w:color="B4B4B4" w:sz="2" w:space="0"/>
             </w:tcBorders>
             <w:noWrap w:val="0"/>
@@ -7730,29 +9705,25 @@
           </w:tcPr>
           <w:p>
             <w:pPr>
+              <w:numPr>
+                <w:ilvl w:val="0"/>
+                <w:numId w:val="1"/>
+              </w:numPr>
               <w:spacing w:after="62" w:afterLines="20" w:line="280" w:lineRule="exact"/>
-              <w:jc w:val="left"/>
-              <w:rPr>
-                <w:rFonts w:ascii="Arial" w:hAnsi="Arial" w:eastAsia="微软雅黑"/>
-              </w:rPr>
-            </w:pPr>
-            <w:r>
-              <w:rPr>
-                <w:rFonts w:ascii="Arial" w:hAnsi="Arial" w:eastAsia="微软雅黑"/>
-                <w:b/>
-                <w:color w:val="CC3300"/>
-                <w:sz w:val="24"/>
-              </w:rPr>
-              <w:t>|</w:t>
-            </w:r>
-            <w:r>
-              <w:rPr>
-                <w:rFonts w:hint="eastAsia" w:ascii="Arial" w:hAnsi="Arial" w:eastAsia="微软雅黑"/>
-                <w:b/>
-                <w:color w:val="0D0D0D"/>
+              <w:ind w:left="494" w:leftChars="100" w:hanging="284"/>
+              <w:rPr>
+                <w:rFonts w:ascii="Arial" w:hAnsi="Arial" w:eastAsia="微软雅黑"/>
+                <w:color w:val="262626"/>
                 <w:sz w:val="22"/>
               </w:rPr>
-              <w:t xml:space="preserve"> 8.2.1工程控制</w:t>
+            </w:pPr>
+            <w:r>
+              <w:rPr>
+                <w:rFonts w:hint="eastAsia" w:ascii="Arial" w:hAnsi="Arial" w:eastAsia="微软雅黑"/>
+                <w:color w:val="262626"/>
+                <w:sz w:val="22"/>
+              </w:rPr>
+              <w:t xml:space="preserve"> 监测方法</w:t>
             </w:r>
           </w:p>
         </w:tc>
@@ -7797,10 +9768,7 @@
                 <w:sz w:val="20"/>
                 <w:szCs w:val="18"/>
               </w:rPr>
-              <w:t xml:space="preserve">{{@序号}}</w:t>
-            </w:r>
-            <w:r>
-              <w:t>{{#第8部分 接触控制/个体防护.工程控制}}</w:t>
+              <w:t>{{#第8部分 接触控制/个体防护.监测方法}}{{@序号}}</w:t>
             </w:r>
           </w:p>
         </w:tc>
@@ -7815,7 +9783,7 @@
               <w:right w:val="single" w:color="FFFFFF" w:sz="2" w:space="0"/>
             </w:tcBorders>
             <w:noWrap w:val="0"/>
-            <w:vAlign w:val="top"/>
+            <w:vAlign w:val="center"/>
           </w:tcPr>
           <w:p>
             <w:pPr>
@@ -7829,10 +9797,670 @@
             </w:pPr>
             <w:r>
               <w:rPr>
-                <w:rFonts w:hint="eastAsia" w:ascii="Arial" w:hAnsi="Arial" w:eastAsia="微软雅黑"/>
-                <w:sz w:val="20"/>
-              </w:rPr>
-              <w:t xml:space="preserve">{{.}}</w:t>
+                <w:rFonts w:ascii="Arial" w:hAnsi="Arial" w:eastAsia="微软雅黑"/>
+                <w:sz w:val="20"/>
+              </w:rPr>
+              <w:t>{{.}}</w:t>
+            </w:r>
+            <w:r>
+              <w:rPr>
+                <w:rFonts w:hint="eastAsia" w:ascii="Arial" w:hAnsi="Arial" w:eastAsia="微软雅黑"/>
+                <w:sz w:val="20"/>
+              </w:rPr>
+            </w:r>
+            <w:r>
+              <w:rPr>
+                <w:rFonts w:ascii="Arial" w:hAnsi="Arial" w:eastAsia="微软雅黑"/>
+                <w:sz w:val="20"/>
+              </w:rPr>
+            </w:r>
+          </w:p>
+        </w:tc>
+      </w:tr>
+      <w:tr>
+        <w:trPr>
+          <w:gridAfter w:val="1"/>
+          <w:wAfter w:w="336" w:type="dxa"/>
+          <w:trHeight w:val="396" w:hRule="atLeast"/>
+          <w:jc w:val="center"/>
+        </w:trPr>
+        <w:tc>
+          <w:tcPr>
+            <w:tcW w:w="10141" w:type="dxa"/>
+            <w:gridSpan w:val="8"/>
+            <w:tcBorders>
+              <w:top w:val="single" w:color="FFFFFF" w:sz="2" w:space="0"/>
+              <w:left w:val="single" w:color="FFFFFF" w:sz="2" w:space="0"/>
+              <w:bottom w:val="single" w:color="FFFFFF" w:sz="2" w:space="0"/>
+              <w:right w:val="single" w:color="FFFFFF" w:sz="2" w:space="0"/>
+            </w:tcBorders>
+            <w:noWrap w:val="0"/>
+            <w:vAlign w:val="center"/>
+          </w:tcPr>
+          <w:p>
+            <w:pPr>
+              <w:numPr>
+                <w:ilvl w:val="0"/>
+                <w:numId w:val="1"/>
+              </w:numPr>
+              <w:spacing w:after="62" w:afterLines="20" w:line="280" w:lineRule="exact"/>
+              <w:ind w:left="494" w:leftChars="100" w:hanging="284"/>
+              <w:rPr>
+                <w:rFonts w:ascii="Arial" w:hAnsi="Arial" w:eastAsia="微软雅黑" w:cs="Arial"/>
+                <w:color w:val="262626"/>
+                <w:sz w:val="22"/>
+              </w:rPr>
+            </w:pPr>
+            <w:r>
+              <w:rPr>
+                <w:rFonts w:ascii="Arial" w:hAnsi="Arial" w:eastAsia="微软雅黑" w:cs="Arial"/>
+                <w:color w:val="262626"/>
+                <w:sz w:val="22"/>
+              </w:rPr>
+              <w:t xml:space="preserve"> 衍生的无效应水平（DNEL）</w:t>
+            </w:r>
+          </w:p>
+        </w:tc>
+      </w:tr>
+      <w:tr>
+        <w:trPr>
+          <w:gridAfter w:val="1"/>
+          <w:wAfter w:w="336" w:type="dxa"/>
+          <w:trHeight w:val="1340" w:hRule="atLeast"/>
+          <w:jc w:val="center"/>
+        </w:trPr>
+        <w:tc>
+          <w:tcPr>
+            <w:tcW w:w="10141" w:type="dxa"/>
+            <w:gridSpan w:val="8"/>
+            <w:tcBorders>
+              <w:top w:val="single" w:color="FFFFFF" w:sz="2" w:space="0"/>
+              <w:left w:val="single" w:color="FFFFFF" w:sz="2" w:space="0"/>
+              <w:bottom w:val="nil"/>
+              <w:right w:val="single" w:color="FFFFFF" w:sz="2" w:space="0"/>
+            </w:tcBorders>
+            <w:noWrap w:val="0"/>
+            <w:vAlign w:val="center"/>
+          </w:tcPr>
+          <w:tbl>
+            <w:tblPr>
+              <w:tblStyle w:val="8"/>
+              <w:tblW w:w="4972" w:type="pct"/>
+              <w:tblInd w:w="0" w:type="dxa"/>
+              <w:tblBorders>
+                <w:top w:val="single" w:color="999999" w:sz="4" w:space="0"/>
+                <w:left w:val="single" w:color="999999" w:sz="4" w:space="0"/>
+                <w:bottom w:val="single" w:color="999999" w:sz="4" w:space="0"/>
+                <w:right w:val="single" w:color="999999" w:sz="4" w:space="0"/>
+                <w:insideH w:val="single" w:color="999999" w:sz="4" w:space="0"/>
+                <w:insideV w:val="single" w:color="999999" w:sz="4" w:space="0"/>
+              </w:tblBorders>
+              <w:tblLayout w:type="fixed"/>
+              <w:tblCellMar>
+                <w:top w:w="0" w:type="dxa"/>
+                <w:left w:w="108" w:type="dxa"/>
+                <w:bottom w:w="0" w:type="dxa"/>
+                <w:right w:w="108" w:type="dxa"/>
+              </w:tblCellMar>
+            </w:tblPr>
+            <w:tblGrid>
+              <w:gridCol w:w="1957"/>
+              <w:gridCol w:w="1118"/>
+              <w:gridCol w:w="1675"/>
+              <w:gridCol w:w="1861"/>
+              <w:gridCol w:w="1664"/>
+              <w:gridCol w:w="1794"/>
+            </w:tblGrid>
+            <w:tr>
+              <w:trPr>
+                <w:wBefore w:w="0" w:type="dxa"/>
+                <w:trHeight w:val="319" w:hRule="atLeast"/>
+              </w:trPr>
+              <w:tc>
+                <w:tcPr>
+                  <w:tcW w:w="1957" w:type="dxa"/>
+                  <w:vMerge w:val="restart"/>
+                  <w:tcBorders>
+                    <w:bottom w:val="single" w:color="666666" w:sz="12" w:space="0"/>
+                  </w:tcBorders>
+                  <w:shd w:val="clear" w:color="auto" w:fill="F2F2F2"/>
+                  <w:noWrap w:val="0"/>
+                  <w:vAlign w:val="top"/>
+                </w:tcPr>
+                <w:p>
+                  <w:pPr>
+                    <w:spacing w:after="0" w:line="240" w:lineRule="exact"/>
+                    <w:jc w:val="center"/>
+                    <w:rPr>
+                      <w:rFonts w:ascii="Arial" w:hAnsi="Arial" w:eastAsia="微软雅黑" w:cs="Arial"/>
+                      <w:b/>
+                      <w:bCs/>
+                      <w:sz w:val="20"/>
+                    </w:rPr>
+                  </w:pPr>
+                  <w:r>
+                    <w:rPr>
+                      <w:rFonts w:ascii="Arial" w:hAnsi="Arial" w:eastAsia="微软雅黑" w:cs="Arial"/>
+                      <w:b/>
+                      <w:bCs/>
+                      <w:sz w:val="20"/>
+                    </w:rPr>
+                    <w:t>组分</w:t>
+                  </w:r>
+                </w:p>
+              </w:tc>
+              <w:tc>
+                <w:tcPr>
+                  <w:tcW w:w="1118" w:type="dxa"/>
+                  <w:vMerge w:val="restart"/>
+                  <w:tcBorders>
+                    <w:bottom w:val="single" w:color="666666" w:sz="12" w:space="0"/>
+                  </w:tcBorders>
+                  <w:shd w:val="clear" w:color="auto" w:fill="F2F2F2"/>
+                  <w:noWrap w:val="0"/>
+                  <w:vAlign w:val="top"/>
+                </w:tcPr>
+                <w:p>
+                  <w:pPr>
+                    <w:spacing w:after="0" w:line="240" w:lineRule="exact"/>
+                    <w:jc w:val="center"/>
+                    <w:rPr>
+                      <w:rFonts w:ascii="Arial" w:hAnsi="Arial" w:eastAsia="微软雅黑" w:cs="Arial"/>
+                      <w:b/>
+                      <w:bCs/>
+                      <w:sz w:val="20"/>
+                    </w:rPr>
+                  </w:pPr>
+                  <w:r>
+                    <w:rPr>
+                      <w:rFonts w:ascii="Arial" w:hAnsi="Arial" w:eastAsia="微软雅黑" w:cs="Arial"/>
+                      <w:b/>
+                      <w:bCs/>
+                      <w:sz w:val="20"/>
+                    </w:rPr>
+                    <w:t>暴露途径</w:t>
+                  </w:r>
+                </w:p>
+              </w:tc>
+              <w:tc>
+                <w:tcPr>
+                  <w:tcW w:w="6998" w:type="dxa"/>
+                  <w:gridSpan w:val="4"/>
+                  <w:tcBorders>
+                    <w:bottom w:val="single" w:color="666666" w:sz="12" w:space="0"/>
+                  </w:tcBorders>
+                  <w:shd w:val="clear" w:color="auto" w:fill="F2F2F2"/>
+                  <w:noWrap w:val="0"/>
+                  <w:vAlign w:val="top"/>
+                </w:tcPr>
+                <w:p>
+                  <w:pPr>
+                    <w:spacing w:after="0" w:line="240" w:lineRule="exact"/>
+                    <w:jc w:val="center"/>
+                    <w:rPr>
+                      <w:rFonts w:ascii="Arial" w:hAnsi="Arial" w:eastAsia="微软雅黑" w:cs="Arial"/>
+                      <w:b/>
+                      <w:bCs/>
+                      <w:sz w:val="20"/>
+                    </w:rPr>
+                  </w:pPr>
+                  <w:r>
+                    <w:rPr>
+                      <w:rFonts w:ascii="Arial" w:hAnsi="Arial" w:eastAsia="微软雅黑" w:cs="Arial"/>
+                      <w:b/>
+                      <w:bCs/>
+                      <w:sz w:val="20"/>
+                    </w:rPr>
+                    <w:t>针对工人的DNEL值</w:t>
+                  </w:r>
+                </w:p>
+              </w:tc>
+            </w:tr>
+            <w:tr>
+              <w:trPr>
+                <w:wBefore w:w="0" w:type="dxa"/>
+                <w:trHeight w:val="319" w:hRule="atLeast"/>
+              </w:trPr>
+              <w:tc>
+                <w:tcPr>
+                  <w:tcW w:w="1957" w:type="dxa"/>
+                  <w:vMerge w:val="continue"/>
+                  <w:shd w:val="clear" w:color="auto" w:fill="F2F2F2"/>
+                  <w:noWrap w:val="0"/>
+                  <w:vAlign w:val="top"/>
+                </w:tcPr>
+                <w:p>
+                  <w:pPr>
+                    <w:spacing w:after="0" w:line="240" w:lineRule="exact"/>
+                    <w:jc w:val="center"/>
+                    <w:rPr>
+                      <w:rFonts w:ascii="Arial" w:hAnsi="Arial" w:eastAsia="微软雅黑" w:cs="Arial"/>
+                      <w:b/>
+                      <w:bCs/>
+                      <w:sz w:val="20"/>
+                    </w:rPr>
+                  </w:pPr>
+                </w:p>
+              </w:tc>
+              <w:tc>
+                <w:tcPr>
+                  <w:tcW w:w="1118" w:type="dxa"/>
+                  <w:vMerge w:val="continue"/>
+                  <w:shd w:val="clear" w:color="auto" w:fill="F2F2F2"/>
+                  <w:noWrap w:val="0"/>
+                  <w:vAlign w:val="top"/>
+                </w:tcPr>
+                <w:p>
+                  <w:pPr>
+                    <w:spacing w:after="0" w:line="240" w:lineRule="exact"/>
+                    <w:jc w:val="center"/>
+                    <w:rPr>
+                      <w:rFonts w:ascii="Arial" w:hAnsi="Arial" w:eastAsia="微软雅黑" w:cs="Arial"/>
+                      <w:b/>
+                      <w:sz w:val="20"/>
+                    </w:rPr>
+                  </w:pPr>
+                </w:p>
+              </w:tc>
+              <w:tc>
+                <w:tcPr>
+                  <w:tcW w:w="1676" w:type="dxa"/>
+                  <w:shd w:val="clear" w:color="auto" w:fill="F2F2F2"/>
+                  <w:noWrap w:val="0"/>
+                  <w:vAlign w:val="top"/>
+                </w:tcPr>
+                <w:p>
+                  <w:pPr>
+                    <w:spacing w:after="0" w:line="240" w:lineRule="exact"/>
+                    <w:jc w:val="center"/>
+                    <w:rPr>
+                      <w:rFonts w:ascii="Arial" w:hAnsi="Arial" w:eastAsia="微软雅黑" w:cs="Arial"/>
+                      <w:b/>
+                      <w:sz w:val="20"/>
+                    </w:rPr>
+                  </w:pPr>
+                  <w:r>
+                    <w:rPr>
+                      <w:rFonts w:ascii="Arial" w:hAnsi="Arial" w:eastAsia="微软雅黑" w:cs="Arial"/>
+                      <w:b/>
+                      <w:sz w:val="20"/>
+                    </w:rPr>
+                    <w:t>急性效应(局部)</w:t>
+                  </w:r>
+                </w:p>
+              </w:tc>
+              <w:tc>
+                <w:tcPr>
+                  <w:tcW w:w="1862" w:type="dxa"/>
+                  <w:shd w:val="clear" w:color="auto" w:fill="F2F2F2"/>
+                  <w:noWrap w:val="0"/>
+                  <w:vAlign w:val="top"/>
+                </w:tcPr>
+                <w:p>
+                  <w:pPr>
+                    <w:spacing w:after="0" w:line="240" w:lineRule="exact"/>
+                    <w:jc w:val="center"/>
+                    <w:rPr>
+                      <w:rFonts w:ascii="Arial" w:hAnsi="Arial" w:eastAsia="微软雅黑" w:cs="Arial"/>
+                      <w:b/>
+                      <w:sz w:val="20"/>
+                    </w:rPr>
+                  </w:pPr>
+                  <w:r>
+                    <w:rPr>
+                      <w:rFonts w:ascii="Arial" w:hAnsi="Arial" w:eastAsia="微软雅黑" w:cs="Arial"/>
+                      <w:b/>
+                      <w:sz w:val="20"/>
+                    </w:rPr>
+                    <w:t>急性效应(全身)</w:t>
+                  </w:r>
+                </w:p>
+              </w:tc>
+              <w:tc>
+                <w:tcPr>
+                  <w:tcW w:w="1665" w:type="dxa"/>
+                  <w:shd w:val="clear" w:color="auto" w:fill="F2F2F2"/>
+                  <w:noWrap w:val="0"/>
+                  <w:vAlign w:val="top"/>
+                </w:tcPr>
+                <w:p>
+                  <w:pPr>
+                    <w:spacing w:after="0" w:line="240" w:lineRule="exact"/>
+                    <w:jc w:val="center"/>
+                    <w:rPr>
+                      <w:rFonts w:ascii="Arial" w:hAnsi="Arial" w:eastAsia="微软雅黑" w:cs="Arial"/>
+                      <w:b/>
+                      <w:sz w:val="20"/>
+                    </w:rPr>
+                  </w:pPr>
+                  <w:r>
+                    <w:rPr>
+                      <w:rFonts w:ascii="Arial" w:hAnsi="Arial" w:eastAsia="微软雅黑" w:cs="Arial"/>
+                      <w:b/>
+                      <w:sz w:val="20"/>
+                    </w:rPr>
+                    <w:t>慢性效应(局部)</w:t>
+                  </w:r>
+                </w:p>
+              </w:tc>
+              <w:tc>
+                <w:tcPr>
+                  <w:tcW w:w="1794" w:type="dxa"/>
+                  <w:shd w:val="clear" w:color="auto" w:fill="F2F2F2"/>
+                  <w:noWrap w:val="0"/>
+                  <w:vAlign w:val="top"/>
+                </w:tcPr>
+                <w:p>
+                  <w:pPr>
+                    <w:spacing w:after="0" w:line="240" w:lineRule="exact"/>
+                    <w:jc w:val="center"/>
+                    <w:rPr>
+                      <w:rFonts w:ascii="Arial" w:hAnsi="Arial" w:eastAsia="微软雅黑" w:cs="Arial"/>
+                      <w:b/>
+                      <w:sz w:val="20"/>
+                    </w:rPr>
+                  </w:pPr>
+                  <w:r>
+                    <w:rPr>
+                      <w:rFonts w:ascii="Arial" w:hAnsi="Arial" w:eastAsia="微软雅黑" w:cs="Arial"/>
+                      <w:b/>
+                      <w:sz w:val="20"/>
+                    </w:rPr>
+                    <w:t>慢性效应(全身)</w:t>
+                  </w:r>
+                </w:p>
+              </w:tc>
+            </w:tr>
+            <w:tr>
+              <w:trPr>
+                <w:wBefore w:w="0" w:type="dxa"/>
+                <w:trHeight w:val="362" w:hRule="atLeast"/>
+              </w:trPr>
+              <w:tc>
+                <w:tcPr>
+                  <w:tcW w:w="1957" w:type="dxa"/>
+                  <w:vMerge w:val="restart"/>
+                  <w:noWrap w:val="0"/>
+                  <w:vAlign w:val="top"/>
+                </w:tcPr>
+                <w:p>
+                  <w:pPr>
+                    <w:spacing w:after="0" w:line="240" w:lineRule="exact"/>
+                    <w:jc w:val="center"/>
+                    <w:rPr>
+                      <w:rFonts w:ascii="Arial" w:hAnsi="Arial" w:eastAsia="微软雅黑" w:cs="Arial"/>
+                      <w:b/>
+                      <w:bCs/>
+                      <w:sz w:val="20"/>
+                    </w:rPr>
+                  </w:pPr>
+                  <w:r>
+                    <w:rPr>
+                      <w:rFonts w:ascii="Arial" w:hAnsi="Arial" w:eastAsia="微软雅黑" w:cs="Arial"/>
+                      <w:b/>
+                      <w:bCs/>
+                      <w:sz w:val="20"/>
+                    </w:rPr>
+                    <w:t>{{#第8部分 接触控制/个体防护.衍生的无效应水平（DNEL）}}{{.组分}}</w:t>
+                  </w:r>
+                </w:p>
+              </w:tc>
+              <w:tc>
+                <w:tcPr>
+                  <w:tcW w:w="1118" w:type="dxa"/>
+                  <w:noWrap w:val="0"/>
+                  <w:vAlign w:val="top"/>
+                </w:tcPr>
+                <w:p>
+                  <w:pPr>
+                    <w:spacing w:after="0" w:line="240" w:lineRule="exact"/>
+                    <w:jc w:val="center"/>
+                    <w:rPr>
+                      <w:rFonts w:ascii="Arial" w:hAnsi="Arial" w:eastAsia="微软雅黑" w:cs="Arial"/>
+                      <w:sz w:val="20"/>
+                    </w:rPr>
+                  </w:pPr>
+                  <w:r>
+                    <w:rPr>
+                      <w:rFonts w:ascii="Arial" w:hAnsi="Arial" w:eastAsia="微软雅黑" w:cs="Arial"/>
+                      <w:sz w:val="20"/>
+                    </w:rPr>
+                    <w:t>{{.暴露途径}}</w:t>
+                  </w:r>
+                </w:p>
+              </w:tc>
+              <w:tc>
+                <w:tcPr>
+                  <w:tcW w:w="1676" w:type="dxa"/>
+                  <w:noWrap w:val="0"/>
+                  <w:vAlign w:val="top"/>
+                </w:tcPr>
+                <w:p>
+                  <w:pPr>
+                    <w:spacing w:after="0" w:line="240" w:lineRule="exact"/>
+                    <w:jc w:val="center"/>
+                    <w:rPr>
+                      <w:rFonts w:ascii="Arial" w:hAnsi="Arial" w:eastAsia="微软雅黑" w:cs="Arial"/>
+                      <w:sz w:val="20"/>
+                    </w:rPr>
+                  </w:pPr>
+                  <w:r>
+                    <w:rPr>
+                      <w:rFonts w:ascii="Arial" w:hAnsi="Arial" w:eastAsia="微软雅黑" w:cs="Arial"/>
+                      <w:sz w:val="20"/>
+                    </w:rPr>
+                    <w:t>{{.急性效应(局部)}}</w:t>
+                  </w:r>
+                </w:p>
+              </w:tc>
+              <w:tc>
+                <w:tcPr>
+                  <w:tcW w:w="1862" w:type="dxa"/>
+                  <w:noWrap w:val="0"/>
+                  <w:vAlign w:val="top"/>
+                </w:tcPr>
+                <w:p>
+                  <w:pPr>
+                    <w:spacing w:after="0" w:line="240" w:lineRule="exact"/>
+                    <w:jc w:val="center"/>
+                    <w:rPr>
+                      <w:rFonts w:ascii="Arial" w:hAnsi="Arial" w:eastAsia="微软雅黑" w:cs="Arial"/>
+                      <w:sz w:val="20"/>
+                    </w:rPr>
+                  </w:pPr>
+                  <w:r>
+                    <w:rPr>
+                      <w:rFonts w:ascii="Arial" w:hAnsi="Arial" w:eastAsia="微软雅黑" w:cs="Arial"/>
+                      <w:sz w:val="20"/>
+                    </w:rPr>
+                    <w:t>{{.急性效应(全身)}}</w:t>
+                  </w:r>
+                </w:p>
+              </w:tc>
+              <w:tc>
+                <w:tcPr>
+                  <w:tcW w:w="1665" w:type="dxa"/>
+                  <w:noWrap w:val="0"/>
+                  <w:vAlign w:val="top"/>
+                </w:tcPr>
+                <w:p>
+                  <w:pPr>
+                    <w:spacing w:after="0" w:line="240" w:lineRule="exact"/>
+                    <w:jc w:val="center"/>
+                    <w:rPr>
+                      <w:rFonts w:ascii="Arial" w:hAnsi="Arial" w:eastAsia="微软雅黑" w:cs="Arial"/>
+                      <w:sz w:val="20"/>
+                    </w:rPr>
+                  </w:pPr>
+                  <w:r>
+                    <w:rPr>
+                      <w:rFonts w:ascii="Arial" w:hAnsi="Arial" w:eastAsia="微软雅黑" w:cs="Arial"/>
+                      <w:sz w:val="20"/>
+                    </w:rPr>
+                    <w:t>{{.慢性效应(局部)}}</w:t>
+                  </w:r>
+                </w:p>
+              </w:tc>
+              <w:tc>
+                <w:tcPr>
+                  <w:tcW w:w="1794" w:type="dxa"/>
+                  <w:noWrap w:val="0"/>
+                  <w:vAlign w:val="top"/>
+                </w:tcPr>
+                <w:p>
+                  <w:pPr>
+                    <w:spacing w:after="0" w:line="240" w:lineRule="exact"/>
+                    <w:jc w:val="center"/>
+                    <w:rPr>
+                      <w:rFonts w:ascii="Arial" w:hAnsi="Arial" w:eastAsia="微软雅黑" w:cs="Arial"/>
+                      <w:sz w:val="20"/>
+                    </w:rPr>
+                  </w:pPr>
+                  <w:r>
+                    <w:rPr>
+                      <w:rFonts w:ascii="Arial" w:hAnsi="Arial" w:eastAsia="微软雅黑" w:cs="Arial"/>
+                      <w:sz w:val="20"/>
+                    </w:rPr>
+                    <w:t>{{.慢性效应(全身)}}</w:t>
+                  </w:r>
+                </w:p>
+              </w:tc>
+            </w:tr>
+          </w:tbl>
+          <w:p>
+            <w:pPr>
+              <w:spacing w:after="62" w:afterLines="20" w:line="60" w:lineRule="exact"/>
+              <w:jc w:val="left"/>
+              <w:rPr>
+                <w:rFonts w:ascii="Arial" w:hAnsi="Arial" w:eastAsia="微软雅黑" w:cs="Arial"/>
+                <w:b/>
+                <w:color w:val="CC3300"/>
+                <w:sz w:val="24"/>
+              </w:rPr>
+            </w:pPr>
+          </w:p>
+        </w:tc>
+      </w:tr>
+      <w:tr>
+        <w:trPr>
+          <w:gridAfter w:val="1"/>
+          <w:wAfter w:w="336" w:type="dxa"/>
+          <w:trHeight w:val="396" w:hRule="atLeast"/>
+          <w:jc w:val="center"/>
+        </w:trPr>
+        <w:tc>
+          <w:tcPr>
+            <w:tcW w:w="10141" w:type="dxa"/>
+            <w:gridSpan w:val="8"/>
+            <w:tcBorders>
+              <w:top w:val="single" w:color="FFFFFF" w:sz="2" w:space="0"/>
+              <w:left w:val="single" w:color="FFFFFF" w:sz="2" w:space="0"/>
+              <w:bottom w:val="single" w:color="FFFFFF" w:sz="2" w:space="0"/>
+              <w:right w:val="single" w:color="FFFFFF" w:sz="2" w:space="0"/>
+            </w:tcBorders>
+            <w:noWrap w:val="0"/>
+            <w:vAlign w:val="center"/>
+          </w:tcPr>
+          <w:p>
+            <w:pPr>
+              <w:numPr>
+                <w:ilvl w:val="0"/>
+                <w:numId w:val="1"/>
+              </w:numPr>
+              <w:spacing w:after="62" w:afterLines="20" w:line="280" w:lineRule="exact"/>
+              <w:ind w:left="494" w:leftChars="100" w:hanging="284"/>
+              <w:rPr>
+                <w:rFonts w:ascii="Arial" w:hAnsi="Arial" w:eastAsia="微软雅黑" w:cs="Arial"/>
+                <w:color w:val="262626"/>
+                <w:sz w:val="22"/>
+              </w:rPr>
+            </w:pPr>
+            <w:r>
+              <w:rPr>
+                <w:rFonts w:ascii="Arial" w:hAnsi="Arial" w:eastAsia="微软雅黑" w:cs="Arial"/>
+                <w:color w:val="262626"/>
+                <w:sz w:val="22"/>
+              </w:rPr>
+              <w:t xml:space="preserve"> 预测的无效应浓度（PNEC）</w:t>
+            </w:r>
+          </w:p>
+        </w:tc>
+      </w:tr>
+      <w:tr>
+        <w:trPr>
+          <w:gridAfter w:val="1"/>
+          <w:wAfter w:w="336" w:type="dxa"/>
+          <w:trHeight w:val="340" w:hRule="atLeast"/>
+          <w:jc w:val="center"/>
+        </w:trPr>
+        <w:tc>
+          <w:tcPr>
+            <w:tcW w:w="3123" w:type="dxa"/>
+            <w:gridSpan w:val="2"/>
+            <w:tcBorders>
+              <w:top w:val="single" w:color="B4B4B4" w:sz="2" w:space="0"/>
+              <w:left w:val="single" w:color="FFFFFF" w:sz="2" w:space="0"/>
+              <w:bottom w:val="single" w:color="B4B4B4" w:sz="2" w:space="0"/>
+              <w:right w:val="single" w:color="808080" w:sz="12" w:space="0"/>
+            </w:tcBorders>
+            <w:shd w:val="clear" w:color="auto" w:fill="F2F2F2"/>
+            <w:noWrap w:val="0"/>
+            <w:vAlign w:val="top"/>
+          </w:tcPr>
+          <w:p>
+            <w:pPr>
+              <w:spacing w:after="0" w:line="280" w:lineRule="exact"/>
+              <w:ind w:right="105" w:rightChars="50"/>
+              <w:jc w:val="right"/>
+              <w:rPr>
+                <w:rFonts w:ascii="Arial" w:hAnsi="Arial" w:eastAsia="微软雅黑" w:cs="Arial"/>
+                <w:b/>
+                <w:color w:val="595959"/>
+                <w:sz w:val="20"/>
+                <w:szCs w:val="18"/>
+              </w:rPr>
+            </w:pPr>
+            <w:r>
+              <w:rPr>
+                <w:rFonts w:ascii="Arial" w:hAnsi="Arial" w:eastAsia="微软雅黑" w:cs="Arial"/>
+                <w:b/>
+                <w:color w:val="595959"/>
+                <w:sz w:val="20"/>
+                <w:szCs w:val="18"/>
+              </w:rPr>
+              <w:t>预测的无效应浓度（PNEC）</w:t>
+            </w:r>
+          </w:p>
+        </w:tc>
+        <w:tc>
+          <w:tcPr>
+            <w:tcW w:w="7018" w:type="dxa"/>
+            <w:gridSpan w:val="6"/>
+            <w:tcBorders>
+              <w:top w:val="single" w:color="B4B4B4" w:sz="2" w:space="0"/>
+              <w:left w:val="single" w:color="808080" w:sz="12" w:space="0"/>
+              <w:bottom w:val="single" w:color="B4B4B4" w:sz="2" w:space="0"/>
+              <w:right w:val="single" w:color="FFFFFF" w:sz="2" w:space="0"/>
+            </w:tcBorders>
+            <w:noWrap w:val="0"/>
+            <w:vAlign w:val="top"/>
+          </w:tcPr>
+          <w:p>
+            <w:pPr>
+              <w:spacing w:after="0" w:line="280" w:lineRule="exact"/>
+              <w:ind w:left="105" w:leftChars="50"/>
+              <w:jc w:val="left"/>
+              <w:rPr>
+                <w:rFonts w:ascii="Arial" w:hAnsi="Arial" w:eastAsia="微软雅黑" w:cs="Arial"/>
+                <w:sz w:val="20"/>
+              </w:rPr>
+            </w:pPr>
+            <w:r>
+              <w:rPr>
+                <w:rFonts w:ascii="Arial" w:hAnsi="Arial" w:eastAsia="微软雅黑" w:cs="Arial"/>
+                <w:sz w:val="20"/>
+              </w:rPr>
+              <w:t>{{第8部分 接触控制/个体防护.预测的无效应浓度（PNEC）}}</w:t>
             </w:r>
           </w:p>
         </w:tc>
@@ -7905,7 +10533,53 @@
                 <w:color w:val="0D0D0D"/>
                 <w:sz w:val="22"/>
               </w:rPr>
-              <w:t xml:space="preserve"> 8.2.2个人防护装备</w:t>
+              <w:t>8.2 接触控制</w:t>
+            </w:r>
+          </w:p>
+        </w:tc>
+      </w:tr>
+      <w:tr>
+        <w:trPr>
+          <w:gridAfter w:val="1"/>
+          <w:wAfter w:w="336" w:type="dxa"/>
+          <w:trHeight w:val="396" w:hRule="atLeast"/>
+          <w:jc w:val="center"/>
+        </w:trPr>
+        <w:tc>
+          <w:tcPr>
+            <w:tcW w:w="10141" w:type="dxa"/>
+            <w:gridSpan w:val="8"/>
+            <w:tcBorders>
+              <w:bottom w:val="single" w:color="B4B4B4" w:sz="2" w:space="0"/>
+            </w:tcBorders>
+            <w:noWrap w:val="0"/>
+            <w:vAlign w:val="bottom"/>
+          </w:tcPr>
+          <w:p>
+            <w:pPr>
+              <w:spacing w:after="62" w:afterLines="20" w:line="280" w:lineRule="exact"/>
+              <w:jc w:val="left"/>
+              <w:rPr>
+                <w:rFonts w:ascii="Arial" w:hAnsi="Arial" w:eastAsia="微软雅黑"/>
+              </w:rPr>
+            </w:pPr>
+            <w:r>
+              <w:rPr>
+                <w:rFonts w:ascii="Arial" w:hAnsi="Arial" w:eastAsia="微软雅黑"/>
+                <w:b/>
+                <w:color w:val="CC3300"/>
+                <w:sz w:val="24"/>
+              </w:rPr>
+              <w:t>|</w:t>
+            </w:r>
+            <w:r>
+              <w:rPr>
+                <w:rFonts w:hint="eastAsia" w:ascii="Arial" w:hAnsi="Arial" w:eastAsia="微软雅黑"/>
+                <w:b/>
+                <w:color w:val="0D0D0D"/>
+                <w:sz w:val="22"/>
+              </w:rPr>
+              <w:t xml:space="preserve"> 8.2.1工程控制</w:t>
             </w:r>
           </w:p>
         </w:tc>
@@ -7919,8 +10593,7 @@
         </w:trPr>
         <w:tc>
           <w:tcPr>
-            <w:tcW w:w="3123" w:type="dxa"/>
-            <w:gridSpan w:val="2"/>
+            <w:tcW w:w="480" w:type="dxa"/>
             <w:tcBorders>
               <w:top w:val="single" w:color="B4B4B4" w:sz="2" w:space="0"/>
               <w:left w:val="single" w:color="FFFFFF" w:sz="2" w:space="0"/>
@@ -7934,8 +10607,7 @@
           <w:p>
             <w:pPr>
               <w:spacing w:after="0" w:line="280" w:lineRule="exact"/>
-              <w:ind w:right="105" w:rightChars="50"/>
-              <w:jc w:val="right"/>
+              <w:jc w:val="center"/>
               <w:rPr>
                 <w:rFonts w:ascii="Arial" w:hAnsi="Arial" w:eastAsia="微软雅黑"/>
                 <w:b/>
@@ -7952,14 +10624,14 @@
                 <w:sz w:val="20"/>
                 <w:szCs w:val="18"/>
               </w:rPr>
-              <w:t>总要求</w:t>
-            </w:r>
-          </w:p>
-        </w:tc>
-        <w:tc>
-          <w:tcPr>
-            <w:tcW w:w="7018" w:type="dxa"/>
-            <w:gridSpan w:val="6"/>
+              <w:t>{{#第8部分 接触控制/个体防护.接触控制.工程控制}}{{@序号}}</w:t>
+            </w:r>
+          </w:p>
+        </w:tc>
+        <w:tc>
+          <w:tcPr>
+            <w:tcW w:w="9661" w:type="dxa"/>
+            <w:gridSpan w:val="7"/>
             <w:tcBorders>
               <w:top w:val="single" w:color="B4B4B4" w:sz="2" w:space="0"/>
               <w:left w:val="single" w:color="808080" w:sz="12" w:space="0"/>
@@ -7971,20 +10643,93 @@
           </w:tcPr>
           <w:p>
             <w:pPr>
-              <w:spacing w:after="0"/>
+              <w:spacing w:after="0" w:line="280" w:lineRule="exact"/>
               <w:ind w:left="105" w:leftChars="50"/>
               <w:jc w:val="left"/>
               <w:rPr>
                 <w:rFonts w:ascii="Arial" w:hAnsi="Arial" w:eastAsia="微软雅黑"/>
-                <w:lang/>
-              </w:rPr>
-            </w:pPr>
-            <w:r>
-              <w:rPr>
-                <w:rFonts w:ascii="Arial" w:hAnsi="Arial" w:eastAsia="微软雅黑"/>
-                <w:lang/>
-              </w:rPr>
-              <w:t xml:space="preserve"/>
+                <w:sz w:val="20"/>
+              </w:rPr>
+            </w:pPr>
+            <w:r>
+              <w:rPr>
+                <w:rFonts w:hint="eastAsia" w:ascii="Arial" w:hAnsi="Arial" w:eastAsia="微软雅黑"/>
+                <w:sz w:val="20"/>
+              </w:rPr>
+              <w:t>{{.}}</w:t>
+            </w:r>
+          </w:p>
+        </w:tc>
+      </w:tr>
+      <w:tr>
+        <w:trPr>
+          <w:gridAfter w:val="1"/>
+          <w:wAfter w:w="336" w:type="dxa"/>
+          <w:trHeight w:val="113" w:hRule="atLeast"/>
+          <w:jc w:val="center"/>
+        </w:trPr>
+        <w:tc>
+          <w:tcPr>
+            <w:tcW w:w="10141" w:type="dxa"/>
+            <w:gridSpan w:val="8"/>
+            <w:tcBorders>
+              <w:top w:val="single" w:color="B4B4B4" w:sz="2" w:space="0"/>
+            </w:tcBorders>
+            <w:noWrap w:val="0"/>
+            <w:vAlign w:val="top"/>
+          </w:tcPr>
+          <w:p>
+            <w:pPr>
+              <w:spacing w:after="0" w:line="100" w:lineRule="exact"/>
+              <w:rPr>
+                <w:rFonts w:ascii="Arial" w:hAnsi="Arial" w:eastAsia="微软雅黑"/>
+              </w:rPr>
+            </w:pPr>
+          </w:p>
+        </w:tc>
+      </w:tr>
+      <w:tr>
+        <w:trPr>
+          <w:gridAfter w:val="1"/>
+          <w:wAfter w:w="336" w:type="dxa"/>
+          <w:trHeight w:val="396" w:hRule="atLeast"/>
+          <w:jc w:val="center"/>
+        </w:trPr>
+        <w:tc>
+          <w:tcPr>
+            <w:tcW w:w="10141" w:type="dxa"/>
+            <w:gridSpan w:val="8"/>
+            <w:tcBorders>
+              <w:bottom w:val="single" w:color="B4B4B4" w:sz="2" w:space="0"/>
+            </w:tcBorders>
+            <w:noWrap w:val="0"/>
+            <w:vAlign w:val="bottom"/>
+          </w:tcPr>
+          <w:p>
+            <w:pPr>
+              <w:spacing w:after="62" w:afterLines="20" w:line="280" w:lineRule="exact"/>
+              <w:jc w:val="left"/>
+              <w:rPr>
+                <w:rFonts w:ascii="Arial" w:hAnsi="Arial" w:eastAsia="微软雅黑"/>
+              </w:rPr>
+            </w:pPr>
+            <w:r>
+              <w:rPr>
+                <w:rFonts w:ascii="Arial" w:hAnsi="Arial" w:eastAsia="微软雅黑"/>
+                <w:b/>
+                <w:color w:val="CC3300"/>
+                <w:sz w:val="24"/>
+              </w:rPr>
+              <w:t>|</w:t>
+            </w:r>
+            <w:r>
+              <w:rPr>
+                <w:rFonts w:hint="eastAsia" w:ascii="Arial" w:hAnsi="Arial" w:eastAsia="微软雅黑"/>
+                <w:b/>
+                <w:color w:val="0D0D0D"/>
+                <w:sz w:val="22"/>
+              </w:rPr>
+              <w:t xml:space="preserve"> 8.2.2个人防护装备</w:t>
             </w:r>
           </w:p>
         </w:tc>
@@ -8031,7 +10776,7 @@
                 <w:sz w:val="20"/>
                 <w:szCs w:val="18"/>
               </w:rPr>
-              <w:t>眼睛防护</w:t>
+              <w:t>总要求</w:t>
             </w:r>
           </w:p>
         </w:tc>
@@ -8050,20 +10795,20 @@
           </w:tcPr>
           <w:p>
             <w:pPr>
-              <w:spacing w:after="0" w:line="280" w:lineRule="exact"/>
+              <w:spacing w:after="0"/>
               <w:ind w:left="105" w:leftChars="50"/>
               <w:jc w:val="left"/>
               <w:rPr>
                 <w:rFonts w:ascii="Arial" w:hAnsi="Arial" w:eastAsia="微软雅黑"/>
-                <w:sz w:val="20"/>
-              </w:rPr>
-            </w:pPr>
-            <w:r>
-              <w:rPr>
-                <w:rFonts w:hint="eastAsia" w:ascii="Arial" w:hAnsi="Arial" w:eastAsia="微软雅黑"/>
-                <w:sz w:val="20"/>
-              </w:rPr>
-              <w:t xml:space="preserve">{{+第8部分 接触控制/个体防护.眼睛防护}}</w:t>
+                <w:lang/>
+              </w:rPr>
+            </w:pPr>
+            <w:r>
+              <w:rPr>
+                <w:rFonts w:ascii="Arial" w:hAnsi="Arial" w:eastAsia="微软雅黑"/>
+                <w:lang/>
+              </w:rPr>
+              <w:t>{{@个人防护装备总要求}}</w:t>
             </w:r>
           </w:p>
         </w:tc>
@@ -8110,7 +10855,7 @@
                 <w:sz w:val="20"/>
                 <w:szCs w:val="18"/>
               </w:rPr>
-              <w:t>手部防护</w:t>
+              <w:t>眼睛防护</w:t>
             </w:r>
           </w:p>
         </w:tc>
@@ -8142,7 +10887,7 @@
                 <w:rFonts w:hint="eastAsia" w:ascii="Arial" w:hAnsi="Arial" w:eastAsia="微软雅黑"/>
                 <w:sz w:val="20"/>
               </w:rPr>
-              <w:t xml:space="preserve">{{+第8部分 接触控制/个体防护.手部防护}}</w:t>
+              <w:t>{{第8部分 接触控制/个体防护.接触控制.个人防护装备.眼睛防护}}</w:t>
             </w:r>
           </w:p>
         </w:tc>
@@ -8189,7 +10934,7 @@
                 <w:sz w:val="20"/>
                 <w:szCs w:val="18"/>
               </w:rPr>
-              <w:t>呼吸系统防护</w:t>
+              <w:t>手部防护</w:t>
             </w:r>
           </w:p>
         </w:tc>
@@ -8221,7 +10966,7 @@
                 <w:rFonts w:hint="eastAsia" w:ascii="Arial" w:hAnsi="Arial" w:eastAsia="微软雅黑"/>
                 <w:sz w:val="20"/>
               </w:rPr>
-              <w:t xml:space="preserve">{{+第8部分 接触控制/个体防护.呼吸系统防护}}</w:t>
+              <w:t>{{第8部分 接触控制/个体防护.接触控制.个人防护装备.手部防护}}</w:t>
             </w:r>
           </w:p>
         </w:tc>
@@ -8268,7 +11013,7 @@
                 <w:sz w:val="20"/>
                 <w:szCs w:val="18"/>
               </w:rPr>
-              <w:t>皮肤和身体防护</w:t>
+              <w:t>呼吸系统防护</w:t>
             </w:r>
           </w:p>
         </w:tc>
@@ -8300,7 +11045,86 @@
                 <w:rFonts w:hint="eastAsia" w:ascii="Arial" w:hAnsi="Arial" w:eastAsia="微软雅黑"/>
                 <w:sz w:val="20"/>
               </w:rPr>
-              <w:t xml:space="preserve">{{+第8部分 接触控制/个体防护.皮肤和身体防护}}</w:t>
+              <w:t>{{第8部分 接触控制/个体防护.接触控制.个人防护装备.呼吸系统防护}}</w:t>
+            </w:r>
+          </w:p>
+        </w:tc>
+      </w:tr>
+      <w:tr>
+        <w:trPr>
+          <w:gridAfter w:val="1"/>
+          <w:wAfter w:w="336" w:type="dxa"/>
+          <w:trHeight w:val="340" w:hRule="atLeast"/>
+          <w:jc w:val="center"/>
+        </w:trPr>
+        <w:tc>
+          <w:tcPr>
+            <w:tcW w:w="3123" w:type="dxa"/>
+            <w:gridSpan w:val="2"/>
+            <w:tcBorders>
+              <w:top w:val="single" w:color="B4B4B4" w:sz="2" w:space="0"/>
+              <w:left w:val="single" w:color="FFFFFF" w:sz="2" w:space="0"/>
+              <w:bottom w:val="single" w:color="B4B4B4" w:sz="2" w:space="0"/>
+              <w:right w:val="single" w:color="808080" w:sz="12" w:space="0"/>
+            </w:tcBorders>
+            <w:shd w:val="clear" w:color="auto" w:fill="F2F2F2"/>
+            <w:noWrap w:val="0"/>
+            <w:vAlign w:val="top"/>
+          </w:tcPr>
+          <w:p>
+            <w:pPr>
+              <w:spacing w:after="0" w:line="280" w:lineRule="exact"/>
+              <w:ind w:right="105" w:rightChars="50"/>
+              <w:jc w:val="right"/>
+              <w:rPr>
+                <w:rFonts w:ascii="Arial" w:hAnsi="Arial" w:eastAsia="微软雅黑"/>
+                <w:b/>
+                <w:color w:val="595959"/>
+                <w:sz w:val="20"/>
+                <w:szCs w:val="18"/>
+              </w:rPr>
+            </w:pPr>
+            <w:r>
+              <w:rPr>
+                <w:rFonts w:hint="eastAsia" w:ascii="Arial" w:hAnsi="Arial" w:eastAsia="微软雅黑"/>
+                <w:b/>
+                <w:color w:val="595959"/>
+                <w:sz w:val="20"/>
+                <w:szCs w:val="18"/>
+              </w:rPr>
+              <w:t>皮肤和身体防护</w:t>
+            </w:r>
+          </w:p>
+        </w:tc>
+        <w:tc>
+          <w:tcPr>
+            <w:tcW w:w="7018" w:type="dxa"/>
+            <w:gridSpan w:val="6"/>
+            <w:tcBorders>
+              <w:top w:val="single" w:color="B4B4B4" w:sz="2" w:space="0"/>
+              <w:left w:val="single" w:color="808080" w:sz="12" w:space="0"/>
+              <w:bottom w:val="single" w:color="B4B4B4" w:sz="2" w:space="0"/>
+              <w:right w:val="single" w:color="FFFFFF" w:sz="2" w:space="0"/>
+            </w:tcBorders>
+            <w:noWrap w:val="0"/>
+            <w:vAlign w:val="top"/>
+          </w:tcPr>
+          <w:p>
+            <w:pPr>
+              <w:spacing w:after="0" w:line="280" w:lineRule="exact"/>
+              <w:ind w:left="105" w:leftChars="50"/>
+              <w:jc w:val="left"/>
+              <w:rPr>
+                <w:rFonts w:ascii="Arial" w:hAnsi="Arial" w:eastAsia="微软雅黑"/>
+                <w:sz w:val="20"/>
+              </w:rPr>
+            </w:pPr>
+            <w:r>
+              <w:rPr>
+                <w:rFonts w:hint="eastAsia" w:ascii="Arial" w:hAnsi="Arial" w:eastAsia="微软雅黑"/>
+                <w:sz w:val="20"/>
+              </w:rPr>
+              <w:t>{{第8部分 接触控制/个体防护.接触控制.个人防护装备.皮肤和身体防护}}</w:t>
             </w:r>
           </w:p>
         </w:tc>
@@ -8657,7 +11481,19 @@
                 <w:rFonts w:ascii="Arial" w:hAnsi="Arial" w:eastAsia="微软雅黑"/>
                 <w:sz w:val="20"/>
               </w:rPr>
-              <w:t xml:space="preserve">{{+第9部分 物理和化学特性.物理状态}}</w:t>
+              <w:t>{{第9部分 物理和化学特性.物理状态}}</w:t>
+            </w:r>
+            <w:r>
+              <w:rPr>
+                <w:rFonts w:hint="eastAsia" w:ascii="Arial" w:hAnsi="Arial" w:eastAsia="微软雅黑"/>
+                <w:sz w:val="20"/>
+              </w:rPr>
+            </w:r>
+            <w:r>
+              <w:rPr>
+                <w:rFonts w:ascii="Arial" w:hAnsi="Arial" w:eastAsia="微软雅黑"/>
+                <w:sz w:val="20"/>
+              </w:rPr>
             </w:r>
           </w:p>
         </w:tc>
@@ -8736,7 +11572,19 @@
                 <w:rFonts w:ascii="Arial" w:hAnsi="Arial" w:eastAsia="微软雅黑"/>
                 <w:sz w:val="20"/>
               </w:rPr>
-              <w:t xml:space="preserve">{{+第9部分 物理和化学特性.颜色}}</w:t>
+              <w:t>{{第9部分 物理和化学特性.颜色}}</w:t>
+            </w:r>
+            <w:r>
+              <w:rPr>
+                <w:rFonts w:hint="eastAsia" w:ascii="Arial" w:hAnsi="Arial" w:eastAsia="微软雅黑"/>
+                <w:sz w:val="20"/>
+              </w:rPr>
+            </w:r>
+            <w:r>
+              <w:rPr>
+                <w:rFonts w:ascii="Arial" w:hAnsi="Arial" w:eastAsia="微软雅黑"/>
+                <w:sz w:val="20"/>
+              </w:rPr>
             </w:r>
           </w:p>
         </w:tc>
@@ -8815,7 +11663,7 @@
                 <w:rFonts w:ascii="Arial" w:hAnsi="Arial" w:eastAsia="微软雅黑"/>
                 <w:sz w:val="20"/>
               </w:rPr>
-              <w:t xml:space="preserve">{{+第9部分 物理和化学特性.气味}}</w:t>
+              <w:t>{{第9部分 物理和化学特性.气味}}</w:t>
             </w:r>
           </w:p>
         </w:tc>
@@ -8894,7 +11742,7 @@
                 <w:rFonts w:ascii="Arial" w:hAnsi="Arial" w:eastAsia="微软雅黑"/>
                 <w:sz w:val="20"/>
               </w:rPr>
-              <w:t xml:space="preserve"/>
+              <w:t>{{第9部分 物理和化学特性.气味临界值}}</w:t>
             </w:r>
           </w:p>
         </w:tc>
@@ -8973,7 +11821,7 @@
                 <w:rFonts w:ascii="Arial" w:hAnsi="Arial" w:eastAsia="微软雅黑"/>
                 <w:sz w:val="20"/>
               </w:rPr>
-              <w:t xml:space="preserve">{{+第9部分 物理和化学特性.pH值}}</w:t>
+              <w:t>{{第9部分 物理和化学特性.pH值}}</w:t>
             </w:r>
           </w:p>
         </w:tc>
@@ -9052,7 +11900,7 @@
                 <w:rFonts w:ascii="Arial" w:hAnsi="Arial" w:eastAsia="微软雅黑"/>
                 <w:sz w:val="20"/>
               </w:rPr>
-              <w:t xml:space="preserve">{{+第9部分 物理和化学特性.熔点或凝固点}}</w:t>
+              <w:t>{{第9部分 物理和化学特性.熔点/凝固点(°C)}}</w:t>
             </w:r>
           </w:p>
         </w:tc>
@@ -9131,7 +11979,7 @@
                 <w:rFonts w:ascii="Arial" w:hAnsi="Arial" w:eastAsia="微软雅黑"/>
                 <w:sz w:val="20"/>
               </w:rPr>
-              <w:t xml:space="preserve">{{+第9部分 物理和化学特性.沸点}}</w:t>
+              <w:t>{{第9部分 物理和化学特性.初沸点和沸程(°C)}}</w:t>
             </w:r>
           </w:p>
         </w:tc>
@@ -9210,7 +12058,7 @@
                 <w:rFonts w:ascii="Arial" w:hAnsi="Arial" w:eastAsia="微软雅黑"/>
                 <w:sz w:val="20"/>
               </w:rPr>
-              <w:t xml:space="preserve">{{+第9部分 物理和化学特性.闪点}}</w:t>
+              <w:t>{{第9部分 物理和化学特性.闪点(闭杯，°C)}}</w:t>
             </w:r>
           </w:p>
         </w:tc>
@@ -9289,7 +12137,7 @@
                 <w:rFonts w:ascii="Arial" w:hAnsi="Arial" w:eastAsia="微软雅黑"/>
                 <w:sz w:val="20"/>
               </w:rPr>
-              <w:t xml:space="preserve"/>
+              <w:t>{{第9部分 物理和化学特性.蒸发速率}}</w:t>
             </w:r>
           </w:p>
         </w:tc>
@@ -9368,7 +12216,7 @@
                 <w:rFonts w:ascii="Arial" w:hAnsi="Arial" w:eastAsia="微软雅黑"/>
                 <w:sz w:val="20"/>
               </w:rPr>
-              <w:t xml:space="preserve"/>
+              <w:t>{{第9部分 物理和化学特性.易燃性}}</w:t>
             </w:r>
           </w:p>
         </w:tc>
@@ -9447,7 +12295,7 @@
                 <w:rFonts w:ascii="Arial" w:hAnsi="Arial" w:eastAsia="微软雅黑"/>
                 <w:sz w:val="20"/>
               </w:rPr>
-              <w:t xml:space="preserve"/>
+              <w:t>{{第9部分 物理和化学特性.爆炸上限/下限[%(v/v)]}}</w:t>
             </w:r>
           </w:p>
         </w:tc>
@@ -9526,7 +12374,7 @@
                 <w:rFonts w:ascii="Arial" w:hAnsi="Arial" w:eastAsia="微软雅黑"/>
                 <w:sz w:val="20"/>
               </w:rPr>
-              <w:t xml:space="preserve">{{+第9部分 物理和化学特性.蒸气压}}</w:t>
+              <w:t>{{第9部分 物理和化学特性.蒸气压}}</w:t>
             </w:r>
           </w:p>
         </w:tc>
@@ -9605,7 +12453,7 @@
                 <w:rFonts w:ascii="Arial" w:hAnsi="Arial" w:eastAsia="微软雅黑"/>
                 <w:sz w:val="20"/>
               </w:rPr>
-              <w:t xml:space="preserve"/>
+              <w:t>{{第9部分 物理和化学特性.(相对)蒸气密度(空气=1)}}</w:t>
             </w:r>
           </w:p>
         </w:tc>
@@ -9684,7 +12532,7 @@
                 <w:rFonts w:ascii="Arial" w:hAnsi="Arial" w:eastAsia="微软雅黑"/>
                 <w:sz w:val="20"/>
               </w:rPr>
-              <w:t xml:space="preserve">{{+第9部分 物理和化学特性.相对密度}}</w:t>
+              <w:t>{{第9部分 物理和化学特性.相对密度(水=1)}}</w:t>
             </w:r>
           </w:p>
         </w:tc>
@@ -9763,7 +12611,7 @@
                 <w:rFonts w:ascii="Arial" w:hAnsi="Arial" w:eastAsia="微软雅黑"/>
                 <w:sz w:val="20"/>
               </w:rPr>
-              <w:t xml:space="preserve">{{+第9部分 物理和化学特性.溶解性}}</w:t>
+              <w:t>{{第9部分 物理和化学特性.溶解性}}</w:t>
             </w:r>
           </w:p>
         </w:tc>
@@ -9842,7 +12690,7 @@
                 <w:rFonts w:ascii="Arial" w:hAnsi="Arial" w:eastAsia="微软雅黑"/>
                 <w:sz w:val="20"/>
               </w:rPr>
-              <w:t xml:space="preserve"/>
+              <w:t>{{第9部分 物理和化学特性.辛醇/水分配系数}}</w:t>
             </w:r>
           </w:p>
         </w:tc>
@@ -9921,7 +12769,7 @@
                 <w:rFonts w:ascii="Arial" w:hAnsi="Arial" w:eastAsia="微软雅黑"/>
                 <w:sz w:val="20"/>
               </w:rPr>
-              <w:t xml:space="preserve"/>
+              <w:t>{{第9部分 物理和化学特性.自燃温度(°C)}}</w:t>
             </w:r>
           </w:p>
         </w:tc>
@@ -10000,7 +12848,7 @@
                 <w:rFonts w:ascii="Arial" w:hAnsi="Arial" w:eastAsia="微软雅黑"/>
                 <w:sz w:val="20"/>
               </w:rPr>
-              <w:t xml:space="preserve"/>
+              <w:t>{{第9部分 物理和化学特性.分解温度(°C)}}</w:t>
             </w:r>
           </w:p>
         </w:tc>
@@ -10079,7 +12927,7 @@
                 <w:rFonts w:ascii="Arial" w:hAnsi="Arial" w:eastAsia="微软雅黑"/>
                 <w:sz w:val="20"/>
               </w:rPr>
-              <w:t xml:space="preserve">{{+第9部分 物理和化学特性.运动粘度}}</w:t>
+              <w:t>{{第9部分 物理和化学特性.运动粘度}}</w:t>
             </w:r>
           </w:p>
         </w:tc>
@@ -10158,7 +13006,7 @@
                 <w:rFonts w:ascii="Arial" w:hAnsi="Arial" w:eastAsia="微软雅黑"/>
                 <w:sz w:val="20"/>
               </w:rPr>
-              <w:t xml:space="preserve"/>
+              <w:t>{{第9部分 物理和化学特性.爆炸性}}</w:t>
             </w:r>
           </w:p>
         </w:tc>
@@ -10237,7 +13085,7 @@
                 <w:rFonts w:ascii="Arial" w:hAnsi="Arial" w:eastAsia="微软雅黑"/>
                 <w:sz w:val="20"/>
               </w:rPr>
-              <w:t xml:space="preserve"/>
+              <w:t>{{第9部分 物理和化学特性.氧化性}}</w:t>
             </w:r>
           </w:p>
         </w:tc>
@@ -10316,7 +13164,7 @@
                 <w:rFonts w:ascii="Arial" w:hAnsi="Arial" w:eastAsia="微软雅黑"/>
                 <w:sz w:val="20"/>
               </w:rPr>
-              <w:t xml:space="preserve"/>
+              <w:t>{{第9部分 物理和化学特性.颗粒特征}}</w:t>
             </w:r>
           </w:p>
         </w:tc>
@@ -10673,7 +13521,7 @@
                 <w:rFonts w:hint="eastAsia" w:ascii="Arial" w:hAnsi="Arial" w:eastAsia="微软雅黑"/>
                 <w:sz w:val="20"/>
               </w:rPr>
-              <w:t xml:space="preserve">{{+第10部分 稳定性和反应性.反应性}}</w:t>
+              <w:t>{{第10部分 稳定性和反应性.反应性}}</w:t>
             </w:r>
           </w:p>
         </w:tc>
@@ -10752,7 +13600,7 @@
                 <w:rFonts w:hint="eastAsia" w:ascii="Arial" w:hAnsi="Arial" w:eastAsia="微软雅黑"/>
                 <w:sz w:val="20"/>
               </w:rPr>
-              <w:t xml:space="preserve">{{+第10部分 稳定性和反应性.化学稳定性}}</w:t>
+              <w:t>{{第10部分 稳定性和反应性.化学稳定性}}</w:t>
             </w:r>
           </w:p>
         </w:tc>
@@ -10831,7 +13679,7 @@
                 <w:rFonts w:hint="eastAsia" w:ascii="Arial" w:hAnsi="Arial" w:eastAsia="微软雅黑"/>
                 <w:sz w:val="20"/>
               </w:rPr>
-              <w:t xml:space="preserve">{{+第10部分 稳定性和反应性.危险反应的可能性}}</w:t>
+              <w:t>{{第10部分 稳定性和反应性.危险反应的可能性}}</w:t>
             </w:r>
           </w:p>
         </w:tc>
@@ -10910,7 +13758,7 @@
                 <w:rFonts w:hint="eastAsia" w:ascii="Arial" w:hAnsi="Arial" w:eastAsia="微软雅黑"/>
                 <w:sz w:val="20"/>
               </w:rPr>
-              <w:t xml:space="preserve">{{+第10部分 稳定性和反应性.避免接触的条件}}</w:t>
+              <w:t>{{第10部分 稳定性和反应性.避免接触的条件}}</w:t>
             </w:r>
           </w:p>
         </w:tc>
@@ -10989,7 +13837,7 @@
                 <w:rFonts w:hint="eastAsia" w:ascii="Arial" w:hAnsi="Arial" w:eastAsia="微软雅黑"/>
                 <w:sz w:val="20"/>
               </w:rPr>
-              <w:t xml:space="preserve">{{+第10部分 稳定性和反应性.禁配物}}</w:t>
+              <w:t>{{第10部分 稳定性和反应性.禁配物}}</w:t>
             </w:r>
           </w:p>
         </w:tc>
@@ -11068,7 +13916,7 @@
                 <w:rFonts w:hint="eastAsia" w:ascii="Arial" w:hAnsi="Arial" w:eastAsia="微软雅黑"/>
                 <w:sz w:val="20"/>
               </w:rPr>
-              <w:t xml:space="preserve">{{+第10部分 稳定性和反应性.危险的分解产物}}</w:t>
+              <w:t>{{第10部分 稳定性和反应性.危险的分解产物}}</w:t>
             </w:r>
           </w:p>
         </w:tc>
@@ -11468,7 +14316,7 @@
                       <w:sz w:val="20"/>
                       <w:szCs w:val="20"/>
                     </w:rPr>
-                    <w:t xml:space="preserve">{{+第11部分 毒理学信息.急性毒性}}</w:t>
+                    <w:t>{{第11部分 毒理学信息.急性毒性}}</w:t>
                   </w:r>
                 </w:p>
               </w:tc>
@@ -11596,24 +14444,238 @@
           </w:tcPr>
           <w:p>
             <w:pPr>
-              <w:spacing w:after="0" w:line="240" w:lineRule="exact"/>
+              <w:spacing w:after="62" w:afterLines="20" w:line="60" w:lineRule="exact"/>
+              <w:jc w:val="left"/>
+              <w:rPr>
+                <w:rFonts w:ascii="Arial" w:hAnsi="Arial" w:eastAsia="微软雅黑"/>
+                <w:b/>
+                <w:color w:val="CC3300"/>
+                <w:sz w:val="24"/>
+              </w:rPr>
+            </w:pPr>
+          </w:p>
+          <w:tbl>
+            <w:tblPr>
+              <w:tblStyle w:val="8"/>
+              <w:tblW w:w="4944" w:type="pct"/>
+              <w:tblInd w:w="0" w:type="dxa"/>
+              <w:tblBorders>
+                <w:top w:val="single" w:color="999999" w:sz="4" w:space="0"/>
+                <w:left w:val="single" w:color="999999" w:sz="4" w:space="0"/>
+                <w:bottom w:val="single" w:color="999999" w:sz="4" w:space="0"/>
+                <w:right w:val="single" w:color="999999" w:sz="4" w:space="0"/>
+                <w:insideH w:val="single" w:color="999999" w:sz="4" w:space="0"/>
+                <w:insideV w:val="single" w:color="999999" w:sz="4" w:space="0"/>
+              </w:tblBorders>
+              <w:tblLayout w:type="fixed"/>
+              <w:tblCellMar>
+                <w:top w:w="0" w:type="dxa"/>
+                <w:left w:w="108" w:type="dxa"/>
+                <w:bottom w:w="0" w:type="dxa"/>
+                <w:right w:w="108" w:type="dxa"/>
+              </w:tblCellMar>
+            </w:tblPr>
+            <w:tblGrid>
+              <w:gridCol w:w="2652"/>
+              <w:gridCol w:w="3713"/>
+              <w:gridCol w:w="3648"/>
+            </w:tblGrid>
+            <w:tr>
+              <w:trPr>
+                <w:wBefore w:w="0" w:type="dxa"/>
+                <w:trHeight w:val="409" w:hRule="atLeast"/>
+              </w:trPr>
+              <w:tc>
+                <w:tcPr>
+                  <w:tcW w:w="2653" w:type="dxa"/>
+                  <w:tcBorders>
+                    <w:bottom w:val="single" w:color="666666" w:sz="12" w:space="0"/>
+                  </w:tcBorders>
+                  <w:shd w:val="clear" w:color="auto" w:fill="F2F2F2"/>
+                  <w:noWrap w:val="0"/>
+                  <w:vAlign w:val="top"/>
+                </w:tcPr>
+                <w:p>
+                  <w:pPr>
+                    <w:spacing w:after="0" w:line="240" w:lineRule="exact"/>
+                    <w:jc w:val="center"/>
+                    <w:rPr>
+                      <w:rFonts w:ascii="Arial" w:hAnsi="Arial" w:eastAsia="微软雅黑"/>
+                      <w:b/>
+                      <w:bCs/>
+                      <w:sz w:val="20"/>
+                    </w:rPr>
+                  </w:pPr>
+                  <w:r>
+                    <w:rPr>
+                      <w:rFonts w:hint="eastAsia" w:ascii="Arial" w:hAnsi="Arial" w:eastAsia="微软雅黑"/>
+                      <w:b/>
+                      <w:bCs/>
+                      <w:sz w:val="20"/>
+                    </w:rPr>
+                    <w:t>组分</w:t>
+                  </w:r>
+                </w:p>
+              </w:tc>
+              <w:tc>
+                <w:tcPr>
+                  <w:tcW w:w="3714" w:type="dxa"/>
+                  <w:tcBorders>
+                    <w:bottom w:val="single" w:color="666666" w:sz="12" w:space="0"/>
+                  </w:tcBorders>
+                  <w:shd w:val="clear" w:color="auto" w:fill="F2F2F2"/>
+                  <w:noWrap w:val="0"/>
+                  <w:vAlign w:val="top"/>
+                </w:tcPr>
+                <w:p>
+                  <w:pPr>
+                    <w:spacing w:after="0" w:line="240" w:lineRule="exact"/>
+                    <w:jc w:val="center"/>
+                    <w:rPr>
+                      <w:rFonts w:ascii="Arial" w:hAnsi="Arial" w:eastAsia="微软雅黑"/>
+                      <w:b/>
+                      <w:bCs/>
+                      <w:sz w:val="20"/>
+                    </w:rPr>
+                  </w:pPr>
+                  <w:r>
+                    <w:rPr>
+                      <w:rFonts w:hint="eastAsia" w:ascii="Arial" w:hAnsi="Arial" w:eastAsia="微软雅黑"/>
+                      <w:b/>
+                      <w:bCs/>
+                      <w:sz w:val="20"/>
+                    </w:rPr>
+                    <w:t>IARC 致癌物分类清单</w:t>
+                  </w:r>
+                </w:p>
+              </w:tc>
+              <w:tc>
+                <w:tcPr>
+                  <w:tcW w:w="3649" w:type="dxa"/>
+                  <w:tcBorders>
+                    <w:bottom w:val="single" w:color="666666" w:sz="12" w:space="0"/>
+                  </w:tcBorders>
+                  <w:shd w:val="clear" w:color="auto" w:fill="F2F2F2"/>
+                  <w:noWrap w:val="0"/>
+                  <w:vAlign w:val="top"/>
+                </w:tcPr>
+                <w:p>
+                  <w:pPr>
+                    <w:spacing w:after="0" w:line="240" w:lineRule="exact"/>
+                    <w:jc w:val="center"/>
+                    <w:rPr>
+                      <w:rFonts w:ascii="Arial" w:hAnsi="Arial" w:eastAsia="微软雅黑"/>
+                      <w:b/>
+                      <w:bCs/>
+                      <w:sz w:val="20"/>
+                    </w:rPr>
+                  </w:pPr>
+                  <w:r>
+                    <w:rPr>
+                      <w:rFonts w:hint="eastAsia" w:ascii="Arial" w:hAnsi="Arial" w:eastAsia="微软雅黑"/>
+                      <w:b/>
+                      <w:bCs/>
+                      <w:sz w:val="20"/>
+                    </w:rPr>
+                    <w:t>NTP致癌物报告</w:t>
+                  </w:r>
+                </w:p>
+              </w:tc>
+            </w:tr>
+            <w:tr>
+              <w:trPr>
+                <w:wBefore w:w="0" w:type="dxa"/>
+                <w:trHeight w:val="397" w:hRule="atLeast"/>
+              </w:trPr>
+              <w:tc>
+                <w:tcPr>
+                  <w:tcW w:w="2653" w:type="dxa"/>
+                  <w:noWrap w:val="0"/>
+                  <w:vAlign w:val="top"/>
+                </w:tcPr>
+                <w:p>
+                  <w:pPr>
+                    <w:spacing w:after="0" w:line="240" w:lineRule="exact"/>
+                    <w:jc w:val="center"/>
+                    <w:rPr>
+                      <w:rFonts w:ascii="Arial" w:hAnsi="Arial" w:eastAsia="微软雅黑"/>
+                      <w:b/>
+                      <w:bCs/>
+                      <w:sz w:val="20"/>
+                    </w:rPr>
+                  </w:pPr>
+                  <w:r>
+                    <w:rPr>
+                      <w:rFonts w:hint="eastAsia" w:ascii="Arial" w:hAnsi="Arial" w:eastAsia="微软雅黑"/>
+                      <w:b/>
+                      <w:bCs/>
+                      <w:sz w:val="20"/>
+                    </w:rPr>
+                    <w:t>{{#第11部分 毒理学信息.致癌性}}{{.组分}}</w:t>
+                  </w:r>
+                </w:p>
+              </w:tc>
+              <w:tc>
+                <w:tcPr>
+                  <w:tcW w:w="3714" w:type="dxa"/>
+                  <w:noWrap w:val="0"/>
+                  <w:vAlign w:val="top"/>
+                </w:tcPr>
+                <w:p>
+                  <w:pPr>
+                    <w:spacing w:after="0" w:line="240" w:lineRule="exact"/>
+                    <w:jc w:val="center"/>
+                    <w:rPr>
+                      <w:rFonts w:ascii="Arial" w:hAnsi="Arial" w:eastAsia="微软雅黑"/>
+                      <w:sz w:val="20"/>
+                    </w:rPr>
+                  </w:pPr>
+                  <w:r>
+                    <w:rPr>
+                      <w:rFonts w:hint="eastAsia" w:ascii="Arial" w:hAnsi="Arial" w:eastAsia="微软雅黑"/>
+                      <w:sz w:val="20"/>
+                    </w:rPr>
+                    <w:t>{{.IARC 致癌物分类清单}}</w:t>
+                  </w:r>
+                </w:p>
+              </w:tc>
+              <w:tc>
+                <w:tcPr>
+                  <w:tcW w:w="3649" w:type="dxa"/>
+                  <w:noWrap w:val="0"/>
+                  <w:vAlign w:val="top"/>
+                </w:tcPr>
+                <w:p>
+                  <w:pPr>
+                    <w:spacing w:after="0" w:line="240" w:lineRule="exact"/>
+                    <w:jc w:val="center"/>
+                    <w:rPr>
+                      <w:rFonts w:ascii="Arial" w:hAnsi="Arial" w:eastAsia="微软雅黑"/>
+                      <w:sz w:val="20"/>
+                    </w:rPr>
+                  </w:pPr>
+                  <w:r>
+                    <w:rPr>
+                      <w:rFonts w:hint="eastAsia" w:ascii="Arial" w:hAnsi="Arial" w:eastAsia="微软雅黑"/>
+                      <w:sz w:val="20"/>
+                    </w:rPr>
+                    <w:t>{{.NTP致癌物报告}}</w:t>
+                  </w:r>
+                </w:p>
+              </w:tc>
+            </w:tr>
+          </w:tbl>
+          <w:p>
+            <w:pPr>
+              <w:spacing w:after="62" w:afterLines="20" w:line="60" w:lineRule="exact"/>
               <w:jc w:val="center"/>
               <w:rPr>
                 <w:rFonts w:ascii="Arial" w:hAnsi="Arial" w:eastAsia="微软雅黑"/>
                 <w:b/>
-                <w:bCs/>
-                <w:sz w:val="20"/>
-              </w:rPr>
-            </w:pPr>
-            <w:r>
-              <w:rPr>
-                <w:rFonts w:hint="eastAsia" w:ascii="Arial" w:hAnsi="Arial" w:eastAsia="微软雅黑"/>
-                <w:b/>
-                <w:bCs/>
-                <w:sz w:val="20"/>
-              </w:rPr>
-              <w:t xml:space="preserve">{{+第11部分 毒理学信息.致癌性}}</w:t>
-            </w:r>
+                <w:color w:val="CC3300"/>
+                <w:sz w:val="24"/>
+              </w:rPr>
+            </w:pPr>
           </w:p>
         </w:tc>
       </w:tr>
@@ -11642,6 +14704,250 @@
               </w:rPr>
             </w:pPr>
           </w:p>
+          <w:tbl>
+            <w:tblPr>
+              <w:tblStyle w:val="8"/>
+              <w:tblW w:w="10141" w:type="dxa"/>
+              <w:jc w:val="center"/>
+              <w:tblBorders>
+                <w:top w:val="single" w:color="FFFFFF" w:sz="2" w:space="0"/>
+                <w:left w:val="single" w:color="FFFFFF" w:sz="2" w:space="0"/>
+                <w:bottom w:val="single" w:color="FFFFFF" w:sz="2" w:space="0"/>
+                <w:right w:val="single" w:color="FFFFFF" w:sz="2" w:space="0"/>
+                <w:insideH w:val="single" w:color="FFFFFF" w:sz="2" w:space="0"/>
+                <w:insideV w:val="single" w:color="FFFFFF" w:sz="2" w:space="0"/>
+              </w:tblBorders>
+              <w:tblLayout w:type="fixed"/>
+              <w:tblCellMar>
+                <w:top w:w="0" w:type="dxa"/>
+                <w:left w:w="0" w:type="dxa"/>
+                <w:bottom w:w="0" w:type="dxa"/>
+                <w:right w:w="0" w:type="dxa"/>
+              </w:tblCellMar>
+            </w:tblPr>
+            <w:tblGrid>
+              <w:gridCol w:w="2667"/>
+              <w:gridCol w:w="7401"/>
+              <w:gridCol w:w="73"/>
+            </w:tblGrid>
+            <w:tr>
+              <w:trPr>
+                <w:trHeight w:val="396" w:hRule="atLeast"/>
+                <w:jc w:val="center"/>
+              </w:trPr>
+              <w:tc>
+                <w:tcPr>
+                  <w:tcW w:w="10141" w:type="dxa"/>
+                  <w:gridSpan w:val="3"/>
+                  <w:tcBorders>
+                    <w:bottom w:val="single" w:color="FFFFFF" w:sz="2" w:space="0"/>
+                  </w:tcBorders>
+                  <w:noWrap w:val="0"/>
+                  <w:vAlign w:val="bottom"/>
+                </w:tcPr>
+                <w:p>
+                  <w:pPr>
+                    <w:spacing w:after="62" w:afterLines="20" w:line="280" w:lineRule="exact"/>
+                    <w:jc w:val="left"/>
+                    <w:rPr>
+                      <w:rFonts w:ascii="Arial" w:hAnsi="Arial" w:eastAsia="微软雅黑"/>
+                    </w:rPr>
+                  </w:pPr>
+                  <w:r>
+                    <w:rPr>
+                      <w:rFonts w:ascii="Arial" w:hAnsi="Arial" w:eastAsia="微软雅黑"/>
+                      <w:b/>
+                      <w:color w:val="CC3300"/>
+                      <w:sz w:val="24"/>
+                    </w:rPr>
+                    <w:t>|</w:t>
+                  </w:r>
+                  <w:r>
+                    <w:rPr>
+                      <w:rFonts w:ascii="Arial" w:hAnsi="Arial" w:eastAsia="微软雅黑"/>
+                      <w:b/>
+                      <w:color w:val="0D0D0D"/>
+                      <w:sz w:val="22"/>
+                    </w:rPr>
+                    <w:t xml:space="preserve"> </w:t>
+                  </w:r>
+                  <w:r>
+                    <w:rPr>
+                      <w:rFonts w:hint="eastAsia" w:ascii="Arial" w:hAnsi="Arial" w:eastAsia="微软雅黑"/>
+                      <w:b/>
+                      <w:color w:val="0D0D0D"/>
+                      <w:sz w:val="22"/>
+                    </w:rPr>
+                    <w:t>内分泌干扰物特性</w:t>
+                  </w:r>
+                </w:p>
+              </w:tc>
+            </w:tr>
+            <w:tr>
+              <w:tblPrEx>
+                <w:tblBorders>
+                  <w:top w:val="single" w:color="999999" w:sz="4" w:space="0"/>
+                  <w:left w:val="single" w:color="999999" w:sz="4" w:space="0"/>
+                  <w:bottom w:val="single" w:color="999999" w:sz="4" w:space="0"/>
+                  <w:right w:val="single" w:color="999999" w:sz="4" w:space="0"/>
+                  <w:insideH w:val="single" w:color="999999" w:sz="4" w:space="0"/>
+                  <w:insideV w:val="single" w:color="999999" w:sz="4" w:space="0"/>
+                </w:tblBorders>
+                <w:tblCellMar>
+                  <w:top w:w="0" w:type="dxa"/>
+                  <w:left w:w="108" w:type="dxa"/>
+                  <w:bottom w:w="0" w:type="dxa"/>
+                  <w:right w:w="108" w:type="dxa"/>
+                </w:tblCellMar>
+              </w:tblPrEx>
+              <w:trPr>
+                <w:gridAfter w:val="1"/>
+                <w:wAfter w:w="73" w:type="dxa"/>
+                <w:trHeight w:val="397" w:hRule="atLeast"/>
+                <w:jc w:val="center"/>
+              </w:trPr>
+              <w:tc>
+                <w:tcPr>
+                  <w:tcW w:w="2667" w:type="dxa"/>
+                  <w:tcBorders>
+                    <w:bottom w:val="single" w:color="666666" w:sz="12" w:space="0"/>
+                  </w:tcBorders>
+                  <w:shd w:val="clear" w:color="auto" w:fill="F2F2F2"/>
+                  <w:noWrap w:val="0"/>
+                  <w:vAlign w:val="top"/>
+                </w:tcPr>
+                <w:p>
+                  <w:pPr>
+                    <w:spacing w:after="0" w:line="240" w:lineRule="exact"/>
+                    <w:jc w:val="center"/>
+                    <w:rPr>
+                      <w:rFonts w:ascii="Arial" w:hAnsi="Arial" w:eastAsia="微软雅黑"/>
+                      <w:b/>
+                      <w:bCs/>
+                      <w:sz w:val="20"/>
+                    </w:rPr>
+                  </w:pPr>
+                  <w:r>
+                    <w:rPr>
+                      <w:rFonts w:hint="eastAsia" w:ascii="Arial" w:hAnsi="Arial" w:eastAsia="微软雅黑"/>
+                      <w:b/>
+                      <w:bCs/>
+                      <w:sz w:val="20"/>
+                    </w:rPr>
+                    <w:t>组分</w:t>
+                  </w:r>
+                </w:p>
+              </w:tc>
+              <w:tc>
+                <w:tcPr>
+                  <w:tcW w:w="7401" w:type="dxa"/>
+                  <w:tcBorders>
+                    <w:bottom w:val="single" w:color="666666" w:sz="12" w:space="0"/>
+                  </w:tcBorders>
+                  <w:shd w:val="clear" w:color="auto" w:fill="F2F2F2"/>
+                  <w:noWrap w:val="0"/>
+                  <w:vAlign w:val="top"/>
+                </w:tcPr>
+                <w:p>
+                  <w:pPr>
+                    <w:spacing w:after="0" w:line="240" w:lineRule="exact"/>
+                    <w:jc w:val="center"/>
+                    <w:rPr>
+                      <w:rFonts w:ascii="Arial" w:hAnsi="Arial" w:eastAsia="微软雅黑"/>
+                      <w:b/>
+                      <w:bCs/>
+                      <w:sz w:val="20"/>
+                    </w:rPr>
+                  </w:pPr>
+                  <w:r>
+                    <w:rPr>
+                      <w:rFonts w:hint="eastAsia" w:ascii="Arial" w:hAnsi="Arial" w:eastAsia="微软雅黑"/>
+                      <w:b/>
+                      <w:bCs/>
+                      <w:sz w:val="20"/>
+                    </w:rPr>
+                    <w:t>内分泌干扰物特性</w:t>
+                  </w:r>
+                </w:p>
+              </w:tc>
+            </w:tr>
+            <w:tr>
+              <w:tblPrEx>
+                <w:tblBorders>
+                  <w:top w:val="single" w:color="999999" w:sz="4" w:space="0"/>
+                  <w:left w:val="single" w:color="999999" w:sz="4" w:space="0"/>
+                  <w:bottom w:val="single" w:color="999999" w:sz="4" w:space="0"/>
+                  <w:right w:val="single" w:color="999999" w:sz="4" w:space="0"/>
+                  <w:insideH w:val="single" w:color="999999" w:sz="4" w:space="0"/>
+                  <w:insideV w:val="single" w:color="999999" w:sz="4" w:space="0"/>
+                </w:tblBorders>
+                <w:tblCellMar>
+                  <w:top w:w="0" w:type="dxa"/>
+                  <w:left w:w="108" w:type="dxa"/>
+                  <w:bottom w:w="0" w:type="dxa"/>
+                  <w:right w:w="108" w:type="dxa"/>
+                </w:tblCellMar>
+              </w:tblPrEx>
+              <w:trPr>
+                <w:gridAfter w:val="1"/>
+                <w:wAfter w:w="73" w:type="dxa"/>
+                <w:trHeight w:val="386" w:hRule="atLeast"/>
+                <w:jc w:val="center"/>
+              </w:trPr>
+              <w:tc>
+                <w:tcPr>
+                  <w:tcW w:w="2667" w:type="dxa"/>
+                  <w:noWrap w:val="0"/>
+                  <w:vAlign w:val="top"/>
+                </w:tcPr>
+                <w:p>
+                  <w:pPr>
+                    <w:spacing w:after="0" w:line="240" w:lineRule="exact"/>
+                    <w:jc w:val="center"/>
+                    <w:rPr>
+                      <w:rFonts w:ascii="Arial" w:hAnsi="Arial" w:eastAsia="微软雅黑"/>
+                      <w:b/>
+                      <w:bCs/>
+                      <w:sz w:val="20"/>
+                    </w:rPr>
+                  </w:pPr>
+                  <w:r>
+                    <w:rPr>
+                      <w:rFonts w:hint="eastAsia" w:ascii="Arial" w:hAnsi="Arial" w:eastAsia="微软雅黑"/>
+                      <w:b/>
+                      <w:bCs/>
+                      <w:sz w:val="20"/>
+                    </w:rPr>
+                    <w:t>{{#第11部分 毒理学信息.内分泌干扰物特性}}{{.组分}}</w:t>
+                  </w:r>
+                </w:p>
+              </w:tc>
+              <w:tc>
+                <w:tcPr>
+                  <w:tcW w:w="7401" w:type="dxa"/>
+                  <w:noWrap w:val="0"/>
+                  <w:vAlign w:val="top"/>
+                </w:tcPr>
+                <w:p>
+                  <w:pPr>
+                    <w:spacing w:after="0" w:line="240" w:lineRule="exact"/>
+                    <w:jc w:val="center"/>
+                    <w:rPr>
+                      <w:rFonts w:ascii="Arial" w:hAnsi="Arial" w:eastAsia="微软雅黑"/>
+                      <w:sz w:val="20"/>
+                    </w:rPr>
+                  </w:pPr>
+                  <w:r>
+                    <w:rPr>
+                      <w:rFonts w:hint="eastAsia" w:ascii="Arial" w:hAnsi="Arial" w:eastAsia="微软雅黑"/>
+                      <w:sz w:val="20"/>
+                    </w:rPr>
+                    <w:t>{{.内分泌干扰物特性}}</w:t>
+                  </w:r>
+                </w:p>
+              </w:tc>
+            </w:tr>
+          </w:tbl>
           <w:p>
             <w:pPr>
               <w:spacing w:after="62" w:afterLines="20" w:line="280" w:lineRule="exact"/>
@@ -11741,7 +15047,23 @@
                       <w:b/>
                       <w:sz w:val="20"/>
                     </w:rPr>
-                    <w:t xml:space="preserve"/>
+                    <w:t xml:space="preserve">MEP </w:t>
+                  </w:r>
+                  <w:r>
+                    <w:rPr>
+                      <w:rFonts w:hint="eastAsia" w:ascii="Arial" w:hAnsi="Arial" w:eastAsia="微软雅黑"/>
+                      <w:b/>
+                      <w:sz w:val="20"/>
+                    </w:rPr>
+                    <w:t>33</w:t>
+                  </w:r>
+                  <w:r>
+                    <w:rPr>
+                      <w:rFonts w:ascii="Arial" w:hAnsi="Arial" w:eastAsia="微软雅黑"/>
+                      <w:b/>
+                      <w:sz w:val="20"/>
+                    </w:rPr>
+                    <w:t>40</w:t>
                   </w:r>
                 </w:p>
               </w:tc>
@@ -11816,7 +15138,7 @@
                       <w:rFonts w:hint="eastAsia" w:ascii="Arial" w:hAnsi="Arial" w:eastAsia="微软雅黑"/>
                       <w:sz w:val="20"/>
                     </w:rPr>
-                    <w:t xml:space="preserve">{{+第11部分 毒理学信息.皮肤腐蚀或刺激}}</w:t>
+                    <w:t>{{第11部分 毒理学信息.其他信息.皮肤腐蚀/刺激}}</w:t>
                   </w:r>
                 </w:p>
               </w:tc>
@@ -11891,7 +15213,7 @@
                       <w:rFonts w:hint="eastAsia" w:ascii="Arial" w:hAnsi="Arial" w:eastAsia="微软雅黑"/>
                       <w:sz w:val="20"/>
                     </w:rPr>
-                    <w:t xml:space="preserve">{{+第11部分 毒理学信息.严重眼损伤或刺激}}</w:t>
+                    <w:t>{{第11部分 毒理学信息.其他信息.严重眼损伤/刺激}}</w:t>
                   </w:r>
                 </w:p>
               </w:tc>
@@ -11966,7 +15288,7 @@
                       <w:rFonts w:hint="eastAsia" w:ascii="Arial" w:hAnsi="Arial" w:eastAsia="微软雅黑"/>
                       <w:sz w:val="20"/>
                     </w:rPr>
-                    <w:t xml:space="preserve">{{+第11部分 毒理学信息.呼吸或皮肤致敏}}</w:t>
+                    <w:t>{{第11部分 毒理学信息.其他信息.皮肤致敏}}</w:t>
                   </w:r>
                 </w:p>
               </w:tc>
@@ -12041,7 +15363,7 @@
                       <w:rFonts w:hint="eastAsia" w:ascii="Arial" w:hAnsi="Arial" w:eastAsia="微软雅黑"/>
                       <w:sz w:val="20"/>
                     </w:rPr>
-                    <w:t xml:space="preserve"/>
+                    <w:t>{{第11部分 毒理学信息.其他信息.呼吸致敏}}</w:t>
                   </w:r>
                 </w:p>
               </w:tc>
@@ -12116,7 +15438,7 @@
                       <w:rFonts w:hint="eastAsia" w:ascii="Arial" w:hAnsi="Arial" w:eastAsia="微软雅黑"/>
                       <w:sz w:val="20"/>
                     </w:rPr>
-                    <w:t xml:space="preserve">{{+第11部分 毒理学信息.生殖毒性}}</w:t>
+                    <w:t>{{第11部分 毒理学信息.其他信息.生殖毒性}}</w:t>
                   </w:r>
                 </w:p>
               </w:tc>
@@ -12213,7 +15535,7 @@
                       <w:sz w:val="20"/>
                       <w:szCs w:val="20"/>
                     </w:rPr>
-                    <w:t xml:space="preserve"/>
+                    <w:t>{{第11部分 毒理学信息.其他信息.特定目标器官毒性-单次接触}}</w:t>
                   </w:r>
                 </w:p>
               </w:tc>
@@ -12310,7 +15632,7 @@
                       <w:sz w:val="20"/>
                       <w:szCs w:val="20"/>
                     </w:rPr>
-                    <w:t xml:space="preserve"/>
+                    <w:t>{{第11部分 毒理学信息.其他信息.特定目标器官毒性-反复接触}}</w:t>
                   </w:r>
                 </w:p>
               </w:tc>
@@ -12387,7 +15709,7 @@
                       <w:sz w:val="20"/>
                       <w:szCs w:val="20"/>
                     </w:rPr>
-                    <w:t xml:space="preserve">{{+第11部分 毒理学信息.吸入危害}}</w:t>
+                    <w:t>{{第11部分 毒理学信息.其他信息.吸入危害}}</w:t>
                   </w:r>
                 </w:p>
               </w:tc>
@@ -12464,7 +15786,7 @@
                       <w:sz w:val="20"/>
                       <w:szCs w:val="20"/>
                     </w:rPr>
-                    <w:t xml:space="preserve"/>
+                    <w:t>{{第11部分 毒理学信息.其他信息.生殖细胞致突变性}}</w:t>
                   </w:r>
                 </w:p>
               </w:tc>
@@ -12541,7 +15863,7 @@
                       <w:sz w:val="20"/>
                       <w:szCs w:val="20"/>
                     </w:rPr>
-                    <w:t xml:space="preserve"/>
+                    <w:t>{{第11部分 毒理学信息.其他信息.生殖毒性附加危害}}</w:t>
                   </w:r>
                 </w:p>
               </w:tc>
@@ -12958,7 +16280,7 @@
                       <w:rFonts w:hint="eastAsia" w:ascii="Arial" w:hAnsi="Arial" w:eastAsia="微软雅黑"/>
                       <w:sz w:val="20"/>
                     </w:rPr>
-                    <w:t xml:space="preserve">{{+第12部分 生态学信息.急性水生毒性}}</w:t>
+                    <w:t>{{第12部分 生态学信息.急性水生毒性}}</w:t>
                   </w:r>
                 </w:p>
               </w:tc>
@@ -13130,7 +16452,7 @@
                 <w:rFonts w:hint="eastAsia" w:ascii="Arial" w:hAnsi="Arial" w:eastAsia="微软雅黑"/>
                 <w:sz w:val="20"/>
               </w:rPr>
-              <w:t xml:space="preserve">{{+第12部分 生态学信息.慢性水生毒性}}</w:t>
+              <w:t>{{第12部分 生态学信息.慢性水生毒性}}</w:t>
             </w:r>
           </w:p>
         </w:tc>
@@ -13349,7 +16671,7 @@
                       <w:rFonts w:hint="eastAsia" w:ascii="Arial" w:hAnsi="Arial" w:eastAsia="微软雅黑"/>
                       <w:sz w:val="20"/>
                     </w:rPr>
-                    <w:t xml:space="preserve">{{+第12部分 生态学信息.持久性和降解性}}</w:t>
+                    <w:t>{{第12部分 生态学信息.急持久性和降解性}}</w:t>
                   </w:r>
                 </w:p>
               </w:tc>
@@ -13574,7 +16896,7 @@
                       <w:rFonts w:hint="eastAsia" w:ascii="Arial" w:hAnsi="Arial" w:eastAsia="微软雅黑"/>
                       <w:sz w:val="20"/>
                     </w:rPr>
-                    <w:t xml:space="preserve">{{+第12部分 生态学信息.生物富集}}</w:t>
+                    <w:t>{{第12部分 生态学信息.生物富集或生物积累性}}</w:t>
                   </w:r>
                 </w:p>
               </w:tc>
@@ -13808,7 +17130,7 @@
                       <w:rFonts w:hint="eastAsia" w:ascii="Arial" w:hAnsi="Arial" w:eastAsia="微软雅黑"/>
                       <w:sz w:val="20"/>
                     </w:rPr>
-                    <w:t xml:space="preserve">{{+第12部分 生态学信息.土壤迁移性}}</w:t>
+                    <w:t>{{第12部分 生态学信息.土壤中的迁移性}}</w:t>
                   </w:r>
                 </w:p>
               </w:tc>
@@ -14071,7 +17393,7 @@
                       <w:bCs/>
                       <w:sz w:val="20"/>
                     </w:rPr>
-                    <w:t xml:space="preserve"/>
+                    <w:t>{{#第12部分 生态学信息.PBT和vPvB的结果评价}}{{.组分}}</w:t>
                   </w:r>
                 </w:p>
               </w:tc>
@@ -14095,65 +17417,7 @@
                       <w:rFonts w:hint="eastAsia" w:ascii="Arial" w:hAnsi="Arial" w:eastAsia="微软雅黑"/>
                       <w:sz w:val="20"/>
                     </w:rPr>
-                    <w:t xml:space="preserve"/>
-                  </w:r>
-                </w:p>
-              </w:tc>
-            </w:tr>
-            <w:tr>
-              <w:trPr>
-                <w:wBefore w:w="0" w:type="dxa"/>
-                <w:trHeight w:val="366" w:hRule="atLeast"/>
-              </w:trPr>
-              <w:tc>
-                <w:tcPr>
-                  <w:tcW w:w="2639" w:type="dxa"/>
-                  <w:noWrap w:val="0"/>
-                  <w:vAlign w:val="top"/>
-                </w:tcPr>
-                <w:p>
-                  <w:pPr>
-                    <w:spacing w:after="0" w:line="240" w:lineRule="exact"/>
-                    <w:jc w:val="center"/>
-                    <w:rPr>
-                      <w:rFonts w:ascii="Arial" w:hAnsi="Arial" w:eastAsia="微软雅黑"/>
-                      <w:b/>
-                      <w:bCs/>
-                      <w:sz w:val="20"/>
-                    </w:rPr>
-                  </w:pPr>
-                  <w:r>
-                    <w:rPr>
-                      <w:rFonts w:hint="eastAsia" w:ascii="Arial" w:hAnsi="Arial" w:eastAsia="微软雅黑"/>
-                      <w:b/>
-                      <w:bCs/>
-                      <w:sz w:val="20"/>
-                    </w:rPr>
-                    <w:t xml:space="preserve"/>
-                  </w:r>
-                </w:p>
-              </w:tc>
-              <w:tc>
-                <w:tcPr>
-                  <w:tcW w:w="7351" w:type="dxa"/>
-                  <w:noWrap w:val="0"/>
-                  <w:vAlign w:val="top"/>
-                </w:tcPr>
-                <w:p>
-                  <w:pPr>
-                    <w:spacing w:after="0" w:line="240" w:lineRule="exact"/>
-                    <w:jc w:val="center"/>
-                    <w:rPr>
-                      <w:rFonts w:ascii="Arial" w:hAnsi="Arial" w:eastAsia="微软雅黑"/>
-                      <w:sz w:val="20"/>
-                    </w:rPr>
-                  </w:pPr>
-                  <w:r>
-                    <w:rPr>
-                      <w:rFonts w:hint="eastAsia" w:ascii="Arial" w:hAnsi="Arial" w:eastAsia="微软雅黑"/>
-                      <w:sz w:val="20"/>
-                    </w:rPr>
-                    <w:t xml:space="preserve"/>
+                    <w:t>{{.PBT/vPvB评价结果 [依据(EC) No 1907/2006]}}</w:t>
                   </w:r>
                 </w:p>
               </w:tc>
@@ -14297,15 +17561,6 @@
                       <w:sz w:val="24"/>
                     </w:rPr>
                   </w:pPr>
-                  <w:r>
-                    <w:rPr>
-                      <w:rFonts w:ascii="Arial" w:hAnsi="Arial" w:eastAsia="微软雅黑"/>
-                      <w:b/>
-                      <w:color w:val="CC3300"/>
-                      <w:sz w:val="24"/>
-                    </w:rPr>
-                    <w:t xml:space="preserve"/>
-                  </w:r>
                 </w:p>
                 <w:tbl>
                   <w:tblPr>
@@ -14431,7 +17686,7 @@
                             <w:bCs/>
                             <w:sz w:val="20"/>
                           </w:rPr>
-                          <w:t xml:space="preserve"/>
+                          <w:t>{{#第12部分 生态学信息.内分泌干扰物特性}}{{.组分}}</w:t>
                         </w:r>
                       </w:p>
                     </w:tc>
@@ -14455,70 +17710,24 @@
                             <w:rFonts w:hint="eastAsia" w:ascii="Arial" w:hAnsi="Arial" w:eastAsia="微软雅黑"/>
                             <w:sz w:val="20"/>
                           </w:rPr>
-                          <w:t xml:space="preserve"/>
-                        </w:r>
-                      </w:p>
-                    </w:tc>
-                  </w:tr>
-                  <w:tr>
-                    <w:trPr>
-                      <w:wBefore w:w="0" w:type="dxa"/>
-                      <w:trHeight w:val="386" w:hRule="atLeast"/>
-                    </w:trPr>
-                    <w:tc>
-                      <w:tcPr>
-                        <w:tcW w:w="2650" w:type="dxa"/>
-                        <w:noWrap w:val="0"/>
-                        <w:vAlign w:val="top"/>
-                      </w:tcPr>
-                      <w:p>
-                        <w:pPr>
-                          <w:spacing w:after="0" w:line="240" w:lineRule="exact"/>
-                          <w:jc w:val="center"/>
-                          <w:rPr>
-                            <w:rFonts w:ascii="Arial" w:hAnsi="Arial" w:eastAsia="微软雅黑"/>
-                            <w:b/>
-                            <w:bCs/>
-                            <w:sz w:val="20"/>
-                          </w:rPr>
-                        </w:pPr>
-                        <w:r>
-                          <w:rPr>
-                            <w:rFonts w:hint="eastAsia" w:ascii="Arial" w:hAnsi="Arial" w:eastAsia="微软雅黑"/>
-                            <w:b/>
-                            <w:bCs/>
-                            <w:sz w:val="20"/>
-                          </w:rPr>
-                          <w:t xml:space="preserve"/>
-                        </w:r>
-                      </w:p>
-                    </w:tc>
-                    <w:tc>
-                      <w:tcPr>
-                        <w:tcW w:w="7381" w:type="dxa"/>
-                        <w:noWrap w:val="0"/>
-                        <w:vAlign w:val="top"/>
-                      </w:tcPr>
-                      <w:p>
-                        <w:pPr>
-                          <w:spacing w:after="0" w:line="240" w:lineRule="exact"/>
-                          <w:jc w:val="center"/>
-                          <w:rPr>
-                            <w:rFonts w:ascii="Arial" w:hAnsi="Arial" w:eastAsia="微软雅黑"/>
-                            <w:sz w:val="20"/>
-                          </w:rPr>
-                        </w:pPr>
-                        <w:r>
-                          <w:rPr>
-                            <w:rFonts w:hint="eastAsia" w:ascii="Arial" w:hAnsi="Arial" w:eastAsia="微软雅黑"/>
-                            <w:sz w:val="20"/>
-                          </w:rPr>
-                          <w:t xml:space="preserve"/>
+                          <w:t>{{.内分泌干扰物特性}}</w:t>
                         </w:r>
                       </w:p>
                     </w:tc>
                   </w:tr>
                 </w:tbl>
+                <w:p>
+                  <w:pPr>
+                    <w:spacing w:after="62" w:afterLines="20" w:line="60" w:lineRule="exact"/>
+                    <w:jc w:val="center"/>
+                    <w:rPr>
+                      <w:rFonts w:ascii="Arial" w:hAnsi="Arial" w:eastAsia="微软雅黑"/>
+                      <w:b/>
+                      <w:color w:val="CC3300"/>
+                      <w:sz w:val="24"/>
+                    </w:rPr>
+                  </w:pPr>
+                </w:p>
               </w:tc>
             </w:tr>
           </w:tbl>
@@ -14858,7 +18067,7 @@
                 <w:rFonts w:hint="eastAsia" w:ascii="Arial" w:hAnsi="Arial" w:eastAsia="微软雅黑"/>
                 <w:sz w:val="20"/>
               </w:rPr>
-              <w:t xml:space="preserve">{{+第13部分 废弃处置.废弃化学品}}</w:t>
+              <w:t>{{第13部分 废弃处置.废弃化学品}}</w:t>
             </w:r>
           </w:p>
         </w:tc>
@@ -14937,7 +18146,7 @@
                 <w:rFonts w:hint="eastAsia" w:ascii="Arial" w:hAnsi="Arial" w:eastAsia="微软雅黑"/>
                 <w:sz w:val="20"/>
               </w:rPr>
-              <w:t xml:space="preserve">{{+第13部分 废弃处置.污染包装物}}</w:t>
+              <w:t>{{第13部分 废弃处置.污染包装物}}</w:t>
             </w:r>
           </w:p>
         </w:tc>
@@ -15016,7 +18225,7 @@
                 <w:rFonts w:hint="eastAsia" w:ascii="Arial" w:hAnsi="Arial" w:eastAsia="微软雅黑"/>
                 <w:sz w:val="20"/>
               </w:rPr>
-              <w:t xml:space="preserve">{{+第13部分 废弃处置.废弃注意事项}}</w:t>
+              <w:t>{{第13部分 废弃处置.废弃注意事项}}</w:t>
             </w:r>
           </w:p>
         </w:tc>
@@ -15374,7 +18583,7 @@
                 <w:sz w:val="20"/>
                 <w:lang/>
               </w:rPr>
-              <w:t xml:space="preserve"/>
+              <w:t>{{@运输标签}}</w:t>
             </w:r>
           </w:p>
         </w:tc>
@@ -15550,7 +18759,7 @@
                 <w:rFonts w:hint="eastAsia" w:ascii="Arial" w:hAnsi="Arial" w:eastAsia="微软雅黑"/>
                 <w:sz w:val="20"/>
               </w:rPr>
-              <w:t xml:space="preserve">{{+第14部分 运输信息.UN编号}}</w:t>
+              <w:t>{{第14部分 运输信息.海运危规（IMDG-CODE）.联合国危险货物编号（UN No.）}}</w:t>
             </w:r>
           </w:p>
         </w:tc>
@@ -15629,7 +18838,7 @@
                 <w:rFonts w:hint="eastAsia" w:ascii="Arial" w:hAnsi="Arial" w:eastAsia="微软雅黑"/>
                 <w:sz w:val="20"/>
               </w:rPr>
-              <w:t xml:space="preserve">{{+第14部分 运输信息.正确运输名称}}</w:t>
+              <w:t>{{第14部分 运输信息.海运危规（IMDG-CODE）.联合国正确运输名称}}</w:t>
             </w:r>
           </w:p>
         </w:tc>
@@ -15708,7 +18917,7 @@
                 <w:rFonts w:hint="eastAsia" w:ascii="Arial" w:hAnsi="Arial" w:eastAsia="微软雅黑"/>
                 <w:sz w:val="20"/>
               </w:rPr>
-              <w:t xml:space="preserve">{{+第14部分 运输信息.运输主要危险类别}}</w:t>
+              <w:t>{{第14部分 运输信息.海运危规（IMDG-CODE）.运输主要危险类别}}</w:t>
             </w:r>
           </w:p>
         </w:tc>
@@ -15787,7 +18996,7 @@
                 <w:rFonts w:hint="eastAsia" w:ascii="Arial" w:hAnsi="Arial" w:eastAsia="微软雅黑"/>
                 <w:sz w:val="20"/>
               </w:rPr>
-              <w:t xml:space="preserve">{{+第14部分 运输信息.运输次要危险类别}}</w:t>
+              <w:t>{{第14部分 运输信息.海运危规（IMDG-CODE）.运输次要危险类别}}</w:t>
             </w:r>
           </w:p>
         </w:tc>
@@ -15866,7 +19075,7 @@
                 <w:rFonts w:hint="eastAsia" w:ascii="Arial" w:hAnsi="Arial" w:eastAsia="微软雅黑"/>
                 <w:sz w:val="20"/>
               </w:rPr>
-              <w:t xml:space="preserve">{{+第14部分 运输信息.包装类别}}</w:t>
+              <w:t>{{第14部分 运输信息.海运危规（IMDG-CODE）.包装类别}}</w:t>
             </w:r>
           </w:p>
         </w:tc>
@@ -15945,7 +19154,7 @@
                 <w:rFonts w:hint="eastAsia" w:ascii="Arial" w:hAnsi="Arial" w:eastAsia="微软雅黑"/>
                 <w:sz w:val="20"/>
               </w:rPr>
-              <w:t xml:space="preserve">{{+第14部分 运输信息.海洋污染物}}</w:t>
+              <w:t>{{第14部分 运输信息.海运危规（IMDG-CODE）.海洋污染物（是/否）}}</w:t>
             </w:r>
           </w:p>
         </w:tc>
@@ -16121,7 +19330,7 @@
                 <w:rFonts w:hint="eastAsia" w:ascii="Arial" w:hAnsi="Arial" w:eastAsia="微软雅黑"/>
                 <w:sz w:val="20"/>
               </w:rPr>
-              <w:t xml:space="preserve">{{+第14部分 运输信息.UN编号}}</w:t>
+              <w:t>{{第14部分 运输信息.空运（IATA-DGR）.联合国危险货物编号（UN No.）}}</w:t>
             </w:r>
           </w:p>
         </w:tc>
@@ -16200,7 +19409,7 @@
                 <w:rFonts w:hint="eastAsia" w:ascii="Arial" w:hAnsi="Arial" w:eastAsia="微软雅黑"/>
                 <w:sz w:val="20"/>
               </w:rPr>
-              <w:t xml:space="preserve">{{+第14部分 运输信息.正确运输名称}}</w:t>
+              <w:t>{{第14部分 运输信息.空运（IATA-DGR）.联合国正确运输名称}}</w:t>
             </w:r>
           </w:p>
         </w:tc>
@@ -16279,7 +19488,7 @@
                 <w:rFonts w:hint="eastAsia" w:ascii="Arial" w:hAnsi="Arial" w:eastAsia="微软雅黑"/>
                 <w:sz w:val="20"/>
               </w:rPr>
-              <w:t xml:space="preserve">{{+第14部分 运输信息.运输主要危险类别}}</w:t>
+              <w:t>{{第14部分 运输信息.空运（IATA-DGR）.运输主要危险类别}}</w:t>
             </w:r>
           </w:p>
         </w:tc>
@@ -16358,7 +19567,7 @@
                 <w:rFonts w:hint="eastAsia" w:ascii="Arial" w:hAnsi="Arial" w:eastAsia="微软雅黑"/>
                 <w:sz w:val="20"/>
               </w:rPr>
-              <w:t xml:space="preserve">{{+第14部分 运输信息.运输次要危险类别}}</w:t>
+              <w:t>{{第14部分 运输信息.空运（IATA-DGR）.运输次要危险类别}}</w:t>
             </w:r>
           </w:p>
         </w:tc>
@@ -16437,7 +19646,7 @@
                 <w:rFonts w:hint="eastAsia" w:ascii="Arial" w:hAnsi="Arial" w:eastAsia="微软雅黑"/>
                 <w:sz w:val="20"/>
               </w:rPr>
-              <w:t xml:space="preserve">{{+第14部分 运输信息.包装类别}}</w:t>
+              <w:t>{{第14部分 运输信息.空运（IATA-DGR）.包装类别}}</w:t>
             </w:r>
           </w:p>
         </w:tc>
@@ -16613,7 +19822,7 @@
                 <w:rFonts w:hint="eastAsia" w:ascii="Arial" w:hAnsi="Arial" w:eastAsia="微软雅黑"/>
                 <w:sz w:val="20"/>
               </w:rPr>
-              <w:t xml:space="preserve">{{+第14部分 运输信息.UN编号}}</w:t>
+              <w:t>{{第14部分 运输信息.公路运输（UN-ADR）.联合国危险货物编号（UN No.）}}</w:t>
             </w:r>
           </w:p>
         </w:tc>
@@ -16692,7 +19901,7 @@
                 <w:rFonts w:hint="eastAsia" w:ascii="Arial" w:hAnsi="Arial" w:eastAsia="微软雅黑"/>
                 <w:sz w:val="20"/>
               </w:rPr>
-              <w:t xml:space="preserve">{{+第14部分 运输信息.正确运输名称}}</w:t>
+              <w:t>{{第14部分 运输信息.公路运输（UN-ADR）.联合国正确运输名称}}</w:t>
             </w:r>
           </w:p>
         </w:tc>
@@ -16771,7 +19980,7 @@
                 <w:rFonts w:hint="eastAsia" w:ascii="Arial" w:hAnsi="Arial" w:eastAsia="微软雅黑"/>
                 <w:sz w:val="20"/>
               </w:rPr>
-              <w:t xml:space="preserve">{{+第14部分 运输信息.运输主要危险类别}}</w:t>
+              <w:t>{{第14部分 运输信息.公路运输（UN-ADR）.运输主要危险类别}}</w:t>
             </w:r>
           </w:p>
         </w:tc>
@@ -16850,7 +20059,7 @@
                 <w:rFonts w:hint="eastAsia" w:ascii="Arial" w:hAnsi="Arial" w:eastAsia="微软雅黑"/>
                 <w:sz w:val="20"/>
               </w:rPr>
-              <w:t xml:space="preserve">{{+第14部分 运输信息.运输次要危险类别}}</w:t>
+              <w:t>{{第14部分 运输信息.公路运输（UN-ADR）.运输次要危险类别}}</w:t>
             </w:r>
           </w:p>
         </w:tc>
@@ -16929,7 +20138,7 @@
                 <w:rFonts w:hint="eastAsia" w:ascii="Arial" w:hAnsi="Arial" w:eastAsia="微软雅黑"/>
                 <w:sz w:val="20"/>
               </w:rPr>
-              <w:t xml:space="preserve">{{+第14部分 运输信息.包装类别}}</w:t>
+              <w:t>{{第14部分 运输信息.公路运输（UN-ADR）.包装类别}}</w:t>
             </w:r>
           </w:p>
         </w:tc>
@@ -17250,24 +20459,2785 @@
           </w:tcPr>
           <w:p>
             <w:pPr>
-              <w:spacing w:after="0" w:line="240" w:lineRule="exact"/>
+              <w:spacing w:after="62" w:afterLines="20" w:line="60" w:lineRule="exact"/>
+              <w:jc w:val="left"/>
+              <w:rPr>
+                <w:rFonts w:ascii="Arial" w:hAnsi="Arial" w:eastAsia="微软雅黑"/>
+                <w:b/>
+                <w:color w:val="CC3300"/>
+                <w:sz w:val="24"/>
+              </w:rPr>
+            </w:pPr>
+          </w:p>
+          <w:tbl>
+            <w:tblPr>
+              <w:tblStyle w:val="8"/>
+              <w:tblW w:w="9986" w:type="dxa"/>
+              <w:tblInd w:w="0" w:type="dxa"/>
+              <w:tblBorders>
+                <w:top w:val="single" w:color="999999" w:sz="4" w:space="0"/>
+                <w:left w:val="single" w:color="999999" w:sz="4" w:space="0"/>
+                <w:bottom w:val="single" w:color="999999" w:sz="4" w:space="0"/>
+                <w:right w:val="single" w:color="999999" w:sz="4" w:space="0"/>
+                <w:insideH w:val="single" w:color="999999" w:sz="4" w:space="0"/>
+                <w:insideV w:val="single" w:color="999999" w:sz="4" w:space="0"/>
+              </w:tblBorders>
+              <w:tblLayout w:type="fixed"/>
+              <w:tblCellMar>
+                <w:top w:w="0" w:type="dxa"/>
+                <w:left w:w="108" w:type="dxa"/>
+                <w:bottom w:w="0" w:type="dxa"/>
+                <w:right w:w="108" w:type="dxa"/>
+              </w:tblCellMar>
+            </w:tblPr>
+            <w:tblGrid>
+              <w:gridCol w:w="2119"/>
+              <w:gridCol w:w="1128"/>
+              <w:gridCol w:w="842"/>
+              <w:gridCol w:w="842"/>
+              <w:gridCol w:w="843"/>
+              <w:gridCol w:w="842"/>
+              <w:gridCol w:w="842"/>
+              <w:gridCol w:w="843"/>
+              <w:gridCol w:w="842"/>
+              <w:gridCol w:w="843"/>
+            </w:tblGrid>
+            <w:tr>
+              <w:trPr>
+                <w:wBefore w:w="0" w:type="dxa"/>
+                <w:trHeight w:val="333" w:hRule="atLeast"/>
+              </w:trPr>
+              <w:tc>
+                <w:tcPr>
+                  <w:tcW w:w="2119" w:type="dxa"/>
+                  <w:tcBorders>
+                    <w:bottom w:val="single" w:color="666666" w:sz="12" w:space="0"/>
+                  </w:tcBorders>
+                  <w:shd w:val="clear" w:color="auto" w:fill="F2F2F2"/>
+                  <w:noWrap w:val="0"/>
+                  <w:vAlign w:val="top"/>
+                </w:tcPr>
+                <w:p>
+                  <w:pPr>
+                    <w:spacing w:after="0" w:line="240" w:lineRule="exact"/>
+                    <w:jc w:val="center"/>
+                    <w:rPr>
+                      <w:rFonts w:ascii="Arial" w:hAnsi="Arial" w:eastAsia="微软雅黑"/>
+                      <w:b/>
+                      <w:bCs/>
+                      <w:sz w:val="20"/>
+                    </w:rPr>
+                  </w:pPr>
+                  <w:r>
+                    <w:rPr>
+                      <w:rFonts w:hint="eastAsia" w:ascii="Arial" w:hAnsi="Arial" w:eastAsia="微软雅黑"/>
+                      <w:b/>
+                      <w:bCs/>
+                      <w:sz w:val="20"/>
+                    </w:rPr>
+                    <w:t>组分</w:t>
+                  </w:r>
+                </w:p>
+              </w:tc>
+              <w:tc>
+                <w:tcPr>
+                  <w:tcW w:w="1128" w:type="dxa"/>
+                  <w:tcBorders>
+                    <w:bottom w:val="single" w:color="666666" w:sz="12" w:space="0"/>
+                  </w:tcBorders>
+                  <w:shd w:val="clear" w:color="auto" w:fill="F2F2F2"/>
+                  <w:noWrap w:val="0"/>
+                  <w:vAlign w:val="top"/>
+                </w:tcPr>
+                <w:p>
+                  <w:pPr>
+                    <w:spacing w:after="0" w:line="240" w:lineRule="exact"/>
+                    <w:jc w:val="center"/>
+                    <w:rPr>
+                      <w:rFonts w:ascii="Arial" w:hAnsi="Arial" w:eastAsia="微软雅黑"/>
+                      <w:b/>
+                      <w:bCs/>
+                      <w:sz w:val="20"/>
+                    </w:rPr>
+                  </w:pPr>
+                  <w:r>
+                    <w:rPr>
+                      <w:rFonts w:ascii="Arial" w:hAnsi="Arial" w:eastAsia="微软雅黑"/>
+                      <w:b/>
+                      <w:bCs/>
+                      <w:sz w:val="20"/>
+                    </w:rPr>
+                    <w:t>EC inventory</w:t>
+                  </w:r>
+                </w:p>
+              </w:tc>
+              <w:tc>
+                <w:tcPr>
+                  <w:tcW w:w="842" w:type="dxa"/>
+                  <w:tcBorders>
+                    <w:bottom w:val="single" w:color="666666" w:sz="12" w:space="0"/>
+                  </w:tcBorders>
+                  <w:shd w:val="clear" w:color="auto" w:fill="F2F2F2"/>
+                  <w:noWrap w:val="0"/>
+                  <w:vAlign w:val="top"/>
+                </w:tcPr>
+                <w:p>
+                  <w:pPr>
+                    <w:spacing w:after="0" w:line="240" w:lineRule="exact"/>
+                    <w:jc w:val="center"/>
+                    <w:rPr>
+                      <w:rFonts w:ascii="Arial" w:hAnsi="Arial" w:eastAsia="微软雅黑"/>
+                      <w:b/>
+                      <w:bCs/>
+                      <w:sz w:val="20"/>
+                    </w:rPr>
+                  </w:pPr>
+                  <w:r>
+                    <w:rPr>
+                      <w:rFonts w:ascii="Arial" w:hAnsi="Arial" w:eastAsia="微软雅黑"/>
+                      <w:b/>
+                      <w:bCs/>
+                      <w:sz w:val="20"/>
+                    </w:rPr>
+                    <w:t>TSCA</w:t>
+                  </w:r>
+                </w:p>
+              </w:tc>
+              <w:tc>
+                <w:tcPr>
+                  <w:tcW w:w="842" w:type="dxa"/>
+                  <w:tcBorders>
+                    <w:bottom w:val="single" w:color="666666" w:sz="12" w:space="0"/>
+                  </w:tcBorders>
+                  <w:shd w:val="clear" w:color="auto" w:fill="F2F2F2"/>
+                  <w:noWrap w:val="0"/>
+                  <w:vAlign w:val="top"/>
+                </w:tcPr>
+                <w:p>
+                  <w:pPr>
+                    <w:spacing w:after="0" w:line="240" w:lineRule="exact"/>
+                    <w:jc w:val="center"/>
+                    <w:rPr>
+                      <w:rFonts w:ascii="Arial" w:hAnsi="Arial" w:eastAsia="微软雅黑"/>
+                      <w:b/>
+                      <w:bCs/>
+                      <w:sz w:val="20"/>
+                    </w:rPr>
+                  </w:pPr>
+                  <w:r>
+                    <w:rPr>
+                      <w:rFonts w:ascii="Arial" w:hAnsi="Arial" w:eastAsia="微软雅黑"/>
+                      <w:b/>
+                      <w:bCs/>
+                      <w:sz w:val="20"/>
+                    </w:rPr>
+                    <w:t>DSL</w:t>
+                  </w:r>
+                </w:p>
+              </w:tc>
+              <w:tc>
+                <w:tcPr>
+                  <w:tcW w:w="843" w:type="dxa"/>
+                  <w:tcBorders>
+                    <w:bottom w:val="single" w:color="666666" w:sz="12" w:space="0"/>
+                  </w:tcBorders>
+                  <w:shd w:val="clear" w:color="auto" w:fill="F2F2F2"/>
+                  <w:noWrap w:val="0"/>
+                  <w:vAlign w:val="top"/>
+                </w:tcPr>
+                <w:p>
+                  <w:pPr>
+                    <w:spacing w:after="0" w:line="240" w:lineRule="exact"/>
+                    <w:jc w:val="center"/>
+                    <w:rPr>
+                      <w:rFonts w:ascii="Arial" w:hAnsi="Arial" w:eastAsia="微软雅黑"/>
+                      <w:b/>
+                      <w:bCs/>
+                      <w:sz w:val="20"/>
+                    </w:rPr>
+                  </w:pPr>
+                  <w:r>
+                    <w:rPr>
+                      <w:rFonts w:ascii="Arial" w:hAnsi="Arial" w:eastAsia="微软雅黑"/>
+                      <w:b/>
+                      <w:bCs/>
+                      <w:sz w:val="20"/>
+                    </w:rPr>
+                    <w:t>IECSC</w:t>
+                  </w:r>
+                </w:p>
+              </w:tc>
+              <w:tc>
+                <w:tcPr>
+                  <w:tcW w:w="842" w:type="dxa"/>
+                  <w:tcBorders>
+                    <w:bottom w:val="single" w:color="666666" w:sz="12" w:space="0"/>
+                  </w:tcBorders>
+                  <w:shd w:val="clear" w:color="auto" w:fill="F2F2F2"/>
+                  <w:noWrap w:val="0"/>
+                  <w:vAlign w:val="top"/>
+                </w:tcPr>
+                <w:p>
+                  <w:pPr>
+                    <w:spacing w:after="0" w:line="240" w:lineRule="exact"/>
+                    <w:jc w:val="center"/>
+                    <w:rPr>
+                      <w:rFonts w:ascii="Arial" w:hAnsi="Arial" w:eastAsia="微软雅黑"/>
+                      <w:b/>
+                      <w:bCs/>
+                      <w:sz w:val="20"/>
+                    </w:rPr>
+                  </w:pPr>
+                  <w:r>
+                    <w:rPr>
+                      <w:rFonts w:ascii="Arial" w:hAnsi="Arial" w:eastAsia="微软雅黑"/>
+                      <w:b/>
+                      <w:bCs/>
+                      <w:sz w:val="20"/>
+                    </w:rPr>
+                    <w:t>NZIoC</w:t>
+                  </w:r>
+                </w:p>
+              </w:tc>
+              <w:tc>
+                <w:tcPr>
+                  <w:tcW w:w="842" w:type="dxa"/>
+                  <w:tcBorders>
+                    <w:bottom w:val="single" w:color="666666" w:sz="12" w:space="0"/>
+                  </w:tcBorders>
+                  <w:shd w:val="clear" w:color="auto" w:fill="F2F2F2"/>
+                  <w:noWrap w:val="0"/>
+                  <w:vAlign w:val="top"/>
+                </w:tcPr>
+                <w:p>
+                  <w:pPr>
+                    <w:spacing w:after="0" w:line="240" w:lineRule="exact"/>
+                    <w:jc w:val="center"/>
+                    <w:rPr>
+                      <w:rFonts w:ascii="Arial" w:hAnsi="Arial" w:eastAsia="微软雅黑"/>
+                      <w:b/>
+                      <w:bCs/>
+                      <w:sz w:val="20"/>
+                    </w:rPr>
+                  </w:pPr>
+                  <w:r>
+                    <w:rPr>
+                      <w:rFonts w:ascii="Arial" w:hAnsi="Arial" w:eastAsia="微软雅黑"/>
+                      <w:b/>
+                      <w:bCs/>
+                      <w:sz w:val="20"/>
+                    </w:rPr>
+                    <w:t>PICCS</w:t>
+                  </w:r>
+                </w:p>
+              </w:tc>
+              <w:tc>
+                <w:tcPr>
+                  <w:tcW w:w="843" w:type="dxa"/>
+                  <w:tcBorders>
+                    <w:bottom w:val="single" w:color="666666" w:sz="12" w:space="0"/>
+                  </w:tcBorders>
+                  <w:shd w:val="clear" w:color="auto" w:fill="F2F2F2"/>
+                  <w:noWrap w:val="0"/>
+                  <w:vAlign w:val="top"/>
+                </w:tcPr>
+                <w:p>
+                  <w:pPr>
+                    <w:spacing w:after="0" w:line="240" w:lineRule="exact"/>
+                    <w:jc w:val="center"/>
+                    <w:rPr>
+                      <w:rFonts w:ascii="Arial" w:hAnsi="Arial" w:eastAsia="微软雅黑"/>
+                      <w:b/>
+                      <w:bCs/>
+                      <w:sz w:val="20"/>
+                    </w:rPr>
+                  </w:pPr>
+                  <w:r>
+                    <w:rPr>
+                      <w:rFonts w:ascii="Arial" w:hAnsi="Arial" w:eastAsia="微软雅黑"/>
+                      <w:b/>
+                      <w:bCs/>
+                      <w:sz w:val="20"/>
+                    </w:rPr>
+                    <w:t>KECI</w:t>
+                  </w:r>
+                </w:p>
+              </w:tc>
+              <w:tc>
+                <w:tcPr>
+                  <w:tcW w:w="842" w:type="dxa"/>
+                  <w:tcBorders>
+                    <w:bottom w:val="single" w:color="666666" w:sz="12" w:space="0"/>
+                  </w:tcBorders>
+                  <w:shd w:val="clear" w:color="auto" w:fill="F2F2F2"/>
+                  <w:noWrap w:val="0"/>
+                  <w:vAlign w:val="top"/>
+                </w:tcPr>
+                <w:p>
+                  <w:pPr>
+                    <w:spacing w:after="0" w:line="240" w:lineRule="exact"/>
+                    <w:jc w:val="center"/>
+                    <w:rPr>
+                      <w:rFonts w:ascii="Arial" w:hAnsi="Arial" w:eastAsia="微软雅黑"/>
+                      <w:b/>
+                      <w:bCs/>
+                      <w:sz w:val="20"/>
+                    </w:rPr>
+                  </w:pPr>
+                  <w:r>
+                    <w:rPr>
+                      <w:rFonts w:ascii="Arial" w:hAnsi="Arial" w:eastAsia="微软雅黑"/>
+                      <w:b/>
+                      <w:bCs/>
+                      <w:sz w:val="20"/>
+                    </w:rPr>
+                    <w:t>AIIC</w:t>
+                  </w:r>
+                </w:p>
+              </w:tc>
+              <w:tc>
+                <w:tcPr>
+                  <w:tcW w:w="843" w:type="dxa"/>
+                  <w:tcBorders>
+                    <w:bottom w:val="single" w:color="666666" w:sz="12" w:space="0"/>
+                  </w:tcBorders>
+                  <w:shd w:val="clear" w:color="auto" w:fill="F2F2F2"/>
+                  <w:noWrap w:val="0"/>
+                  <w:vAlign w:val="top"/>
+                </w:tcPr>
+                <w:p>
+                  <w:pPr>
+                    <w:spacing w:after="0" w:line="240" w:lineRule="exact"/>
+                    <w:jc w:val="center"/>
+                    <w:rPr>
+                      <w:rFonts w:ascii="Arial" w:hAnsi="Arial" w:eastAsia="微软雅黑"/>
+                      <w:b/>
+                      <w:bCs/>
+                      <w:sz w:val="20"/>
+                    </w:rPr>
+                  </w:pPr>
+                  <w:r>
+                    <w:rPr>
+                      <w:rFonts w:ascii="Arial" w:hAnsi="Arial" w:eastAsia="微软雅黑"/>
+                      <w:b/>
+                      <w:bCs/>
+                      <w:sz w:val="20"/>
+                    </w:rPr>
+                    <w:t>ENCS</w:t>
+                  </w:r>
+                </w:p>
+              </w:tc>
+            </w:tr>
+            <w:tr>
+              <w:trPr>
+                <w:wBefore w:w="0" w:type="dxa"/>
+                <w:trHeight w:val="324" w:hRule="atLeast"/>
+              </w:trPr>
+              <w:tc>
+                <w:tcPr>
+                  <w:tcW w:w="2119" w:type="dxa"/>
+                  <w:noWrap w:val="0"/>
+                  <w:vAlign w:val="top"/>
+                </w:tcPr>
+                <w:p>
+                  <w:pPr>
+                    <w:spacing w:after="0" w:line="240" w:lineRule="exact"/>
+                    <w:jc w:val="center"/>
+                    <w:rPr>
+                      <w:rFonts w:ascii="Arial" w:hAnsi="Arial" w:eastAsia="微软雅黑"/>
+                      <w:b/>
+                      <w:bCs/>
+                      <w:sz w:val="20"/>
+                    </w:rPr>
+                  </w:pPr>
+                  <w:r>
+                    <w:rPr>
+                      <w:rFonts w:hint="eastAsia" w:ascii="Arial" w:hAnsi="Arial" w:eastAsia="微软雅黑"/>
+                      <w:b/>
+                      <w:bCs/>
+                      <w:sz w:val="20"/>
+                    </w:rPr>
+                    <w:t>{{#第15部分 法规信息.国际化学品名录}}{{.组分}}</w:t>
+                  </w:r>
+                  <w:r>
+                    <w:rPr>
+                      <w:rFonts w:ascii="Arial" w:hAnsi="Arial" w:eastAsia="微软雅黑"/>
+                      <w:b/>
+                      <w:bCs/>
+                      <w:sz w:val="20"/>
+                    </w:rPr>
+                  </w:r>
+                </w:p>
+              </w:tc>
+              <w:tc>
+                <w:tcPr>
+                  <w:tcW w:w="1128" w:type="dxa"/>
+                  <w:noWrap w:val="0"/>
+                  <w:vAlign w:val="top"/>
+                </w:tcPr>
+                <w:p>
+                  <w:pPr>
+                    <w:spacing w:after="0" w:line="240" w:lineRule="exact"/>
+                    <w:jc w:val="center"/>
+                    <w:rPr>
+                      <w:rFonts w:ascii="Arial" w:hAnsi="Arial" w:eastAsia="微软雅黑"/>
+                      <w:color w:val="FF0000"/>
+                      <w:sz w:val="20"/>
+                    </w:rPr>
+                  </w:pPr>
+                  <w:r>
+                    <w:rPr>
+                      <w:rFonts w:hint="eastAsia" w:ascii="Arial" w:hAnsi="Arial" w:eastAsia="微软雅黑"/>
+                      <w:color w:val="FF0000"/>
+                      <w:sz w:val="20"/>
+                    </w:rPr>
+                    <w:t>{{.EC inventory}}</w:t>
+                  </w:r>
+                </w:p>
+              </w:tc>
+              <w:tc>
+                <w:tcPr>
+                  <w:tcW w:w="842" w:type="dxa"/>
+                  <w:noWrap w:val="0"/>
+                  <w:vAlign w:val="top"/>
+                </w:tcPr>
+                <w:p>
+                  <w:pPr>
+                    <w:spacing w:after="0" w:line="240" w:lineRule="exact"/>
+                    <w:jc w:val="center"/>
+                    <w:rPr>
+                      <w:rFonts w:ascii="Arial" w:hAnsi="Arial" w:eastAsia="微软雅黑"/>
+                      <w:color w:val="FF0000"/>
+                      <w:sz w:val="20"/>
+                    </w:rPr>
+                  </w:pPr>
+                  <w:r>
+                    <w:rPr>
+                      <w:rFonts w:hint="eastAsia" w:ascii="Arial" w:hAnsi="Arial" w:eastAsia="微软雅黑"/>
+                      <w:color w:val="FF0000"/>
+                      <w:sz w:val="20"/>
+                    </w:rPr>
+                    <w:t>{{.TSCA}}</w:t>
+                  </w:r>
+                </w:p>
+              </w:tc>
+              <w:tc>
+                <w:tcPr>
+                  <w:tcW w:w="842" w:type="dxa"/>
+                  <w:noWrap w:val="0"/>
+                  <w:vAlign w:val="top"/>
+                </w:tcPr>
+                <w:p>
+                  <w:pPr>
+                    <w:spacing w:after="0" w:line="240" w:lineRule="exact"/>
+                    <w:jc w:val="center"/>
+                    <w:rPr>
+                      <w:rFonts w:ascii="Arial" w:hAnsi="Arial" w:eastAsia="微软雅黑"/>
+                      <w:color w:val="FF0000"/>
+                      <w:sz w:val="20"/>
+                    </w:rPr>
+                  </w:pPr>
+                  <w:r>
+                    <w:rPr>
+                      <w:rFonts w:hint="eastAsia" w:ascii="Arial" w:hAnsi="Arial" w:eastAsia="微软雅黑"/>
+                      <w:color w:val="FF0000"/>
+                      <w:sz w:val="20"/>
+                    </w:rPr>
+                    <w:t>{{.DSL}}</w:t>
+                  </w:r>
+                </w:p>
+              </w:tc>
+              <w:tc>
+                <w:tcPr>
+                  <w:tcW w:w="843" w:type="dxa"/>
+                  <w:noWrap w:val="0"/>
+                  <w:vAlign w:val="top"/>
+                </w:tcPr>
+                <w:p>
+                  <w:pPr>
+                    <w:spacing w:after="0" w:line="240" w:lineRule="exact"/>
+                    <w:jc w:val="center"/>
+                    <w:rPr>
+                      <w:rFonts w:ascii="Arial" w:hAnsi="Arial" w:eastAsia="微软雅黑"/>
+                      <w:color w:val="FF0000"/>
+                      <w:sz w:val="20"/>
+                    </w:rPr>
+                  </w:pPr>
+                  <w:r>
+                    <w:rPr>
+                      <w:rFonts w:hint="eastAsia" w:ascii="Arial" w:hAnsi="Arial" w:eastAsia="微软雅黑"/>
+                      <w:color w:val="FF0000"/>
+                      <w:sz w:val="20"/>
+                    </w:rPr>
+                    <w:t>{{.IECSC}}</w:t>
+                  </w:r>
+                </w:p>
+              </w:tc>
+              <w:tc>
+                <w:tcPr>
+                  <w:tcW w:w="842" w:type="dxa"/>
+                  <w:noWrap w:val="0"/>
+                  <w:vAlign w:val="top"/>
+                </w:tcPr>
+                <w:p>
+                  <w:pPr>
+                    <w:spacing w:after="0" w:line="240" w:lineRule="exact"/>
+                    <w:jc w:val="center"/>
+                    <w:rPr>
+                      <w:rFonts w:ascii="Arial" w:hAnsi="Arial" w:eastAsia="微软雅黑"/>
+                      <w:color w:val="FF0000"/>
+                      <w:sz w:val="20"/>
+                    </w:rPr>
+                  </w:pPr>
+                  <w:r>
+                    <w:rPr>
+                      <w:rFonts w:hint="eastAsia" w:ascii="Arial" w:hAnsi="Arial" w:eastAsia="微软雅黑"/>
+                      <w:color w:val="FF0000"/>
+                      <w:sz w:val="20"/>
+                    </w:rPr>
+                    <w:t>{{.NZIoC}}</w:t>
+                  </w:r>
+                </w:p>
+              </w:tc>
+              <w:tc>
+                <w:tcPr>
+                  <w:tcW w:w="842" w:type="dxa"/>
+                  <w:noWrap w:val="0"/>
+                  <w:vAlign w:val="top"/>
+                </w:tcPr>
+                <w:p>
+                  <w:pPr>
+                    <w:spacing w:after="0" w:line="240" w:lineRule="exact"/>
+                    <w:jc w:val="center"/>
+                    <w:rPr>
+                      <w:rFonts w:ascii="Arial" w:hAnsi="Arial" w:eastAsia="微软雅黑"/>
+                      <w:color w:val="FF0000"/>
+                      <w:sz w:val="20"/>
+                    </w:rPr>
+                  </w:pPr>
+                  <w:r>
+                    <w:rPr>
+                      <w:rFonts w:hint="eastAsia" w:ascii="Arial" w:hAnsi="Arial" w:eastAsia="微软雅黑"/>
+                      <w:color w:val="FF0000"/>
+                      <w:sz w:val="20"/>
+                    </w:rPr>
+                    <w:t>{{.PICCS}}</w:t>
+                  </w:r>
+                </w:p>
+              </w:tc>
+              <w:tc>
+                <w:tcPr>
+                  <w:tcW w:w="843" w:type="dxa"/>
+                  <w:noWrap w:val="0"/>
+                  <w:vAlign w:val="top"/>
+                </w:tcPr>
+                <w:p>
+                  <w:pPr>
+                    <w:spacing w:after="0" w:line="240" w:lineRule="exact"/>
+                    <w:jc w:val="center"/>
+                    <w:rPr>
+                      <w:rFonts w:ascii="Arial" w:hAnsi="Arial" w:eastAsia="微软雅黑"/>
+                      <w:color w:val="FF0000"/>
+                      <w:sz w:val="20"/>
+                    </w:rPr>
+                  </w:pPr>
+                  <w:r>
+                    <w:rPr>
+                      <w:rFonts w:hint="eastAsia" w:ascii="Arial" w:hAnsi="Arial" w:eastAsia="微软雅黑"/>
+                      <w:color w:val="FF0000"/>
+                      <w:sz w:val="20"/>
+                    </w:rPr>
+                    <w:t>{{.KECI}}</w:t>
+                  </w:r>
+                </w:p>
+              </w:tc>
+              <w:tc>
+                <w:tcPr>
+                  <w:tcW w:w="842" w:type="dxa"/>
+                  <w:noWrap w:val="0"/>
+                  <w:vAlign w:val="top"/>
+                </w:tcPr>
+                <w:p>
+                  <w:pPr>
+                    <w:spacing w:after="0" w:line="240" w:lineRule="exact"/>
+                    <w:jc w:val="center"/>
+                    <w:rPr>
+                      <w:rFonts w:ascii="Arial" w:hAnsi="Arial" w:eastAsia="微软雅黑"/>
+                      <w:color w:val="FF0000"/>
+                      <w:sz w:val="20"/>
+                    </w:rPr>
+                  </w:pPr>
+                  <w:r>
+                    <w:rPr>
+                      <w:rFonts w:hint="eastAsia" w:ascii="Arial" w:hAnsi="Arial" w:eastAsia="微软雅黑"/>
+                      <w:color w:val="FF0000"/>
+                      <w:sz w:val="20"/>
+                    </w:rPr>
+                    <w:t>{{.AIIC}}</w:t>
+                  </w:r>
+                </w:p>
+              </w:tc>
+              <w:tc>
+                <w:tcPr>
+                  <w:tcW w:w="843" w:type="dxa"/>
+                  <w:noWrap w:val="0"/>
+                  <w:vAlign w:val="top"/>
+                </w:tcPr>
+                <w:p>
+                  <w:pPr>
+                    <w:spacing w:after="0" w:line="240" w:lineRule="exact"/>
+                    <w:jc w:val="center"/>
+                    <w:rPr>
+                      <w:rFonts w:ascii="Arial" w:hAnsi="Arial" w:eastAsia="微软雅黑"/>
+                      <w:color w:val="FF0000"/>
+                      <w:sz w:val="20"/>
+                    </w:rPr>
+                  </w:pPr>
+                  <w:r>
+                    <w:rPr>
+                      <w:rFonts w:hint="eastAsia" w:ascii="Arial" w:hAnsi="Arial" w:eastAsia="微软雅黑"/>
+                      <w:color w:val="00B050"/>
+                      <w:sz w:val="20"/>
+                    </w:rPr>
+                    <w:t>{{.ENCS}}</w:t>
+                  </w:r>
+                </w:p>
+              </w:tc>
+            </w:tr>
+          </w:tbl>
+          <w:p>
+            <w:pPr>
+              <w:spacing w:after="62" w:afterLines="20" w:line="60" w:lineRule="exact"/>
               <w:jc w:val="center"/>
               <w:rPr>
                 <w:rFonts w:ascii="Arial" w:hAnsi="Arial" w:eastAsia="微软雅黑"/>
                 <w:b/>
-                <w:bCs/>
-                <w:sz w:val="20"/>
-              </w:rPr>
-            </w:pPr>
-            <w:r>
-              <w:rPr>
-                <w:rFonts w:hint="eastAsia" w:ascii="Arial" w:hAnsi="Arial" w:eastAsia="微软雅黑"/>
-                <w:b/>
-                <w:bCs/>
-                <w:sz w:val="20"/>
-              </w:rPr>
-              <w:t xml:space="preserve">{{+第15部分 法规信息.法规信息}}</w:t>
-            </w:r>
+                <w:color w:val="CC3300"/>
+                <w:sz w:val="24"/>
+              </w:rPr>
+            </w:pPr>
+          </w:p>
+        </w:tc>
+      </w:tr>
+      <w:tr>
+        <w:trPr>
+          <w:gridAfter w:val="1"/>
+          <w:wAfter w:w="336" w:type="dxa"/>
+          <w:trHeight w:val="113" w:hRule="atLeast"/>
+          <w:jc w:val="center"/>
+        </w:trPr>
+        <w:tc>
+          <w:tcPr>
+            <w:tcW w:w="10141" w:type="dxa"/>
+            <w:gridSpan w:val="8"/>
+            <w:tcBorders>
+              <w:top w:val="single" w:color="FFFFFF" w:sz="2" w:space="0"/>
+              <w:left w:val="single" w:color="FFFFFF" w:sz="2" w:space="0"/>
+              <w:bottom w:val="single" w:color="FFFFFF" w:sz="2" w:space="0"/>
+              <w:right w:val="single" w:color="FFFFFF" w:sz="2" w:space="0"/>
+            </w:tcBorders>
+            <w:noWrap w:val="0"/>
+            <w:vAlign w:val="top"/>
+          </w:tcPr>
+          <w:p>
+            <w:pPr>
+              <w:spacing w:after="0" w:line="60" w:lineRule="exact"/>
+              <w:jc w:val="left"/>
+              <w:rPr>
+                <w:rFonts w:ascii="Arial" w:hAnsi="Arial" w:eastAsia="微软雅黑"/>
+                <w:sz w:val="20"/>
+              </w:rPr>
+            </w:pPr>
+          </w:p>
+          <w:tbl>
+            <w:tblPr>
+              <w:tblStyle w:val="8"/>
+              <w:tblW w:w="10694" w:type="dxa"/>
+              <w:tblInd w:w="1" w:type="dxa"/>
+              <w:tblBorders>
+                <w:top w:val="single" w:color="FFFFFF" w:sz="2" w:space="0"/>
+                <w:left w:val="single" w:color="FFFFFF" w:sz="2" w:space="0"/>
+                <w:bottom w:val="single" w:color="FFFFFF" w:sz="2" w:space="0"/>
+                <w:right w:val="single" w:color="FFFFFF" w:sz="2" w:space="0"/>
+                <w:insideH w:val="single" w:color="FFFFFF" w:sz="2" w:space="0"/>
+                <w:insideV w:val="single" w:color="FFFFFF" w:sz="2" w:space="0"/>
+              </w:tblBorders>
+              <w:tblLayout w:type="fixed"/>
+              <w:tblCellMar>
+                <w:top w:w="0" w:type="dxa"/>
+                <w:left w:w="108" w:type="dxa"/>
+                <w:bottom w:w="0" w:type="dxa"/>
+                <w:right w:w="108" w:type="dxa"/>
+              </w:tblCellMar>
+            </w:tblPr>
+            <w:tblGrid>
+              <w:gridCol w:w="1565"/>
+              <w:gridCol w:w="9129"/>
+            </w:tblGrid>
+            <w:tr>
+              <w:trPr>
+                <w:wBefore w:w="0" w:type="dxa"/>
+              </w:trPr>
+              <w:tc>
+                <w:tcPr>
+                  <w:tcW w:w="1565" w:type="dxa"/>
+                  <w:noWrap w:val="0"/>
+                  <w:vAlign w:val="center"/>
+                </w:tcPr>
+                <w:p>
+                  <w:pPr>
+                    <w:spacing w:after="0" w:line="240" w:lineRule="exact"/>
+                    <w:jc w:val="left"/>
+                    <w:rPr>
+                      <w:rFonts w:ascii="Arial" w:hAnsi="Arial" w:eastAsia="微软雅黑"/>
+                      <w:sz w:val="18"/>
+                      <w:szCs w:val="18"/>
+                    </w:rPr>
+                  </w:pPr>
+                  <w:r>
+                    <w:rPr>
+                      <w:rFonts w:hint="eastAsia" w:ascii="Arial" w:hAnsi="Arial" w:eastAsia="微软雅黑"/>
+                      <w:sz w:val="18"/>
+                      <w:szCs w:val="18"/>
+                    </w:rPr>
+                    <w:t>【</w:t>
+                  </w:r>
+                  <w:r>
+                    <w:rPr>
+                      <w:rFonts w:ascii="Arial" w:hAnsi="Arial" w:eastAsia="微软雅黑"/>
+                      <w:sz w:val="18"/>
+                      <w:szCs w:val="18"/>
+                    </w:rPr>
+                    <w:t>EC inventory</w:t>
+                  </w:r>
+                  <w:r>
+                    <w:rPr>
+                      <w:rFonts w:hint="eastAsia" w:ascii="Arial" w:hAnsi="Arial" w:eastAsia="微软雅黑"/>
+                      <w:sz w:val="18"/>
+                      <w:szCs w:val="18"/>
+                    </w:rPr>
+                    <w:t>】</w:t>
+                  </w:r>
+                </w:p>
+              </w:tc>
+              <w:tc>
+                <w:tcPr>
+                  <w:tcW w:w="9129" w:type="dxa"/>
+                  <w:noWrap w:val="0"/>
+                  <w:vAlign w:val="top"/>
+                </w:tcPr>
+                <w:p>
+                  <w:pPr>
+                    <w:spacing w:after="0" w:line="240" w:lineRule="exact"/>
+                    <w:jc w:val="left"/>
+                    <w:rPr>
+                      <w:rFonts w:ascii="Arial" w:hAnsi="Arial" w:eastAsia="微软雅黑"/>
+                      <w:sz w:val="18"/>
+                      <w:szCs w:val="18"/>
+                    </w:rPr>
+                  </w:pPr>
+                  <w:r>
+                    <w:rPr>
+                      <w:rFonts w:hint="eastAsia" w:ascii="Arial" w:hAnsi="Arial" w:eastAsia="微软雅黑"/>
+                      <w:sz w:val="18"/>
+                      <w:szCs w:val="18"/>
+                    </w:rPr>
+                    <w:t>欧盟化学品目录</w:t>
+                  </w:r>
+                </w:p>
+              </w:tc>
+            </w:tr>
+            <w:tr>
+              <w:trPr>
+                <w:wBefore w:w="0" w:type="dxa"/>
+              </w:trPr>
+              <w:tc>
+                <w:tcPr>
+                  <w:tcW w:w="1565" w:type="dxa"/>
+                  <w:noWrap w:val="0"/>
+                  <w:vAlign w:val="center"/>
+                </w:tcPr>
+                <w:p>
+                  <w:pPr>
+                    <w:spacing w:after="0" w:line="240" w:lineRule="exact"/>
+                    <w:jc w:val="left"/>
+                    <w:rPr>
+                      <w:rFonts w:ascii="Arial" w:hAnsi="Arial" w:eastAsia="微软雅黑"/>
+                      <w:sz w:val="18"/>
+                      <w:szCs w:val="18"/>
+                    </w:rPr>
+                  </w:pPr>
+                  <w:r>
+                    <w:rPr>
+                      <w:rFonts w:hint="eastAsia" w:ascii="Arial" w:hAnsi="Arial" w:eastAsia="微软雅黑"/>
+                      <w:sz w:val="18"/>
+                      <w:szCs w:val="18"/>
+                    </w:rPr>
+                    <w:t>【</w:t>
+                  </w:r>
+                  <w:r>
+                    <w:rPr>
+                      <w:rFonts w:ascii="Arial" w:hAnsi="Arial" w:eastAsia="微软雅黑"/>
+                      <w:sz w:val="18"/>
+                      <w:szCs w:val="18"/>
+                    </w:rPr>
+                    <w:t>TSCA</w:t>
+                  </w:r>
+                  <w:r>
+                    <w:rPr>
+                      <w:rFonts w:hint="eastAsia" w:ascii="Arial" w:hAnsi="Arial" w:eastAsia="微软雅黑"/>
+                      <w:sz w:val="18"/>
+                      <w:szCs w:val="18"/>
+                    </w:rPr>
+                    <w:t>】</w:t>
+                  </w:r>
+                </w:p>
+              </w:tc>
+              <w:tc>
+                <w:tcPr>
+                  <w:tcW w:w="9129" w:type="dxa"/>
+                  <w:noWrap w:val="0"/>
+                  <w:vAlign w:val="top"/>
+                </w:tcPr>
+                <w:p>
+                  <w:pPr>
+                    <w:spacing w:after="0" w:line="240" w:lineRule="exact"/>
+                    <w:jc w:val="left"/>
+                    <w:rPr>
+                      <w:rFonts w:ascii="Arial" w:hAnsi="Arial" w:eastAsia="微软雅黑"/>
+                      <w:sz w:val="18"/>
+                      <w:szCs w:val="18"/>
+                    </w:rPr>
+                  </w:pPr>
+                  <w:r>
+                    <w:rPr>
+                      <w:rFonts w:ascii="Arial" w:hAnsi="Arial" w:eastAsia="微软雅黑"/>
+                      <w:sz w:val="18"/>
+                      <w:szCs w:val="18"/>
+                    </w:rPr>
+                    <w:t>美国TSCA化学物质名录</w:t>
+                  </w:r>
+                </w:p>
+              </w:tc>
+            </w:tr>
+            <w:tr>
+              <w:trPr>
+                <w:wBefore w:w="0" w:type="dxa"/>
+              </w:trPr>
+              <w:tc>
+                <w:tcPr>
+                  <w:tcW w:w="1565" w:type="dxa"/>
+                  <w:noWrap w:val="0"/>
+                  <w:vAlign w:val="center"/>
+                </w:tcPr>
+                <w:p>
+                  <w:pPr>
+                    <w:spacing w:after="0" w:line="240" w:lineRule="exact"/>
+                    <w:jc w:val="left"/>
+                    <w:rPr>
+                      <w:rFonts w:ascii="Arial" w:hAnsi="Arial" w:eastAsia="微软雅黑"/>
+                      <w:sz w:val="18"/>
+                      <w:szCs w:val="18"/>
+                    </w:rPr>
+                  </w:pPr>
+                  <w:r>
+                    <w:rPr>
+                      <w:rFonts w:hint="eastAsia" w:ascii="Arial" w:hAnsi="Arial" w:eastAsia="微软雅黑"/>
+                      <w:sz w:val="18"/>
+                      <w:szCs w:val="18"/>
+                    </w:rPr>
+                    <w:t>【</w:t>
+                  </w:r>
+                  <w:r>
+                    <w:rPr>
+                      <w:rFonts w:ascii="Arial" w:hAnsi="Arial" w:eastAsia="微软雅黑"/>
+                      <w:sz w:val="18"/>
+                      <w:szCs w:val="18"/>
+                    </w:rPr>
+                    <w:t>DSL</w:t>
+                  </w:r>
+                  <w:r>
+                    <w:rPr>
+                      <w:rFonts w:hint="eastAsia" w:ascii="Arial" w:hAnsi="Arial" w:eastAsia="微软雅黑"/>
+                      <w:sz w:val="18"/>
+                      <w:szCs w:val="18"/>
+                    </w:rPr>
+                    <w:t>】</w:t>
+                  </w:r>
+                </w:p>
+              </w:tc>
+              <w:tc>
+                <w:tcPr>
+                  <w:tcW w:w="9129" w:type="dxa"/>
+                  <w:noWrap w:val="0"/>
+                  <w:vAlign w:val="top"/>
+                </w:tcPr>
+                <w:p>
+                  <w:pPr>
+                    <w:spacing w:after="0" w:line="240" w:lineRule="exact"/>
+                    <w:jc w:val="left"/>
+                    <w:rPr>
+                      <w:rFonts w:ascii="Arial" w:hAnsi="Arial" w:eastAsia="微软雅黑"/>
+                      <w:sz w:val="18"/>
+                      <w:szCs w:val="18"/>
+                    </w:rPr>
+                  </w:pPr>
+                  <w:r>
+                    <w:rPr>
+                      <w:rFonts w:ascii="Arial" w:hAnsi="Arial" w:eastAsia="微软雅黑"/>
+                      <w:sz w:val="18"/>
+                      <w:szCs w:val="18"/>
+                    </w:rPr>
+                    <w:t>加拿大国内化学物质名录</w:t>
+                  </w:r>
+                </w:p>
+              </w:tc>
+            </w:tr>
+            <w:tr>
+              <w:trPr>
+                <w:wBefore w:w="0" w:type="dxa"/>
+              </w:trPr>
+              <w:tc>
+                <w:tcPr>
+                  <w:tcW w:w="1565" w:type="dxa"/>
+                  <w:noWrap w:val="0"/>
+                  <w:vAlign w:val="center"/>
+                </w:tcPr>
+                <w:p>
+                  <w:pPr>
+                    <w:spacing w:after="0" w:line="240" w:lineRule="exact"/>
+                    <w:jc w:val="left"/>
+                    <w:rPr>
+                      <w:rFonts w:ascii="Arial" w:hAnsi="Arial" w:eastAsia="微软雅黑"/>
+                      <w:sz w:val="18"/>
+                      <w:szCs w:val="18"/>
+                    </w:rPr>
+                  </w:pPr>
+                  <w:r>
+                    <w:rPr>
+                      <w:rFonts w:hint="eastAsia" w:ascii="Arial" w:hAnsi="Arial" w:eastAsia="微软雅黑"/>
+                      <w:sz w:val="18"/>
+                      <w:szCs w:val="18"/>
+                    </w:rPr>
+                    <w:t>【</w:t>
+                  </w:r>
+                  <w:r>
+                    <w:rPr>
+                      <w:rFonts w:ascii="Arial" w:hAnsi="Arial" w:eastAsia="微软雅黑"/>
+                      <w:sz w:val="18"/>
+                      <w:szCs w:val="18"/>
+                    </w:rPr>
+                    <w:t>IECSC</w:t>
+                  </w:r>
+                  <w:r>
+                    <w:rPr>
+                      <w:rFonts w:hint="eastAsia" w:ascii="Arial" w:hAnsi="Arial" w:eastAsia="微软雅黑"/>
+                      <w:sz w:val="18"/>
+                      <w:szCs w:val="18"/>
+                    </w:rPr>
+                    <w:t>】</w:t>
+                  </w:r>
+                </w:p>
+              </w:tc>
+              <w:tc>
+                <w:tcPr>
+                  <w:tcW w:w="9129" w:type="dxa"/>
+                  <w:noWrap w:val="0"/>
+                  <w:vAlign w:val="top"/>
+                </w:tcPr>
+                <w:p>
+                  <w:pPr>
+                    <w:spacing w:after="0" w:line="240" w:lineRule="exact"/>
+                    <w:jc w:val="left"/>
+                    <w:rPr>
+                      <w:rFonts w:ascii="Arial" w:hAnsi="Arial" w:eastAsia="微软雅黑"/>
+                      <w:sz w:val="18"/>
+                      <w:szCs w:val="18"/>
+                    </w:rPr>
+                  </w:pPr>
+                  <w:r>
+                    <w:rPr>
+                      <w:rFonts w:ascii="Arial" w:hAnsi="Arial" w:eastAsia="微软雅黑"/>
+                      <w:sz w:val="18"/>
+                      <w:szCs w:val="18"/>
+                    </w:rPr>
+                    <w:t>中国现有化学物质名录</w:t>
+                  </w:r>
+                </w:p>
+              </w:tc>
+            </w:tr>
+            <w:tr>
+              <w:trPr>
+                <w:wBefore w:w="0" w:type="dxa"/>
+              </w:trPr>
+              <w:tc>
+                <w:tcPr>
+                  <w:tcW w:w="1565" w:type="dxa"/>
+                  <w:noWrap w:val="0"/>
+                  <w:vAlign w:val="center"/>
+                </w:tcPr>
+                <w:p>
+                  <w:pPr>
+                    <w:spacing w:after="0" w:line="240" w:lineRule="exact"/>
+                    <w:jc w:val="left"/>
+                    <w:rPr>
+                      <w:rFonts w:ascii="Arial" w:hAnsi="Arial" w:eastAsia="微软雅黑"/>
+                      <w:sz w:val="18"/>
+                      <w:szCs w:val="18"/>
+                    </w:rPr>
+                  </w:pPr>
+                  <w:r>
+                    <w:rPr>
+                      <w:rFonts w:hint="eastAsia" w:ascii="Arial" w:hAnsi="Arial" w:eastAsia="微软雅黑"/>
+                      <w:sz w:val="18"/>
+                      <w:szCs w:val="18"/>
+                    </w:rPr>
+                    <w:t>【</w:t>
+                  </w:r>
+                  <w:r>
+                    <w:rPr>
+                      <w:rFonts w:ascii="Arial" w:hAnsi="Arial" w:eastAsia="微软雅黑"/>
+                      <w:sz w:val="18"/>
+                      <w:szCs w:val="18"/>
+                    </w:rPr>
+                    <w:t>NZIoC</w:t>
+                  </w:r>
+                  <w:r>
+                    <w:rPr>
+                      <w:rFonts w:hint="eastAsia" w:ascii="Arial" w:hAnsi="Arial" w:eastAsia="微软雅黑"/>
+                      <w:sz w:val="18"/>
+                      <w:szCs w:val="18"/>
+                    </w:rPr>
+                    <w:t>】</w:t>
+                  </w:r>
+                </w:p>
+              </w:tc>
+              <w:tc>
+                <w:tcPr>
+                  <w:tcW w:w="9129" w:type="dxa"/>
+                  <w:noWrap w:val="0"/>
+                  <w:vAlign w:val="top"/>
+                </w:tcPr>
+                <w:p>
+                  <w:pPr>
+                    <w:spacing w:after="0" w:line="240" w:lineRule="exact"/>
+                    <w:jc w:val="left"/>
+                    <w:rPr>
+                      <w:rFonts w:ascii="Arial" w:hAnsi="Arial" w:eastAsia="微软雅黑"/>
+                      <w:sz w:val="18"/>
+                      <w:szCs w:val="18"/>
+                    </w:rPr>
+                  </w:pPr>
+                  <w:r>
+                    <w:rPr>
+                      <w:rFonts w:ascii="Arial" w:hAnsi="Arial" w:eastAsia="微软雅黑"/>
+                      <w:sz w:val="18"/>
+                      <w:szCs w:val="18"/>
+                    </w:rPr>
+                    <w:t>新西兰现有暂用的化学物质名录</w:t>
+                  </w:r>
+                </w:p>
+              </w:tc>
+            </w:tr>
+            <w:tr>
+              <w:trPr>
+                <w:wBefore w:w="0" w:type="dxa"/>
+              </w:trPr>
+              <w:tc>
+                <w:tcPr>
+                  <w:tcW w:w="1565" w:type="dxa"/>
+                  <w:noWrap w:val="0"/>
+                  <w:vAlign w:val="center"/>
+                </w:tcPr>
+                <w:p>
+                  <w:pPr>
+                    <w:spacing w:after="0" w:line="240" w:lineRule="exact"/>
+                    <w:jc w:val="left"/>
+                    <w:rPr>
+                      <w:rFonts w:ascii="Arial" w:hAnsi="Arial" w:eastAsia="微软雅黑"/>
+                      <w:sz w:val="18"/>
+                      <w:szCs w:val="18"/>
+                    </w:rPr>
+                  </w:pPr>
+                  <w:r>
+                    <w:rPr>
+                      <w:rFonts w:hint="eastAsia" w:ascii="Arial" w:hAnsi="Arial" w:eastAsia="微软雅黑"/>
+                      <w:sz w:val="18"/>
+                      <w:szCs w:val="18"/>
+                    </w:rPr>
+                    <w:t>【</w:t>
+                  </w:r>
+                  <w:r>
+                    <w:rPr>
+                      <w:rFonts w:ascii="Arial" w:hAnsi="Arial" w:eastAsia="微软雅黑"/>
+                      <w:sz w:val="18"/>
+                      <w:szCs w:val="18"/>
+                    </w:rPr>
+                    <w:t>PICCS</w:t>
+                  </w:r>
+                  <w:r>
+                    <w:rPr>
+                      <w:rFonts w:hint="eastAsia" w:ascii="Arial" w:hAnsi="Arial" w:eastAsia="微软雅黑"/>
+                      <w:sz w:val="18"/>
+                      <w:szCs w:val="18"/>
+                    </w:rPr>
+                    <w:t>】</w:t>
+                  </w:r>
+                </w:p>
+              </w:tc>
+              <w:tc>
+                <w:tcPr>
+                  <w:tcW w:w="9129" w:type="dxa"/>
+                  <w:noWrap w:val="0"/>
+                  <w:vAlign w:val="top"/>
+                </w:tcPr>
+                <w:p>
+                  <w:pPr>
+                    <w:spacing w:after="0" w:line="240" w:lineRule="exact"/>
+                    <w:jc w:val="left"/>
+                    <w:rPr>
+                      <w:rFonts w:ascii="Arial" w:hAnsi="Arial" w:eastAsia="微软雅黑"/>
+                      <w:sz w:val="18"/>
+                      <w:szCs w:val="18"/>
+                    </w:rPr>
+                  </w:pPr>
+                  <w:r>
+                    <w:rPr>
+                      <w:rFonts w:ascii="Arial" w:hAnsi="Arial" w:eastAsia="微软雅黑"/>
+                      <w:sz w:val="18"/>
+                      <w:szCs w:val="18"/>
+                    </w:rPr>
+                    <w:t>菲律宾化学品和化学物质名录</w:t>
+                  </w:r>
+                </w:p>
+              </w:tc>
+            </w:tr>
+            <w:tr>
+              <w:trPr>
+                <w:wBefore w:w="0" w:type="dxa"/>
+              </w:trPr>
+              <w:tc>
+                <w:tcPr>
+                  <w:tcW w:w="1565" w:type="dxa"/>
+                  <w:noWrap w:val="0"/>
+                  <w:vAlign w:val="center"/>
+                </w:tcPr>
+                <w:p>
+                  <w:pPr>
+                    <w:spacing w:after="0" w:line="240" w:lineRule="exact"/>
+                    <w:jc w:val="left"/>
+                    <w:rPr>
+                      <w:rFonts w:ascii="Arial" w:hAnsi="Arial" w:eastAsia="微软雅黑"/>
+                      <w:sz w:val="18"/>
+                      <w:szCs w:val="18"/>
+                    </w:rPr>
+                  </w:pPr>
+                  <w:r>
+                    <w:rPr>
+                      <w:rFonts w:hint="eastAsia" w:ascii="Arial" w:hAnsi="Arial" w:eastAsia="微软雅黑"/>
+                      <w:sz w:val="18"/>
+                      <w:szCs w:val="18"/>
+                    </w:rPr>
+                    <w:t>【</w:t>
+                  </w:r>
+                  <w:r>
+                    <w:rPr>
+                      <w:rFonts w:ascii="Arial" w:hAnsi="Arial" w:eastAsia="微软雅黑"/>
+                      <w:sz w:val="18"/>
+                      <w:szCs w:val="18"/>
+                    </w:rPr>
+                    <w:t>KECI</w:t>
+                  </w:r>
+                  <w:r>
+                    <w:rPr>
+                      <w:rFonts w:hint="eastAsia" w:ascii="Arial" w:hAnsi="Arial" w:eastAsia="微软雅黑"/>
+                      <w:sz w:val="18"/>
+                      <w:szCs w:val="18"/>
+                    </w:rPr>
+                    <w:t>】</w:t>
+                  </w:r>
+                </w:p>
+              </w:tc>
+              <w:tc>
+                <w:tcPr>
+                  <w:tcW w:w="9129" w:type="dxa"/>
+                  <w:noWrap w:val="0"/>
+                  <w:vAlign w:val="top"/>
+                </w:tcPr>
+                <w:p>
+                  <w:pPr>
+                    <w:spacing w:after="0" w:line="240" w:lineRule="exact"/>
+                    <w:jc w:val="left"/>
+                    <w:rPr>
+                      <w:rFonts w:ascii="Arial" w:hAnsi="Arial" w:eastAsia="微软雅黑"/>
+                      <w:sz w:val="18"/>
+                      <w:szCs w:val="18"/>
+                    </w:rPr>
+                  </w:pPr>
+                  <w:r>
+                    <w:rPr>
+                      <w:rFonts w:ascii="Arial" w:hAnsi="Arial" w:eastAsia="微软雅黑"/>
+                      <w:sz w:val="18"/>
+                      <w:szCs w:val="18"/>
+                    </w:rPr>
+                    <w:t>韩国现有化学物质名录</w:t>
+                  </w:r>
+                </w:p>
+              </w:tc>
+            </w:tr>
+            <w:tr>
+              <w:trPr>
+                <w:wBefore w:w="0" w:type="dxa"/>
+              </w:trPr>
+              <w:tc>
+                <w:tcPr>
+                  <w:tcW w:w="1565" w:type="dxa"/>
+                  <w:noWrap w:val="0"/>
+                  <w:vAlign w:val="center"/>
+                </w:tcPr>
+                <w:p>
+                  <w:pPr>
+                    <w:spacing w:after="0" w:line="240" w:lineRule="exact"/>
+                    <w:jc w:val="left"/>
+                    <w:rPr>
+                      <w:rFonts w:ascii="Arial" w:hAnsi="Arial" w:eastAsia="微软雅黑"/>
+                      <w:sz w:val="18"/>
+                      <w:szCs w:val="18"/>
+                    </w:rPr>
+                  </w:pPr>
+                  <w:r>
+                    <w:rPr>
+                      <w:rFonts w:hint="eastAsia" w:ascii="Arial" w:hAnsi="Arial" w:eastAsia="微软雅黑"/>
+                      <w:sz w:val="18"/>
+                      <w:szCs w:val="18"/>
+                    </w:rPr>
+                    <w:t>【</w:t>
+                  </w:r>
+                  <w:r>
+                    <w:rPr>
+                      <w:rFonts w:ascii="Arial" w:hAnsi="Arial" w:eastAsia="微软雅黑"/>
+                      <w:sz w:val="18"/>
+                      <w:szCs w:val="18"/>
+                    </w:rPr>
+                    <w:t>AIIC</w:t>
+                  </w:r>
+                  <w:r>
+                    <w:rPr>
+                      <w:rFonts w:hint="eastAsia" w:ascii="Arial" w:hAnsi="Arial" w:eastAsia="微软雅黑"/>
+                      <w:sz w:val="18"/>
+                      <w:szCs w:val="18"/>
+                    </w:rPr>
+                    <w:t>】</w:t>
+                  </w:r>
+                </w:p>
+              </w:tc>
+              <w:tc>
+                <w:tcPr>
+                  <w:tcW w:w="9129" w:type="dxa"/>
+                  <w:noWrap w:val="0"/>
+                  <w:vAlign w:val="top"/>
+                </w:tcPr>
+                <w:p>
+                  <w:pPr>
+                    <w:spacing w:after="0" w:line="240" w:lineRule="exact"/>
+                    <w:jc w:val="left"/>
+                    <w:rPr>
+                      <w:rFonts w:ascii="Arial" w:hAnsi="Arial" w:eastAsia="微软雅黑"/>
+                      <w:sz w:val="18"/>
+                      <w:szCs w:val="18"/>
+                    </w:rPr>
+                  </w:pPr>
+                  <w:r>
+                    <w:rPr>
+                      <w:rFonts w:ascii="Arial" w:hAnsi="Arial" w:eastAsia="微软雅黑"/>
+                      <w:sz w:val="18"/>
+                      <w:szCs w:val="18"/>
+                    </w:rPr>
+                    <w:t>澳大利亚工业化学物质名录(AIIC)</w:t>
+                  </w:r>
+                </w:p>
+              </w:tc>
+            </w:tr>
+            <w:tr>
+              <w:trPr>
+                <w:wBefore w:w="0" w:type="dxa"/>
+              </w:trPr>
+              <w:tc>
+                <w:tcPr>
+                  <w:tcW w:w="1565" w:type="dxa"/>
+                  <w:noWrap w:val="0"/>
+                  <w:vAlign w:val="center"/>
+                </w:tcPr>
+                <w:p>
+                  <w:pPr>
+                    <w:spacing w:after="0" w:line="240" w:lineRule="exact"/>
+                    <w:jc w:val="left"/>
+                    <w:rPr>
+                      <w:rFonts w:ascii="Arial" w:hAnsi="Arial" w:eastAsia="微软雅黑"/>
+                      <w:sz w:val="18"/>
+                      <w:szCs w:val="18"/>
+                    </w:rPr>
+                  </w:pPr>
+                  <w:r>
+                    <w:rPr>
+                      <w:rFonts w:hint="eastAsia" w:ascii="Arial" w:hAnsi="Arial" w:eastAsia="微软雅黑"/>
+                      <w:sz w:val="18"/>
+                      <w:szCs w:val="18"/>
+                    </w:rPr>
+                    <w:t>【</w:t>
+                  </w:r>
+                  <w:r>
+                    <w:rPr>
+                      <w:rFonts w:ascii="Arial" w:hAnsi="Arial" w:eastAsia="微软雅黑"/>
+                      <w:sz w:val="18"/>
+                      <w:szCs w:val="18"/>
+                    </w:rPr>
+                    <w:t>ENCS</w:t>
+                  </w:r>
+                  <w:r>
+                    <w:rPr>
+                      <w:rFonts w:hint="eastAsia" w:ascii="Arial" w:hAnsi="Arial" w:eastAsia="微软雅黑"/>
+                      <w:sz w:val="18"/>
+                      <w:szCs w:val="18"/>
+                    </w:rPr>
+                    <w:t>】</w:t>
+                  </w:r>
+                </w:p>
+              </w:tc>
+              <w:tc>
+                <w:tcPr>
+                  <w:tcW w:w="9129" w:type="dxa"/>
+                  <w:noWrap w:val="0"/>
+                  <w:vAlign w:val="top"/>
+                </w:tcPr>
+                <w:p>
+                  <w:pPr>
+                    <w:spacing w:after="0" w:line="240" w:lineRule="exact"/>
+                    <w:jc w:val="left"/>
+                    <w:rPr>
+                      <w:rFonts w:ascii="Arial" w:hAnsi="Arial" w:eastAsia="微软雅黑"/>
+                      <w:sz w:val="18"/>
+                      <w:szCs w:val="18"/>
+                    </w:rPr>
+                  </w:pPr>
+                  <w:r>
+                    <w:rPr>
+                      <w:rFonts w:hint="eastAsia" w:ascii="Arial" w:hAnsi="Arial" w:eastAsia="微软雅黑"/>
+                      <w:sz w:val="18"/>
+                      <w:szCs w:val="18"/>
+                    </w:rPr>
+                    <w:t>日本现有和新化物质名录</w:t>
+                  </w:r>
+                </w:p>
+              </w:tc>
+            </w:tr>
+          </w:tbl>
+          <w:p>
+            <w:pPr>
+              <w:spacing w:after="0" w:line="60" w:lineRule="exact"/>
+              <w:jc w:val="left"/>
+              <w:rPr>
+                <w:rFonts w:ascii="Arial" w:hAnsi="Arial" w:eastAsia="微软雅黑"/>
+                <w:sz w:val="20"/>
+              </w:rPr>
+            </w:pPr>
+          </w:p>
+        </w:tc>
+      </w:tr>
+      <w:tr>
+        <w:trPr>
+          <w:gridAfter w:val="1"/>
+          <w:wAfter w:w="336" w:type="dxa"/>
+          <w:trHeight w:val="396" w:hRule="atLeast"/>
+          <w:jc w:val="center"/>
+        </w:trPr>
+        <w:tc>
+          <w:tcPr>
+            <w:tcW w:w="10141" w:type="dxa"/>
+            <w:gridSpan w:val="8"/>
+            <w:tcBorders>
+              <w:bottom w:val="single" w:color="FFFFFF" w:sz="2" w:space="0"/>
+            </w:tcBorders>
+            <w:noWrap w:val="0"/>
+            <w:vAlign w:val="bottom"/>
+          </w:tcPr>
+          <w:p>
+            <w:pPr>
+              <w:spacing w:before="156" w:beforeLines="50" w:after="62" w:afterLines="20" w:line="280" w:lineRule="exact"/>
+              <w:jc w:val="left"/>
+              <w:rPr>
+                <w:rFonts w:ascii="Arial" w:hAnsi="Arial" w:eastAsia="微软雅黑"/>
+              </w:rPr>
+            </w:pPr>
+            <w:r>
+              <w:rPr>
+                <w:rFonts w:ascii="Arial" w:hAnsi="Arial" w:eastAsia="微软雅黑"/>
+                <w:b/>
+                <w:color w:val="CC3300"/>
+                <w:sz w:val="24"/>
+              </w:rPr>
+              <w:t xml:space="preserve">| </w:t>
+            </w:r>
+            <w:r>
+              <w:rPr>
+                <w:rFonts w:hint="eastAsia" w:ascii="Arial" w:hAnsi="Arial" w:eastAsia="微软雅黑"/>
+                <w:b/>
+                <w:color w:val="0D0D0D"/>
+                <w:sz w:val="22"/>
+              </w:rPr>
+              <w:t>欧盟监管物质清单</w:t>
+            </w:r>
+          </w:p>
+        </w:tc>
+      </w:tr>
+      <w:tr>
+        <w:trPr>
+          <w:gridAfter w:val="1"/>
+          <w:wAfter w:w="336" w:type="dxa"/>
+          <w:jc w:val="center"/>
+        </w:trPr>
+        <w:tc>
+          <w:tcPr>
+            <w:tcW w:w="10141" w:type="dxa"/>
+            <w:gridSpan w:val="8"/>
+            <w:tcBorders>
+              <w:top w:val="single" w:color="FFFFFF" w:sz="2" w:space="0"/>
+              <w:left w:val="single" w:color="FFFFFF" w:sz="2" w:space="0"/>
+              <w:bottom w:val="single" w:color="FFFFFF" w:sz="2" w:space="0"/>
+              <w:right w:val="single" w:color="FFFFFF" w:sz="2" w:space="0"/>
+            </w:tcBorders>
+            <w:noWrap w:val="0"/>
+            <w:vAlign w:val="top"/>
+          </w:tcPr>
+          <w:p>
+            <w:pPr>
+              <w:spacing w:after="62" w:afterLines="20" w:line="60" w:lineRule="exact"/>
+              <w:jc w:val="left"/>
+              <w:rPr>
+                <w:rFonts w:ascii="Arial" w:hAnsi="Arial" w:eastAsia="微软雅黑"/>
+              </w:rPr>
+            </w:pPr>
+          </w:p>
+          <w:tbl>
+            <w:tblPr>
+              <w:tblStyle w:val="8"/>
+              <w:tblW w:w="9990" w:type="dxa"/>
+              <w:tblInd w:w="0" w:type="dxa"/>
+              <w:tblBorders>
+                <w:top w:val="single" w:color="999999" w:sz="4" w:space="0"/>
+                <w:left w:val="single" w:color="999999" w:sz="4" w:space="0"/>
+                <w:bottom w:val="single" w:color="999999" w:sz="4" w:space="0"/>
+                <w:right w:val="single" w:color="999999" w:sz="4" w:space="0"/>
+                <w:insideH w:val="single" w:color="999999" w:sz="4" w:space="0"/>
+                <w:insideV w:val="single" w:color="999999" w:sz="4" w:space="0"/>
+              </w:tblBorders>
+              <w:tblLayout w:type="fixed"/>
+              <w:tblCellMar>
+                <w:top w:w="0" w:type="dxa"/>
+                <w:left w:w="108" w:type="dxa"/>
+                <w:bottom w:w="0" w:type="dxa"/>
+                <w:right w:w="108" w:type="dxa"/>
+              </w:tblCellMar>
+            </w:tblPr>
+            <w:tblGrid>
+              <w:gridCol w:w="2555"/>
+              <w:gridCol w:w="1062"/>
+              <w:gridCol w:w="1063"/>
+              <w:gridCol w:w="1062"/>
+              <w:gridCol w:w="1062"/>
+              <w:gridCol w:w="1062"/>
+              <w:gridCol w:w="1062"/>
+              <w:gridCol w:w="1062"/>
+            </w:tblGrid>
+            <w:tr>
+              <w:trPr>
+                <w:wBefore w:w="0" w:type="dxa"/>
+                <w:wAfter w:w="0" w:type="dxa"/>
+                <w:trHeight w:val="422" w:hRule="atLeast"/>
+              </w:trPr>
+              <w:tc>
+                <w:tcPr>
+                  <w:tcW w:w="2555" w:type="dxa"/>
+                  <w:tcBorders>
+                    <w:bottom w:val="single" w:color="666666" w:sz="12" w:space="0"/>
+                  </w:tcBorders>
+                  <w:shd w:val="clear" w:color="auto" w:fill="F2F2F2"/>
+                  <w:noWrap w:val="0"/>
+                  <w:vAlign w:val="top"/>
+                </w:tcPr>
+                <w:p>
+                  <w:pPr>
+                    <w:spacing w:after="0" w:line="240" w:lineRule="exact"/>
+                    <w:jc w:val="center"/>
+                    <w:rPr>
+                      <w:rFonts w:ascii="Arial" w:hAnsi="Arial" w:eastAsia="微软雅黑"/>
+                      <w:b/>
+                      <w:bCs/>
+                      <w:sz w:val="20"/>
+                    </w:rPr>
+                  </w:pPr>
+                  <w:r>
+                    <w:rPr>
+                      <w:rFonts w:hint="eastAsia" w:ascii="Arial" w:hAnsi="Arial" w:eastAsia="微软雅黑"/>
+                      <w:b/>
+                      <w:bCs/>
+                      <w:sz w:val="20"/>
+                    </w:rPr>
+                    <w:t>组分</w:t>
+                  </w:r>
+                </w:p>
+              </w:tc>
+              <w:tc>
+                <w:tcPr>
+                  <w:tcW w:w="1062" w:type="dxa"/>
+                  <w:tcBorders>
+                    <w:bottom w:val="single" w:color="666666" w:sz="12" w:space="0"/>
+                  </w:tcBorders>
+                  <w:shd w:val="clear" w:color="auto" w:fill="F2F2F2"/>
+                  <w:noWrap w:val="0"/>
+                  <w:vAlign w:val="top"/>
+                </w:tcPr>
+                <w:p>
+                  <w:pPr>
+                    <w:spacing w:after="0" w:line="240" w:lineRule="exact"/>
+                    <w:jc w:val="center"/>
+                    <w:rPr>
+                      <w:rFonts w:ascii="Arial" w:hAnsi="Arial" w:eastAsia="微软雅黑"/>
+                      <w:b/>
+                      <w:bCs/>
+                      <w:sz w:val="20"/>
+                    </w:rPr>
+                  </w:pPr>
+                  <w:r>
+                    <w:rPr>
+                      <w:rFonts w:hint="eastAsia" w:ascii="Arial" w:hAnsi="Arial" w:eastAsia="微软雅黑"/>
+                      <w:b/>
+                      <w:bCs/>
+                      <w:sz w:val="20"/>
+                    </w:rPr>
+                    <w:t>A</w:t>
+                  </w:r>
+                </w:p>
+              </w:tc>
+              <w:tc>
+                <w:tcPr>
+                  <w:tcW w:w="1063" w:type="dxa"/>
+                  <w:tcBorders>
+                    <w:bottom w:val="single" w:color="666666" w:sz="12" w:space="0"/>
+                  </w:tcBorders>
+                  <w:shd w:val="clear" w:color="auto" w:fill="F2F2F2"/>
+                  <w:noWrap w:val="0"/>
+                  <w:vAlign w:val="top"/>
+                </w:tcPr>
+                <w:p>
+                  <w:pPr>
+                    <w:spacing w:after="0" w:line="240" w:lineRule="exact"/>
+                    <w:jc w:val="center"/>
+                    <w:rPr>
+                      <w:rFonts w:ascii="Arial" w:hAnsi="Arial" w:eastAsia="微软雅黑"/>
+                      <w:b/>
+                      <w:bCs/>
+                      <w:sz w:val="20"/>
+                    </w:rPr>
+                  </w:pPr>
+                  <w:r>
+                    <w:rPr>
+                      <w:rFonts w:hint="eastAsia" w:ascii="Arial" w:hAnsi="Arial" w:eastAsia="微软雅黑"/>
+                      <w:b/>
+                      <w:bCs/>
+                      <w:sz w:val="20"/>
+                    </w:rPr>
+                    <w:t>B</w:t>
+                  </w:r>
+                </w:p>
+              </w:tc>
+              <w:tc>
+                <w:tcPr>
+                  <w:tcW w:w="1062" w:type="dxa"/>
+                  <w:tcBorders>
+                    <w:bottom w:val="single" w:color="666666" w:sz="12" w:space="0"/>
+                  </w:tcBorders>
+                  <w:shd w:val="clear" w:color="auto" w:fill="F2F2F2"/>
+                  <w:noWrap w:val="0"/>
+                  <w:vAlign w:val="top"/>
+                </w:tcPr>
+                <w:p>
+                  <w:pPr>
+                    <w:spacing w:after="0" w:line="240" w:lineRule="exact"/>
+                    <w:jc w:val="center"/>
+                    <w:rPr>
+                      <w:rFonts w:ascii="Arial" w:hAnsi="Arial" w:eastAsia="微软雅黑"/>
+                      <w:b/>
+                      <w:bCs/>
+                      <w:sz w:val="20"/>
+                    </w:rPr>
+                  </w:pPr>
+                  <w:r>
+                    <w:rPr>
+                      <w:rFonts w:hint="eastAsia" w:ascii="Arial" w:hAnsi="Arial" w:eastAsia="微软雅黑"/>
+                      <w:b/>
+                      <w:bCs/>
+                      <w:sz w:val="20"/>
+                    </w:rPr>
+                    <w:t>C</w:t>
+                  </w:r>
+                </w:p>
+              </w:tc>
+              <w:tc>
+                <w:tcPr>
+                  <w:tcW w:w="1062" w:type="dxa"/>
+                  <w:tcBorders>
+                    <w:bottom w:val="single" w:color="666666" w:sz="12" w:space="0"/>
+                  </w:tcBorders>
+                  <w:shd w:val="clear" w:color="auto" w:fill="F2F2F2"/>
+                  <w:noWrap w:val="0"/>
+                  <w:vAlign w:val="top"/>
+                </w:tcPr>
+                <w:p>
+                  <w:pPr>
+                    <w:spacing w:after="0" w:line="240" w:lineRule="exact"/>
+                    <w:jc w:val="center"/>
+                    <w:rPr>
+                      <w:rFonts w:hint="eastAsia" w:ascii="Arial" w:hAnsi="Arial" w:eastAsia="微软雅黑"/>
+                      <w:b/>
+                      <w:bCs/>
+                      <w:sz w:val="20"/>
+                    </w:rPr>
+                  </w:pPr>
+                  <w:r>
+                    <w:rPr>
+                      <w:rFonts w:hint="eastAsia" w:ascii="Arial" w:hAnsi="Arial" w:eastAsia="微软雅黑"/>
+                      <w:b/>
+                      <w:bCs/>
+                      <w:sz w:val="20"/>
+                    </w:rPr>
+                    <w:t>D</w:t>
+                  </w:r>
+                </w:p>
+              </w:tc>
+              <w:tc>
+                <w:tcPr>
+                  <w:tcW w:w="1062" w:type="dxa"/>
+                  <w:tcBorders>
+                    <w:bottom w:val="single" w:color="666666" w:sz="12" w:space="0"/>
+                  </w:tcBorders>
+                  <w:shd w:val="clear" w:color="auto" w:fill="F2F2F2"/>
+                  <w:noWrap w:val="0"/>
+                  <w:vAlign w:val="top"/>
+                </w:tcPr>
+                <w:p>
+                  <w:pPr>
+                    <w:spacing w:after="0" w:line="240" w:lineRule="exact"/>
+                    <w:jc w:val="center"/>
+                    <w:rPr>
+                      <w:rFonts w:hint="eastAsia" w:ascii="Arial" w:hAnsi="Arial" w:eastAsia="微软雅黑"/>
+                      <w:b/>
+                      <w:bCs/>
+                      <w:sz w:val="20"/>
+                    </w:rPr>
+                  </w:pPr>
+                  <w:r>
+                    <w:rPr>
+                      <w:rFonts w:hint="eastAsia" w:ascii="Arial" w:hAnsi="Arial" w:eastAsia="微软雅黑"/>
+                      <w:b/>
+                      <w:bCs/>
+                      <w:sz w:val="20"/>
+                    </w:rPr>
+                    <w:t>E</w:t>
+                  </w:r>
+                </w:p>
+              </w:tc>
+              <w:tc>
+                <w:tcPr>
+                  <w:tcW w:w="1062" w:type="dxa"/>
+                  <w:tcBorders>
+                    <w:bottom w:val="single" w:color="666666" w:sz="12" w:space="0"/>
+                  </w:tcBorders>
+                  <w:shd w:val="clear" w:color="auto" w:fill="F2F2F2"/>
+                  <w:noWrap w:val="0"/>
+                  <w:vAlign w:val="top"/>
+                </w:tcPr>
+                <w:p>
+                  <w:pPr>
+                    <w:spacing w:after="0" w:line="240" w:lineRule="exact"/>
+                    <w:jc w:val="center"/>
+                    <w:rPr>
+                      <w:rFonts w:hint="eastAsia" w:ascii="Arial" w:hAnsi="Arial" w:eastAsia="微软雅黑"/>
+                      <w:b/>
+                      <w:bCs/>
+                      <w:sz w:val="20"/>
+                    </w:rPr>
+                  </w:pPr>
+                  <w:r>
+                    <w:rPr>
+                      <w:rFonts w:hint="eastAsia" w:ascii="Arial" w:hAnsi="Arial" w:eastAsia="微软雅黑"/>
+                      <w:b/>
+                      <w:bCs/>
+                      <w:sz w:val="20"/>
+                    </w:rPr>
+                    <w:t>F</w:t>
+                  </w:r>
+                </w:p>
+              </w:tc>
+              <w:tc>
+                <w:tcPr>
+                  <w:tcW w:w="1062" w:type="dxa"/>
+                  <w:tcBorders>
+                    <w:bottom w:val="single" w:color="666666" w:sz="12" w:space="0"/>
+                  </w:tcBorders>
+                  <w:shd w:val="clear" w:color="auto" w:fill="F2F2F2"/>
+                  <w:noWrap w:val="0"/>
+                  <w:vAlign w:val="top"/>
+                </w:tcPr>
+                <w:p>
+                  <w:pPr>
+                    <w:spacing w:after="0" w:line="240" w:lineRule="exact"/>
+                    <w:jc w:val="center"/>
+                    <w:rPr>
+                      <w:rFonts w:hint="eastAsia" w:ascii="Arial" w:hAnsi="Arial" w:eastAsia="微软雅黑"/>
+                      <w:b/>
+                      <w:bCs/>
+                      <w:sz w:val="20"/>
+                    </w:rPr>
+                  </w:pPr>
+                  <w:r>
+                    <w:rPr>
+                      <w:rFonts w:hint="eastAsia" w:ascii="Arial" w:hAnsi="Arial" w:eastAsia="微软雅黑"/>
+                      <w:b/>
+                      <w:bCs/>
+                      <w:sz w:val="20"/>
+                    </w:rPr>
+                    <w:t>G</w:t>
+                  </w:r>
+                </w:p>
+              </w:tc>
+            </w:tr>
+            <w:tr>
+              <w:trPr>
+                <w:wBefore w:w="0" w:type="dxa"/>
+                <w:trHeight w:val="411" w:hRule="atLeast"/>
+              </w:trPr>
+              <w:tc>
+                <w:tcPr>
+                  <w:tcW w:w="2555" w:type="dxa"/>
+                  <w:noWrap w:val="0"/>
+                  <w:vAlign w:val="top"/>
+                </w:tcPr>
+                <w:p>
+                  <w:pPr>
+                    <w:spacing w:after="0" w:line="240" w:lineRule="exact"/>
+                    <w:jc w:val="center"/>
+                    <w:rPr>
+                      <w:rFonts w:ascii="Arial" w:hAnsi="Arial" w:eastAsia="微软雅黑"/>
+                      <w:b/>
+                      <w:bCs/>
+                      <w:sz w:val="20"/>
+                    </w:rPr>
+                  </w:pPr>
+                  <w:r>
+                    <w:rPr>
+                      <w:rFonts w:hint="eastAsia" w:ascii="Arial" w:hAnsi="Arial" w:eastAsia="微软雅黑"/>
+                      <w:b/>
+                      <w:bCs/>
+                      <w:sz w:val="20"/>
+                    </w:rPr>
+                    <w:t>{{#第15部分 法规信息.欧盟监管物质清单}}{{.组分}}</w:t>
+                  </w:r>
+                  <w:r>
+                    <w:rPr>
+                      <w:rFonts w:ascii="Arial" w:hAnsi="Arial" w:eastAsia="微软雅黑"/>
+                      <w:b/>
+                      <w:bCs/>
+                      <w:sz w:val="20"/>
+                    </w:rPr>
+                  </w:r>
+                </w:p>
+              </w:tc>
+              <w:tc>
+                <w:tcPr>
+                  <w:tcW w:w="1062" w:type="dxa"/>
+                  <w:noWrap w:val="0"/>
+                  <w:vAlign w:val="top"/>
+                </w:tcPr>
+                <w:p>
+                  <w:pPr>
+                    <w:spacing w:after="0" w:line="240" w:lineRule="exact"/>
+                    <w:jc w:val="center"/>
+                    <w:rPr>
+                      <w:rFonts w:ascii="Arial" w:hAnsi="Arial" w:eastAsia="微软雅黑"/>
+                      <w:color w:val="FF0000"/>
+                      <w:sz w:val="20"/>
+                    </w:rPr>
+                  </w:pPr>
+                  <w:r>
+                    <w:rPr>
+                      <w:rFonts w:hint="eastAsia" w:ascii="Arial" w:hAnsi="Arial" w:eastAsia="微软雅黑"/>
+                      <w:color w:val="FF0000"/>
+                      <w:sz w:val="20"/>
+                    </w:rPr>
+                    <w:t>{{.A}}</w:t>
+                  </w:r>
+                </w:p>
+              </w:tc>
+              <w:tc>
+                <w:tcPr>
+                  <w:tcW w:w="1063" w:type="dxa"/>
+                  <w:noWrap w:val="0"/>
+                  <w:vAlign w:val="top"/>
+                </w:tcPr>
+                <w:p>
+                  <w:pPr>
+                    <w:spacing w:after="0" w:line="240" w:lineRule="exact"/>
+                    <w:jc w:val="center"/>
+                    <w:rPr>
+                      <w:rFonts w:ascii="Arial" w:hAnsi="Arial" w:eastAsia="微软雅黑"/>
+                      <w:color w:val="FF0000"/>
+                      <w:sz w:val="20"/>
+                    </w:rPr>
+                  </w:pPr>
+                  <w:r>
+                    <w:rPr>
+                      <w:rFonts w:hint="eastAsia" w:ascii="Arial" w:hAnsi="Arial" w:eastAsia="微软雅黑"/>
+                      <w:color w:val="FF0000"/>
+                      <w:sz w:val="20"/>
+                    </w:rPr>
+                    <w:t>{{.B}}</w:t>
+                  </w:r>
+                </w:p>
+              </w:tc>
+              <w:tc>
+                <w:tcPr>
+                  <w:tcW w:w="1062" w:type="dxa"/>
+                  <w:noWrap w:val="0"/>
+                  <w:vAlign w:val="top"/>
+                </w:tcPr>
+                <w:p>
+                  <w:pPr>
+                    <w:spacing w:after="0" w:line="240" w:lineRule="exact"/>
+                    <w:jc w:val="center"/>
+                    <w:rPr>
+                      <w:rFonts w:ascii="Arial" w:hAnsi="Arial" w:eastAsia="微软雅黑"/>
+                      <w:color w:val="FF0000"/>
+                      <w:sz w:val="20"/>
+                    </w:rPr>
+                  </w:pPr>
+                  <w:r>
+                    <w:rPr>
+                      <w:rFonts w:hint="eastAsia" w:ascii="Arial" w:hAnsi="Arial" w:eastAsia="微软雅黑"/>
+                      <w:color w:val="FF0000"/>
+                      <w:sz w:val="20"/>
+                    </w:rPr>
+                    <w:t>{{.C}}</w:t>
+                  </w:r>
+                </w:p>
+              </w:tc>
+              <w:tc>
+                <w:tcPr>
+                  <w:tcW w:w="1062" w:type="dxa"/>
+                  <w:noWrap w:val="0"/>
+                  <w:vAlign w:val="top"/>
+                </w:tcPr>
+                <w:p>
+                  <w:pPr>
+                    <w:spacing w:after="0" w:line="240" w:lineRule="exact"/>
+                    <w:jc w:val="center"/>
+                    <w:rPr>
+                      <w:rFonts w:hint="eastAsia" w:ascii="Arial" w:hAnsi="Arial" w:eastAsia="微软雅黑"/>
+                      <w:color w:val="FF0000"/>
+                      <w:sz w:val="20"/>
+                    </w:rPr>
+                  </w:pPr>
+                  <w:r>
+                    <w:rPr>
+                      <w:rFonts w:hint="eastAsia" w:ascii="Arial" w:hAnsi="Arial" w:eastAsia="微软雅黑"/>
+                      <w:color w:val="00B050"/>
+                      <w:sz w:val="20"/>
+                    </w:rPr>
+                    <w:t>{{.D}}</w:t>
+                  </w:r>
+                </w:p>
+              </w:tc>
+              <w:tc>
+                <w:tcPr>
+                  <w:tcW w:w="1062" w:type="dxa"/>
+                  <w:noWrap w:val="0"/>
+                  <w:vAlign w:val="top"/>
+                </w:tcPr>
+                <w:p>
+                  <w:pPr>
+                    <w:spacing w:after="0" w:line="240" w:lineRule="exact"/>
+                    <w:jc w:val="center"/>
+                    <w:rPr>
+                      <w:rFonts w:ascii="Arial" w:hAnsi="Arial" w:eastAsia="微软雅黑"/>
+                      <w:color w:val="FF0000"/>
+                      <w:sz w:val="20"/>
+                    </w:rPr>
+                  </w:pPr>
+                  <w:r>
+                    <w:rPr>
+                      <w:rFonts w:hint="eastAsia" w:ascii="Arial" w:hAnsi="Arial" w:eastAsia="微软雅黑"/>
+                      <w:color w:val="FF0000"/>
+                      <w:sz w:val="20"/>
+                    </w:rPr>
+                    <w:t>{{.E}}</w:t>
+                  </w:r>
+                </w:p>
+              </w:tc>
+              <w:tc>
+                <w:tcPr>
+                  <w:tcW w:w="1062" w:type="dxa"/>
+                  <w:noWrap w:val="0"/>
+                  <w:vAlign w:val="top"/>
+                </w:tcPr>
+                <w:p>
+                  <w:pPr>
+                    <w:spacing w:after="0" w:line="240" w:lineRule="exact"/>
+                    <w:jc w:val="center"/>
+                    <w:rPr>
+                      <w:rFonts w:ascii="Arial" w:hAnsi="Arial" w:eastAsia="微软雅黑"/>
+                      <w:color w:val="FF0000"/>
+                      <w:sz w:val="20"/>
+                    </w:rPr>
+                  </w:pPr>
+                  <w:r>
+                    <w:rPr>
+                      <w:rFonts w:hint="eastAsia" w:ascii="Arial" w:hAnsi="Arial" w:eastAsia="微软雅黑"/>
+                      <w:color w:val="FF0000"/>
+                      <w:sz w:val="20"/>
+                    </w:rPr>
+                    <w:t>{{.F}}</w:t>
+                  </w:r>
+                </w:p>
+              </w:tc>
+              <w:tc>
+                <w:tcPr>
+                  <w:tcW w:w="1062" w:type="dxa"/>
+                  <w:noWrap w:val="0"/>
+                  <w:vAlign w:val="top"/>
+                </w:tcPr>
+                <w:p>
+                  <w:pPr>
+                    <w:spacing w:after="0" w:line="240" w:lineRule="exact"/>
+                    <w:jc w:val="center"/>
+                    <w:rPr>
+                      <w:rFonts w:ascii="Arial" w:hAnsi="Arial" w:eastAsia="微软雅黑"/>
+                      <w:color w:val="FF0000"/>
+                      <w:sz w:val="20"/>
+                    </w:rPr>
+                  </w:pPr>
+                  <w:r>
+                    <w:rPr>
+                      <w:rFonts w:hint="eastAsia" w:ascii="Arial" w:hAnsi="Arial" w:eastAsia="微软雅黑"/>
+                      <w:color w:val="FF0000"/>
+                      <w:sz w:val="20"/>
+                    </w:rPr>
+                    <w:t>{{.G}}</w:t>
+                  </w:r>
+                </w:p>
+              </w:tc>
+            </w:tr>
+          </w:tbl>
+          <w:p>
+            <w:pPr>
+              <w:spacing w:after="0" w:line="200" w:lineRule="exact"/>
+              <w:rPr>
+                <w:rFonts w:hint="eastAsia" w:ascii="Arial" w:hAnsi="Arial" w:eastAsia="微软雅黑"/>
+              </w:rPr>
+            </w:pPr>
+          </w:p>
+        </w:tc>
+      </w:tr>
+      <w:tr>
+        <w:trPr>
+          <w:gridAfter w:val="1"/>
+          <w:wAfter w:w="336" w:type="dxa"/>
+          <w:trHeight w:val="113" w:hRule="atLeast"/>
+          <w:jc w:val="center"/>
+        </w:trPr>
+        <w:tc>
+          <w:tcPr>
+            <w:tcW w:w="10141" w:type="dxa"/>
+            <w:gridSpan w:val="8"/>
+            <w:tcBorders>
+              <w:top w:val="single" w:color="FFFFFF" w:sz="2" w:space="0"/>
+              <w:left w:val="single" w:color="FFFFFF" w:sz="2" w:space="0"/>
+              <w:bottom w:val="single" w:color="FFFFFF" w:sz="2" w:space="0"/>
+              <w:right w:val="single" w:color="FFFFFF" w:sz="2" w:space="0"/>
+            </w:tcBorders>
+            <w:noWrap w:val="0"/>
+            <w:vAlign w:val="top"/>
+          </w:tcPr>
+          <w:p>
+            <w:pPr>
+              <w:spacing w:after="0" w:line="60" w:lineRule="exact"/>
+              <w:jc w:val="left"/>
+              <w:rPr>
+                <w:rFonts w:ascii="Arial" w:hAnsi="Arial" w:eastAsia="微软雅黑"/>
+                <w:sz w:val="20"/>
+              </w:rPr>
+            </w:pPr>
+          </w:p>
+          <w:tbl>
+            <w:tblPr>
+              <w:tblStyle w:val="8"/>
+              <w:tblW w:w="10665" w:type="dxa"/>
+              <w:tblInd w:w="1" w:type="dxa"/>
+              <w:tblBorders>
+                <w:top w:val="single" w:color="FFFFFF" w:sz="2" w:space="0"/>
+                <w:left w:val="single" w:color="FFFFFF" w:sz="2" w:space="0"/>
+                <w:bottom w:val="single" w:color="FFFFFF" w:sz="2" w:space="0"/>
+                <w:right w:val="single" w:color="FFFFFF" w:sz="2" w:space="0"/>
+                <w:insideH w:val="single" w:color="FFFFFF" w:sz="2" w:space="0"/>
+                <w:insideV w:val="single" w:color="FFFFFF" w:sz="2" w:space="0"/>
+              </w:tblBorders>
+              <w:tblLayout w:type="fixed"/>
+              <w:tblCellMar>
+                <w:top w:w="0" w:type="dxa"/>
+                <w:left w:w="108" w:type="dxa"/>
+                <w:bottom w:w="0" w:type="dxa"/>
+                <w:right w:w="108" w:type="dxa"/>
+              </w:tblCellMar>
+            </w:tblPr>
+            <w:tblGrid>
+              <w:gridCol w:w="706"/>
+              <w:gridCol w:w="567"/>
+              <w:gridCol w:w="9392"/>
+            </w:tblGrid>
+            <w:tr>
+              <w:trPr>
+                <w:wBefore w:w="0" w:type="dxa"/>
+              </w:trPr>
+              <w:tc>
+                <w:tcPr>
+                  <w:tcW w:w="706" w:type="dxa"/>
+                  <w:noWrap w:val="0"/>
+                  <w:vAlign w:val="center"/>
+                </w:tcPr>
+                <w:p>
+                  <w:pPr>
+                    <w:spacing w:after="0" w:line="240" w:lineRule="exact"/>
+                    <w:jc w:val="left"/>
+                    <w:rPr>
+                      <w:rFonts w:ascii="Arial" w:hAnsi="Arial" w:eastAsia="微软雅黑"/>
+                      <w:sz w:val="18"/>
+                      <w:szCs w:val="18"/>
+                    </w:rPr>
+                  </w:pPr>
+                  <w:r>
+                    <w:rPr>
+                      <w:rFonts w:hint="eastAsia" w:ascii="Arial" w:hAnsi="Arial" w:eastAsia="微软雅黑"/>
+                      <w:sz w:val="18"/>
+                      <w:szCs w:val="18"/>
+                    </w:rPr>
+                    <w:t>【</w:t>
+                  </w:r>
+                  <w:r>
+                    <w:rPr>
+                      <w:rFonts w:ascii="Arial" w:hAnsi="Arial" w:eastAsia="微软雅黑"/>
+                      <w:sz w:val="18"/>
+                      <w:szCs w:val="18"/>
+                    </w:rPr>
+                    <w:t>A</w:t>
+                  </w:r>
+                  <w:r>
+                    <w:rPr>
+                      <w:rFonts w:hint="eastAsia" w:ascii="Arial" w:hAnsi="Arial" w:eastAsia="微软雅黑"/>
+                      <w:sz w:val="18"/>
+                      <w:szCs w:val="18"/>
+                    </w:rPr>
+                    <w:t>】</w:t>
+                  </w:r>
+                </w:p>
+              </w:tc>
+              <w:tc>
+                <w:tcPr>
+                  <w:tcW w:w="9959" w:type="dxa"/>
+                  <w:gridSpan w:val="2"/>
+                  <w:noWrap w:val="0"/>
+                  <w:vAlign w:val="top"/>
+                </w:tcPr>
+                <w:p>
+                  <w:pPr>
+                    <w:spacing w:after="0" w:line="240" w:lineRule="exact"/>
+                    <w:jc w:val="left"/>
+                    <w:rPr>
+                      <w:rFonts w:ascii="Arial" w:hAnsi="Arial" w:eastAsia="微软雅黑" w:cs="Arial"/>
+                      <w:sz w:val="18"/>
+                      <w:szCs w:val="18"/>
+                    </w:rPr>
+                  </w:pPr>
+                  <w:r>
+                    <w:rPr>
+                      <w:rFonts w:ascii="Arial" w:hAnsi="Arial" w:eastAsia="微软雅黑" w:cs="Arial"/>
+                      <w:sz w:val="18"/>
+                      <w:szCs w:val="18"/>
+                    </w:rPr>
+                    <w:t>欧盟REACH法规 高关注度物质（SVHC）清单</w:t>
+                  </w:r>
+                </w:p>
+              </w:tc>
+            </w:tr>
+            <w:tr>
+              <w:trPr>
+                <w:wBefore w:w="0" w:type="dxa"/>
+              </w:trPr>
+              <w:tc>
+                <w:tcPr>
+                  <w:tcW w:w="706" w:type="dxa"/>
+                  <w:noWrap w:val="0"/>
+                  <w:vAlign w:val="top"/>
+                </w:tcPr>
+                <w:p>
+                  <w:pPr>
+                    <w:spacing w:after="0" w:line="240" w:lineRule="exact"/>
+                    <w:jc w:val="left"/>
+                    <w:rPr>
+                      <w:rFonts w:ascii="Arial" w:hAnsi="Arial" w:eastAsia="微软雅黑"/>
+                      <w:sz w:val="18"/>
+                      <w:szCs w:val="18"/>
+                    </w:rPr>
+                  </w:pPr>
+                  <w:r>
+                    <w:rPr>
+                      <w:rFonts w:hint="eastAsia" w:ascii="Arial" w:hAnsi="Arial" w:eastAsia="微软雅黑"/>
+                      <w:sz w:val="18"/>
+                      <w:szCs w:val="18"/>
+                    </w:rPr>
+                    <w:t>【</w:t>
+                  </w:r>
+                  <w:r>
+                    <w:rPr>
+                      <w:rFonts w:ascii="Arial" w:hAnsi="Arial" w:eastAsia="微软雅黑"/>
+                      <w:sz w:val="18"/>
+                      <w:szCs w:val="18"/>
+                    </w:rPr>
+                    <w:t>B</w:t>
+                  </w:r>
+                  <w:r>
+                    <w:rPr>
+                      <w:rFonts w:hint="eastAsia" w:ascii="Arial" w:hAnsi="Arial" w:eastAsia="微软雅黑"/>
+                      <w:sz w:val="18"/>
+                      <w:szCs w:val="18"/>
+                    </w:rPr>
+                    <w:t>】</w:t>
+                  </w:r>
+                </w:p>
+              </w:tc>
+              <w:tc>
+                <w:tcPr>
+                  <w:tcW w:w="9959" w:type="dxa"/>
+                  <w:gridSpan w:val="2"/>
+                  <w:noWrap w:val="0"/>
+                  <w:vAlign w:val="top"/>
+                </w:tcPr>
+                <w:p>
+                  <w:pPr>
+                    <w:spacing w:after="0" w:line="240" w:lineRule="exact"/>
+                    <w:jc w:val="left"/>
+                    <w:rPr>
+                      <w:rFonts w:ascii="Arial" w:hAnsi="Arial" w:eastAsia="微软雅黑" w:cs="Arial"/>
+                      <w:sz w:val="18"/>
+                      <w:szCs w:val="18"/>
+                    </w:rPr>
+                  </w:pPr>
+                  <w:r>
+                    <w:rPr>
+                      <w:rFonts w:ascii="Arial" w:hAnsi="Arial" w:eastAsia="微软雅黑" w:cs="Arial"/>
+                      <w:sz w:val="18"/>
+                      <w:szCs w:val="18"/>
+                    </w:rPr>
+                    <w:t>欧盟REACH法规 授权物质清单</w:t>
+                  </w:r>
+                </w:p>
+              </w:tc>
+            </w:tr>
+            <w:tr>
+              <w:trPr>
+                <w:wBefore w:w="0" w:type="dxa"/>
+              </w:trPr>
+              <w:tc>
+                <w:tcPr>
+                  <w:tcW w:w="706" w:type="dxa"/>
+                  <w:noWrap w:val="0"/>
+                  <w:vAlign w:val="top"/>
+                </w:tcPr>
+                <w:p>
+                  <w:pPr>
+                    <w:spacing w:after="0" w:line="240" w:lineRule="exact"/>
+                    <w:jc w:val="left"/>
+                    <w:rPr>
+                      <w:rFonts w:ascii="Arial" w:hAnsi="Arial" w:eastAsia="微软雅黑"/>
+                      <w:sz w:val="18"/>
+                      <w:szCs w:val="18"/>
+                    </w:rPr>
+                  </w:pPr>
+                  <w:r>
+                    <w:rPr>
+                      <w:rFonts w:hint="eastAsia" w:ascii="Arial" w:hAnsi="Arial" w:eastAsia="微软雅黑"/>
+                      <w:sz w:val="18"/>
+                      <w:szCs w:val="18"/>
+                    </w:rPr>
+                    <w:t>【</w:t>
+                  </w:r>
+                  <w:r>
+                    <w:rPr>
+                      <w:rFonts w:ascii="Arial" w:hAnsi="Arial" w:eastAsia="微软雅黑"/>
+                      <w:sz w:val="18"/>
+                      <w:szCs w:val="18"/>
+                    </w:rPr>
+                    <w:t>C</w:t>
+                  </w:r>
+                  <w:r>
+                    <w:rPr>
+                      <w:rFonts w:hint="eastAsia" w:ascii="Arial" w:hAnsi="Arial" w:eastAsia="微软雅黑"/>
+                      <w:sz w:val="18"/>
+                      <w:szCs w:val="18"/>
+                    </w:rPr>
+                    <w:t>】</w:t>
+                  </w:r>
+                </w:p>
+              </w:tc>
+              <w:tc>
+                <w:tcPr>
+                  <w:tcW w:w="9959" w:type="dxa"/>
+                  <w:gridSpan w:val="2"/>
+                  <w:noWrap w:val="0"/>
+                  <w:vAlign w:val="top"/>
+                </w:tcPr>
+                <w:p>
+                  <w:pPr>
+                    <w:spacing w:after="0" w:line="240" w:lineRule="exact"/>
+                    <w:jc w:val="left"/>
+                    <w:rPr>
+                      <w:rFonts w:ascii="Arial" w:hAnsi="Arial" w:eastAsia="微软雅黑" w:cs="Arial"/>
+                      <w:sz w:val="18"/>
+                      <w:szCs w:val="18"/>
+                    </w:rPr>
+                  </w:pPr>
+                  <w:r>
+                    <w:rPr>
+                      <w:rFonts w:ascii="Arial" w:hAnsi="Arial" w:eastAsia="微软雅黑" w:cs="Arial"/>
+                      <w:sz w:val="18"/>
+                      <w:szCs w:val="18"/>
+                    </w:rPr>
+                    <w:t>欧盟REACH法规 限制物质清单</w:t>
+                  </w:r>
+                </w:p>
+              </w:tc>
+            </w:tr>
+            <w:tr>
+              <w:trPr>
+                <w:wBefore w:w="0" w:type="dxa"/>
+              </w:trPr>
+              <w:tc>
+                <w:tcPr>
+                  <w:tcW w:w="706" w:type="dxa"/>
+                  <w:noWrap w:val="0"/>
+                  <w:vAlign w:val="top"/>
+                </w:tcPr>
+                <w:p>
+                  <w:pPr>
+                    <w:spacing w:after="0" w:line="240" w:lineRule="exact"/>
+                    <w:jc w:val="left"/>
+                    <w:rPr>
+                      <w:rFonts w:ascii="Arial" w:hAnsi="Arial" w:eastAsia="微软雅黑"/>
+                      <w:sz w:val="18"/>
+                      <w:szCs w:val="18"/>
+                    </w:rPr>
+                  </w:pPr>
+                  <w:r>
+                    <w:rPr>
+                      <w:rFonts w:hint="eastAsia" w:ascii="Arial" w:hAnsi="Arial" w:eastAsia="微软雅黑"/>
+                      <w:sz w:val="18"/>
+                      <w:szCs w:val="18"/>
+                    </w:rPr>
+                    <w:t>【</w:t>
+                  </w:r>
+                  <w:r>
+                    <w:rPr>
+                      <w:rFonts w:ascii="Arial" w:hAnsi="Arial" w:eastAsia="微软雅黑"/>
+                      <w:sz w:val="18"/>
+                      <w:szCs w:val="18"/>
+                    </w:rPr>
+                    <w:t>D</w:t>
+                  </w:r>
+                  <w:r>
+                    <w:rPr>
+                      <w:rFonts w:hint="eastAsia" w:ascii="Arial" w:hAnsi="Arial" w:eastAsia="微软雅黑"/>
+                      <w:sz w:val="18"/>
+                      <w:szCs w:val="18"/>
+                    </w:rPr>
+                    <w:t>】</w:t>
+                  </w:r>
+                </w:p>
+              </w:tc>
+              <w:tc>
+                <w:tcPr>
+                  <w:tcW w:w="9959" w:type="dxa"/>
+                  <w:gridSpan w:val="2"/>
+                  <w:noWrap w:val="0"/>
+                  <w:vAlign w:val="top"/>
+                </w:tcPr>
+                <w:p>
+                  <w:pPr>
+                    <w:spacing w:after="0" w:line="240" w:lineRule="exact"/>
+                    <w:jc w:val="left"/>
+                    <w:rPr>
+                      <w:rFonts w:ascii="Arial" w:hAnsi="Arial" w:eastAsia="微软雅黑" w:cs="Arial"/>
+                      <w:sz w:val="18"/>
+                      <w:szCs w:val="18"/>
+                    </w:rPr>
+                  </w:pPr>
+                  <w:r>
+                    <w:rPr>
+                      <w:rFonts w:hint="eastAsia" w:ascii="Arial" w:hAnsi="Arial" w:eastAsia="微软雅黑" w:cs="Arial"/>
+                      <w:sz w:val="18"/>
+                      <w:szCs w:val="18"/>
+                    </w:rPr>
+                    <w:t>欧盟REACH法规 预注册物质清单</w:t>
+                  </w:r>
+                </w:p>
+              </w:tc>
+            </w:tr>
+            <w:tr>
+              <w:trPr>
+                <w:wBefore w:w="0" w:type="dxa"/>
+              </w:trPr>
+              <w:tc>
+                <w:tcPr>
+                  <w:tcW w:w="706" w:type="dxa"/>
+                  <w:noWrap w:val="0"/>
+                  <w:vAlign w:val="center"/>
+                </w:tcPr>
+                <w:p>
+                  <w:pPr>
+                    <w:spacing w:after="0" w:line="240" w:lineRule="exact"/>
+                    <w:jc w:val="left"/>
+                    <w:rPr>
+                      <w:rFonts w:ascii="Arial" w:hAnsi="Arial" w:eastAsia="微软雅黑"/>
+                      <w:sz w:val="18"/>
+                      <w:szCs w:val="18"/>
+                    </w:rPr>
+                  </w:pPr>
+                  <w:r>
+                    <w:rPr>
+                      <w:rFonts w:hint="eastAsia" w:ascii="Arial" w:hAnsi="Arial" w:eastAsia="微软雅黑"/>
+                      <w:sz w:val="18"/>
+                      <w:szCs w:val="18"/>
+                    </w:rPr>
+                    <w:t>【</w:t>
+                  </w:r>
+                  <w:r>
+                    <w:rPr>
+                      <w:rFonts w:ascii="Arial" w:hAnsi="Arial" w:eastAsia="微软雅黑"/>
+                      <w:sz w:val="18"/>
+                      <w:szCs w:val="18"/>
+                    </w:rPr>
+                    <w:t>E</w:t>
+                  </w:r>
+                  <w:r>
+                    <w:rPr>
+                      <w:rFonts w:hint="eastAsia" w:ascii="Arial" w:hAnsi="Arial" w:eastAsia="微软雅黑"/>
+                      <w:sz w:val="18"/>
+                      <w:szCs w:val="18"/>
+                    </w:rPr>
+                    <w:t>】</w:t>
+                  </w:r>
+                </w:p>
+              </w:tc>
+              <w:tc>
+                <w:tcPr>
+                  <w:tcW w:w="9959" w:type="dxa"/>
+                  <w:gridSpan w:val="2"/>
+                  <w:noWrap w:val="0"/>
+                  <w:vAlign w:val="top"/>
+                </w:tcPr>
+                <w:p>
+                  <w:pPr>
+                    <w:spacing w:after="0" w:line="240" w:lineRule="exact"/>
+                    <w:jc w:val="left"/>
+                    <w:rPr>
+                      <w:rFonts w:ascii="Arial" w:hAnsi="Arial" w:eastAsia="微软雅黑" w:cs="Arial"/>
+                      <w:sz w:val="18"/>
+                      <w:szCs w:val="18"/>
+                    </w:rPr>
+                  </w:pPr>
+                  <w:r>
+                    <w:rPr>
+                      <w:rFonts w:ascii="Arial" w:hAnsi="Arial" w:eastAsia="微软雅黑" w:cs="Arial"/>
+                      <w:sz w:val="18"/>
+                      <w:szCs w:val="18"/>
+                    </w:rPr>
+                    <w:t>欧盟REACH法规 注册物质清单</w:t>
+                  </w:r>
+                </w:p>
+              </w:tc>
+            </w:tr>
+            <w:tr>
+              <w:trPr>
+                <w:wBefore w:w="0" w:type="dxa"/>
+              </w:trPr>
+              <w:tc>
+                <w:tcPr>
+                  <w:tcW w:w="706" w:type="dxa"/>
+                  <w:noWrap w:val="0"/>
+                  <w:vAlign w:val="top"/>
+                </w:tcPr>
+                <w:p>
+                  <w:pPr>
+                    <w:spacing w:after="0" w:line="240" w:lineRule="exact"/>
+                    <w:jc w:val="left"/>
+                    <w:rPr>
+                      <w:rFonts w:ascii="Arial" w:hAnsi="Arial" w:eastAsia="微软雅黑"/>
+                      <w:sz w:val="18"/>
+                      <w:szCs w:val="18"/>
+                    </w:rPr>
+                  </w:pPr>
+                  <w:r>
+                    <w:rPr>
+                      <w:rFonts w:hint="eastAsia" w:ascii="Arial" w:hAnsi="Arial" w:eastAsia="微软雅黑"/>
+                      <w:sz w:val="18"/>
+                      <w:szCs w:val="18"/>
+                    </w:rPr>
+                    <w:t>【</w:t>
+                  </w:r>
+                  <w:r>
+                    <w:rPr>
+                      <w:rFonts w:ascii="Arial" w:hAnsi="Arial" w:eastAsia="微软雅黑"/>
+                      <w:sz w:val="18"/>
+                      <w:szCs w:val="18"/>
+                    </w:rPr>
+                    <w:t>F</w:t>
+                  </w:r>
+                  <w:r>
+                    <w:rPr>
+                      <w:rFonts w:hint="eastAsia" w:ascii="Arial" w:hAnsi="Arial" w:eastAsia="微软雅黑"/>
+                      <w:sz w:val="18"/>
+                      <w:szCs w:val="18"/>
+                    </w:rPr>
+                    <w:t>】</w:t>
+                  </w:r>
+                </w:p>
+              </w:tc>
+              <w:tc>
+                <w:tcPr>
+                  <w:tcW w:w="9959" w:type="dxa"/>
+                  <w:gridSpan w:val="2"/>
+                  <w:noWrap w:val="0"/>
+                  <w:vAlign w:val="top"/>
+                </w:tcPr>
+                <w:p>
+                  <w:pPr>
+                    <w:spacing w:after="0" w:line="240" w:lineRule="exact"/>
+                    <w:jc w:val="left"/>
+                    <w:rPr>
+                      <w:rFonts w:ascii="Arial" w:hAnsi="Arial" w:eastAsia="微软雅黑" w:cs="Arial"/>
+                      <w:sz w:val="18"/>
+                      <w:szCs w:val="18"/>
+                    </w:rPr>
+                  </w:pPr>
+                  <w:r>
+                    <w:rPr>
+                      <w:rFonts w:ascii="Arial" w:hAnsi="Arial" w:eastAsia="微软雅黑" w:cs="Arial"/>
+                      <w:sz w:val="18"/>
+                      <w:szCs w:val="18"/>
+                    </w:rPr>
+                    <w:t>欧盟社区滚动行动计划（CoRAP）物质清单</w:t>
+                  </w:r>
+                </w:p>
+              </w:tc>
+            </w:tr>
+            <w:tr>
+              <w:trPr>
+                <w:wBefore w:w="0" w:type="dxa"/>
+              </w:trPr>
+              <w:tc>
+                <w:tcPr>
+                  <w:tcW w:w="706" w:type="dxa"/>
+                  <w:noWrap w:val="0"/>
+                  <w:vAlign w:val="top"/>
+                </w:tcPr>
+                <w:p>
+                  <w:pPr>
+                    <w:spacing w:after="0" w:line="240" w:lineRule="exact"/>
+                    <w:jc w:val="left"/>
+                    <w:rPr>
+                      <w:rFonts w:ascii="Arial" w:hAnsi="Arial" w:eastAsia="微软雅黑"/>
+                      <w:sz w:val="18"/>
+                      <w:szCs w:val="18"/>
+                    </w:rPr>
+                  </w:pPr>
+                  <w:r>
+                    <w:rPr>
+                      <w:rFonts w:hint="eastAsia" w:ascii="Arial" w:hAnsi="Arial" w:eastAsia="微软雅黑"/>
+                      <w:sz w:val="18"/>
+                      <w:szCs w:val="18"/>
+                    </w:rPr>
+                    <w:t>【</w:t>
+                  </w:r>
+                  <w:r>
+                    <w:rPr>
+                      <w:rFonts w:ascii="Arial" w:hAnsi="Arial" w:eastAsia="微软雅黑"/>
+                      <w:sz w:val="18"/>
+                      <w:szCs w:val="18"/>
+                    </w:rPr>
+                    <w:t>G</w:t>
+                  </w:r>
+                  <w:r>
+                    <w:rPr>
+                      <w:rFonts w:hint="eastAsia" w:ascii="Arial" w:hAnsi="Arial" w:eastAsia="微软雅黑"/>
+                      <w:sz w:val="18"/>
+                      <w:szCs w:val="18"/>
+                    </w:rPr>
+                    <w:t>】</w:t>
+                  </w:r>
+                </w:p>
+              </w:tc>
+              <w:tc>
+                <w:tcPr>
+                  <w:tcW w:w="9959" w:type="dxa"/>
+                  <w:gridSpan w:val="2"/>
+                  <w:noWrap w:val="0"/>
+                  <w:vAlign w:val="top"/>
+                </w:tcPr>
+                <w:p>
+                  <w:pPr>
+                    <w:spacing w:after="0" w:line="240" w:lineRule="exact"/>
+                    <w:jc w:val="left"/>
+                    <w:rPr>
+                      <w:rFonts w:ascii="Arial" w:hAnsi="Arial" w:eastAsia="微软雅黑" w:cs="Arial"/>
+                      <w:sz w:val="18"/>
+                      <w:szCs w:val="18"/>
+                    </w:rPr>
+                  </w:pPr>
+                  <w:r>
+                    <w:rPr>
+                      <w:rFonts w:ascii="Arial" w:hAnsi="Arial" w:eastAsia="微软雅黑" w:cs="Arial"/>
+                      <w:sz w:val="18"/>
+                      <w:szCs w:val="18"/>
+                    </w:rPr>
+                    <w:t>欧盟水保护指令中优先物质清单</w:t>
+                  </w:r>
+                </w:p>
+              </w:tc>
+            </w:tr>
+            <w:tr>
+              <w:trPr>
+                <w:wBefore w:w="0" w:type="dxa"/>
+              </w:trPr>
+              <w:tc>
+                <w:tcPr>
+                  <w:tcW w:w="706" w:type="dxa"/>
+                  <w:noWrap w:val="0"/>
+                  <w:vAlign w:val="top"/>
+                </w:tcPr>
+                <w:p>
+                  <w:pPr>
+                    <w:spacing w:after="0" w:line="240" w:lineRule="exact"/>
+                    <w:jc w:val="left"/>
+                    <w:rPr>
+                      <w:rFonts w:ascii="Arial" w:hAnsi="Arial" w:eastAsia="微软雅黑"/>
+                      <w:sz w:val="18"/>
+                      <w:szCs w:val="18"/>
+                    </w:rPr>
+                  </w:pPr>
+                  <w:r>
+                    <w:rPr>
+                      <w:rFonts w:hint="eastAsia" w:ascii="Arial" w:hAnsi="Arial" w:eastAsia="微软雅黑"/>
+                      <w:b/>
+                      <w:sz w:val="18"/>
+                      <w:szCs w:val="18"/>
+                    </w:rPr>
+                    <w:t>注：</w:t>
+                  </w:r>
+                </w:p>
+              </w:tc>
+              <w:tc>
+                <w:tcPr>
+                  <w:tcW w:w="9959" w:type="dxa"/>
+                  <w:gridSpan w:val="2"/>
+                  <w:noWrap w:val="0"/>
+                  <w:vAlign w:val="top"/>
+                </w:tcPr>
+                <w:p>
+                  <w:pPr>
+                    <w:spacing w:after="0" w:line="240" w:lineRule="exact"/>
+                    <w:jc w:val="left"/>
+                    <w:rPr>
+                      <w:rFonts w:ascii="Arial" w:hAnsi="Arial" w:eastAsia="微软雅黑" w:cs="Arial"/>
+                      <w:sz w:val="18"/>
+                      <w:szCs w:val="18"/>
+                    </w:rPr>
+                  </w:pPr>
+                </w:p>
+              </w:tc>
+            </w:tr>
+            <w:tr>
+              <w:trPr>
+                <w:wBefore w:w="0" w:type="dxa"/>
+              </w:trPr>
+              <w:tc>
+                <w:tcPr>
+                  <w:tcW w:w="706" w:type="dxa"/>
+                  <w:noWrap w:val="0"/>
+                  <w:vAlign w:val="top"/>
+                </w:tcPr>
+                <w:p>
+                  <w:pPr>
+                    <w:spacing w:after="0" w:line="240" w:lineRule="exact"/>
+                    <w:jc w:val="left"/>
+                    <w:rPr>
+                      <w:rFonts w:ascii="Arial" w:hAnsi="Arial" w:eastAsia="微软雅黑"/>
+                      <w:b/>
+                      <w:sz w:val="18"/>
+                      <w:szCs w:val="18"/>
+                    </w:rPr>
+                  </w:pPr>
+                </w:p>
+              </w:tc>
+              <w:tc>
+                <w:tcPr>
+                  <w:tcW w:w="567" w:type="dxa"/>
+                  <w:noWrap w:val="0"/>
+                  <w:vAlign w:val="top"/>
+                </w:tcPr>
+                <w:p>
+                  <w:pPr>
+                    <w:spacing w:after="0" w:line="240" w:lineRule="exact"/>
+                    <w:jc w:val="right"/>
+                    <w:rPr>
+                      <w:rFonts w:ascii="Arial" w:hAnsi="Arial" w:eastAsia="微软雅黑"/>
+                      <w:b/>
+                      <w:sz w:val="18"/>
+                      <w:szCs w:val="18"/>
+                    </w:rPr>
+                  </w:pPr>
+                  <w:r>
+                    <w:rPr>
+                      <w:rFonts w:ascii="Arial" w:hAnsi="Arial" w:eastAsia="微软雅黑"/>
+                      <w:sz w:val="18"/>
+                      <w:szCs w:val="18"/>
+                    </w:rPr>
+                    <w:t>“√”</w:t>
+                  </w:r>
+                </w:p>
+              </w:tc>
+              <w:tc>
+                <w:tcPr>
+                  <w:tcW w:w="9392" w:type="dxa"/>
+                  <w:noWrap w:val="0"/>
+                  <w:vAlign w:val="top"/>
+                </w:tcPr>
+                <w:p>
+                  <w:pPr>
+                    <w:spacing w:after="0" w:line="240" w:lineRule="exact"/>
+                    <w:jc w:val="left"/>
+                    <w:rPr>
+                      <w:rFonts w:ascii="Arial" w:hAnsi="Arial" w:eastAsia="微软雅黑"/>
+                      <w:b/>
+                      <w:sz w:val="18"/>
+                      <w:szCs w:val="18"/>
+                    </w:rPr>
+                  </w:pPr>
+                  <w:r>
+                    <w:rPr>
+                      <w:rFonts w:hint="eastAsia" w:ascii="Arial" w:hAnsi="Arial" w:eastAsia="微软雅黑" w:cs="Arial"/>
+                      <w:sz w:val="18"/>
+                      <w:szCs w:val="18"/>
+                    </w:rPr>
+                    <w:t>表示该物质列入法规</w:t>
+                  </w:r>
+                </w:p>
+              </w:tc>
+            </w:tr>
+            <w:tr>
+              <w:trPr>
+                <w:wBefore w:w="0" w:type="dxa"/>
+              </w:trPr>
+              <w:tc>
+                <w:tcPr>
+                  <w:tcW w:w="706" w:type="dxa"/>
+                  <w:noWrap w:val="0"/>
+                  <w:vAlign w:val="top"/>
+                </w:tcPr>
+                <w:p>
+                  <w:pPr>
+                    <w:spacing w:after="0" w:line="240" w:lineRule="exact"/>
+                    <w:jc w:val="left"/>
+                    <w:rPr>
+                      <w:rFonts w:ascii="Arial" w:hAnsi="Arial" w:eastAsia="微软雅黑"/>
+                      <w:b/>
+                      <w:sz w:val="18"/>
+                      <w:szCs w:val="18"/>
+                    </w:rPr>
+                  </w:pPr>
+                </w:p>
+              </w:tc>
+              <w:tc>
+                <w:tcPr>
+                  <w:tcW w:w="567" w:type="dxa"/>
+                  <w:noWrap w:val="0"/>
+                  <w:vAlign w:val="top"/>
+                </w:tcPr>
+                <w:p>
+                  <w:pPr>
+                    <w:spacing w:after="0" w:line="240" w:lineRule="exact"/>
+                    <w:jc w:val="right"/>
+                    <w:rPr>
+                      <w:rFonts w:ascii="Arial" w:hAnsi="Arial" w:eastAsia="微软雅黑"/>
+                      <w:b/>
+                      <w:sz w:val="18"/>
+                      <w:szCs w:val="18"/>
+                    </w:rPr>
+                  </w:pPr>
+                  <w:r>
+                    <w:rPr>
+                      <w:rFonts w:ascii="Arial" w:hAnsi="Arial" w:eastAsia="微软雅黑"/>
+                      <w:sz w:val="18"/>
+                      <w:szCs w:val="18"/>
+                    </w:rPr>
+                    <w:t>“×”</w:t>
+                  </w:r>
+                </w:p>
+              </w:tc>
+              <w:tc>
+                <w:tcPr>
+                  <w:tcW w:w="9392" w:type="dxa"/>
+                  <w:noWrap w:val="0"/>
+                  <w:vAlign w:val="top"/>
+                </w:tcPr>
+                <w:p>
+                  <w:pPr>
+                    <w:spacing w:after="0" w:line="240" w:lineRule="exact"/>
+                    <w:jc w:val="left"/>
+                    <w:rPr>
+                      <w:rFonts w:ascii="Arial" w:hAnsi="Arial" w:eastAsia="微软雅黑"/>
+                      <w:b/>
+                      <w:sz w:val="18"/>
+                      <w:szCs w:val="18"/>
+                    </w:rPr>
+                  </w:pPr>
+                  <w:r>
+                    <w:rPr>
+                      <w:rFonts w:hint="eastAsia" w:ascii="Arial" w:hAnsi="Arial" w:eastAsia="微软雅黑" w:cs="Arial"/>
+                      <w:sz w:val="18"/>
+                      <w:szCs w:val="18"/>
+                    </w:rPr>
+                    <w:t>表示暂无资料或未列入法规</w:t>
+                  </w:r>
+                </w:p>
+              </w:tc>
+            </w:tr>
+          </w:tbl>
+          <w:p>
+            <w:pPr>
+              <w:spacing w:after="0" w:line="60" w:lineRule="exact"/>
+              <w:jc w:val="left"/>
+              <w:rPr>
+                <w:rFonts w:ascii="Arial" w:hAnsi="Arial" w:eastAsia="微软雅黑"/>
+                <w:sz w:val="20"/>
+              </w:rPr>
+            </w:pPr>
           </w:p>
         </w:tc>
       </w:tr>
@@ -17595,7 +23565,33 @@
                 <w:sz w:val="20"/>
                 <w:lang w:val="en-US" w:eastAsia="zh-CN"/>
               </w:rPr>
-              <w:t xml:space="preserve">{{+第16部分 其他信息.编制日期}}</w:t>
+              <w:t>{{第16部分 其他信息.编制日期}}</w:t>
+            </w:r>
+            <w:r>
+              <w:rPr>
+                <w:rFonts w:hint="eastAsia" w:ascii="Arial" w:hAnsi="Arial" w:eastAsia="微软雅黑"/>
+                <w:sz w:val="20"/>
+              </w:rPr>
+            </w:r>
+            <w:r>
+              <w:rPr>
+                <w:rFonts w:hint="eastAsia" w:ascii="Arial" w:hAnsi="Arial" w:eastAsia="微软雅黑"/>
+                <w:sz w:val="20"/>
+                <w:lang w:val="en-US" w:eastAsia="zh-CN"/>
+              </w:rPr>
+            </w:r>
+            <w:r>
+              <w:rPr>
+                <w:rFonts w:hint="eastAsia" w:ascii="Arial" w:hAnsi="Arial" w:eastAsia="微软雅黑"/>
+                <w:sz w:val="20"/>
+              </w:rPr>
+            </w:r>
+            <w:r>
+              <w:rPr>
+                <w:rFonts w:hint="eastAsia" w:ascii="Arial" w:hAnsi="Arial" w:eastAsia="微软雅黑"/>
+                <w:sz w:val="20"/>
+                <w:lang w:val="en-US" w:eastAsia="zh-CN"/>
+              </w:rPr>
             </w:r>
           </w:p>
         </w:tc>
@@ -17675,7 +23671,33 @@
                 <w:sz w:val="20"/>
                 <w:lang w:val="en-US" w:eastAsia="zh-CN"/>
               </w:rPr>
-              <w:t xml:space="preserve">{{+第16部分 其他信息.修订日期}}</w:t>
+              <w:t>{{第16部分 其他信息.修订日期}}</w:t>
+            </w:r>
+            <w:r>
+              <w:rPr>
+                <w:rFonts w:hint="eastAsia" w:ascii="Arial" w:hAnsi="Arial" w:eastAsia="微软雅黑"/>
+                <w:sz w:val="20"/>
+              </w:rPr>
+            </w:r>
+            <w:r>
+              <w:rPr>
+                <w:rFonts w:hint="eastAsia" w:ascii="Arial" w:hAnsi="Arial" w:eastAsia="微软雅黑"/>
+                <w:sz w:val="20"/>
+                <w:lang w:val="en-US" w:eastAsia="zh-CN"/>
+              </w:rPr>
+            </w:r>
+            <w:r>
+              <w:rPr>
+                <w:rFonts w:hint="eastAsia" w:ascii="Arial" w:hAnsi="Arial" w:eastAsia="微软雅黑"/>
+                <w:sz w:val="20"/>
+              </w:rPr>
+            </w:r>
+            <w:r>
+              <w:rPr>
+                <w:rFonts w:hint="eastAsia" w:ascii="Arial" w:hAnsi="Arial" w:eastAsia="微软雅黑"/>
+                <w:sz w:val="20"/>
+                <w:lang w:val="en-US" w:eastAsia="zh-CN"/>
+              </w:rPr>
             </w:r>
           </w:p>
         </w:tc>
@@ -17754,7 +23776,7 @@
                 <w:rFonts w:hint="eastAsia" w:ascii="Arial" w:hAnsi="Arial" w:eastAsia="微软雅黑"/>
                 <w:sz w:val="20"/>
               </w:rPr>
-              <w:t xml:space="preserve">{{+第16部分 其他信息.修订原因}}</w:t>
+              <w:t>{{第16部分 其他信息.修订原因}}</w:t>
             </w:r>
           </w:p>
         </w:tc>
@@ -20564,7 +26586,7 @@
           <w:rFonts w:hint="eastAsia" w:ascii="Arial" w:hAnsi="Arial" w:eastAsia="微软雅黑"/>
           <w:sz w:val="20"/>
         </w:rPr>
-        <w:t xml:space="preserve">{{+第16部分 其他信息.免责声明}}</w:t>
+        <w:t>{{第16部分 其他信息.免责声明}}</w:t>
       </w:r>
     </w:p>
     <w:sectPr>
